--- a/worksheets/PR_L07_Lists_Worksheet.docx
+++ b/worksheets/PR_L07_Lists_Worksheet.docx
@@ -59,7 +59,7 @@
                 <w:sz w:val="38"/>
                 <w:szCs w:val="38"/>
               </w:rPr>
-              <w:t xml:space="preserve">One-dimensional arrays</w:t>
+              <w:t xml:space="preserve">Lists</w:t>
             </w:r>
           </w:p>
           <w:p>
@@ -340,7 +340,7 @@
                 <w:sz w:val="21"/>
                 <w:szCs w:val="21"/>
               </w:rPr>
-              <w:t xml:space="preserve"> you tap the badge.</w:t>
+              <w:t xml:space="preserve"> you start the programs.</w:t>
             </w:r>
           </w:p>
           <w:p>
@@ -363,7 +363,7 @@
                 <w:sz w:val="21"/>
                 <w:szCs w:val="21"/>
               </w:rPr>
-              <w:t xml:space="preserve">Tap the badge and answer the questions on screen. Your first answer is the one that counts.</w:t>
+              <w:t xml:space="preserve">Plan the task on this sheet, then write the program in the editor and press Run to try it.</w:t>
             </w:r>
           </w:p>
           <w:p>
@@ -386,77 +386,30 @@
                 <w:sz w:val="21"/>
                 <w:szCs w:val="21"/>
               </w:rPr>
-              <w:t xml:space="preserve">When the score screen appears, copy your score into the yellow box straight away.</w:t>
+              <w:t xml:space="preserve">Press Check to mark it. You can change your program and check again as often as you like - your best mark is the one that is kept.</w:t>
             </w:r>
           </w:p>
           <w:p>
             <w:pPr>
-              <w:spacing w:after="60" w:before="160"/>
+              <w:spacing w:after="60" w:before="60"/>
             </w:pPr>
             <w:r>
               <w:rPr>
                 <w:rFonts w:ascii="Arial" w:cs="Arial" w:eastAsia="Arial" w:hAnsi="Arial"/>
                 <w:b/>
                 <w:bCs/>
-                <w:color w:val="1C2C4A"/>
                 <w:sz w:val="21"/>
                 <w:szCs w:val="21"/>
               </w:rPr>
-              <w:t xml:space="preserve">By the end of the lesson I will:</w:t>
-            </w:r>
-          </w:p>
-          <w:p>
-            <w:pPr>
-              <w:pStyle w:val="ListParagraph"/>
-              <w:numPr>
-                <w:ilvl w:val="0"/>
-                <w:numId w:val="2"/>
-              </w:numPr>
-              <w:spacing w:after="20" w:before="20"/>
-            </w:pPr>
+              <w:t xml:space="preserve">5.  </w:t>
+            </w:r>
             <w:r>
               <w:rPr>
                 <w:rFonts w:ascii="Arial" w:cs="Arial" w:eastAsia="Arial" w:hAnsi="Arial"/>
                 <w:sz w:val="21"/>
                 <w:szCs w:val="21"/>
               </w:rPr>
-              <w:t xml:space="preserve">know how to create a list and read one item out of it by its index</w:t>
-            </w:r>
-          </w:p>
-          <w:p>
-            <w:pPr>
-              <w:pStyle w:val="ListParagraph"/>
-              <w:numPr>
-                <w:ilvl w:val="0"/>
-                <w:numId w:val="2"/>
-              </w:numPr>
-              <w:spacing w:after="20" w:before="20"/>
-            </w:pPr>
-            <w:r>
-              <w:rPr>
-                <w:rFonts w:ascii="Arial" w:cs="Arial" w:eastAsia="Arial" w:hAnsi="Arial"/>
-                <w:sz w:val="21"/>
-                <w:szCs w:val="21"/>
-              </w:rPr>
-              <w:t xml:space="preserve">understand how to traverse a list in order to total, count or compare its items</w:t>
-            </w:r>
-          </w:p>
-          <w:p>
-            <w:pPr>
-              <w:pStyle w:val="ListParagraph"/>
-              <w:numPr>
-                <w:ilvl w:val="0"/>
-                <w:numId w:val="2"/>
-              </w:numPr>
-              <w:spacing w:after="20" w:before="20"/>
-            </w:pPr>
-            <w:r>
-              <w:rPr>
-                <w:rFonts w:ascii="Arial" w:cs="Arial" w:eastAsia="Arial" w:hAnsi="Arial"/>
-                <w:sz w:val="21"/>
-                <w:szCs w:val="21"/>
-              </w:rPr>
-              <w:t xml:space="preserve">know how to add an item onto a list and how to take one out again</w:t>
+              <w:t xml:space="preserve">Read the tests that failed: each one says what was expected and what your program printed.</w:t>
             </w:r>
           </w:p>
         </w:tc>
@@ -540,7 +493,7 @@
                 <w:sz w:val="21"/>
                 <w:szCs w:val="21"/>
               </w:rPr>
-              <w:t xml:space="preserve">The list shelf holds Nails, Screws, Bolts and Nuts, in that order. Write down what shelf[0], shelf[3] and len(shelf) each give, and the index of the last item.</w:t>
+              <w:t xml:space="preserve">The list words holds red, blue, green and teal, in that order. Write down what words[0], words[3] and len(words) each give, and the index of the last item.</w:t>
             </w:r>
           </w:p>
           <w:tbl>
@@ -1401,7 +1354,7 @@
                 <w:sz w:val="21"/>
                 <w:szCs w:val="21"/>
               </w:rPr>
-              <w:t xml:space="preserve">The exam calls these arrays. Python calls them lists, and unlike an array they can grow and shrink.</w:t>
+              <w:t xml:space="preserve">The exam calls these arrays, but a Python list is different in one way: it can...</w:t>
             </w:r>
           </w:p>
           <w:tbl>
@@ -1960,7 +1913,7 @@
                       <w:sz w:val="21"/>
                       <w:szCs w:val="21"/>
                     </w:rPr>
-                    <w:t xml:space="preserve">Ask the user for how many whole numbers there are. Then ask for that many whole numbers, one on each line. Store them in a list. Display the list itself, in the form [8, 3, 5].</w:t>
+                    <w:t xml:space="preserve">Ask the user for three words, one on each line. Then ask for three whole numbers, one on each line. Make a list of the three words. Make a second list of the three numbers. Display the list of words, in the form ['red', 'blue', 'grey']. Then display the list of numbers on the next line, in the form [8, 3, 5].</w:t>
                   </w:r>
                 </w:p>
               </w:tc>
@@ -2287,7 +2240,7 @@
                 <w:sz w:val="21"/>
                 <w:szCs w:val="21"/>
               </w:rPr>
-              <w:t xml:space="preserve">Counting from 0 means an index is the number of items you step over to reach it.</w:t>
+              <w:t xml:space="preserve">Counting from 0 means an index is the number of items you have to step over to...</w:t>
             </w:r>
           </w:p>
           <w:tbl>
@@ -2367,7 +2320,7 @@
                 <w:sz w:val="21"/>
                 <w:szCs w:val="21"/>
               </w:rPr>
-              <w:t xml:space="preserve">Which index holds the last of seven scores?</w:t>
+              <w:t xml:space="preserve">Which index holds the last of seven values?</w:t>
             </w:r>
           </w:p>
           <w:tbl>
@@ -3173,7 +3126,7 @@
                 <w:sz w:val="21"/>
                 <w:szCs w:val="21"/>
               </w:rPr>
-              <w:t xml:space="preserve">Going through every item of a list in turn is called traversing it.</w:t>
+              <w:t xml:space="preserve">Going through every item of a list in turn is called...</w:t>
             </w:r>
           </w:p>
           <w:tbl>
@@ -4059,7 +4012,7 @@
                 <w:sz w:val="21"/>
                 <w:szCs w:val="21"/>
               </w:rPr>
-              <w:t xml:space="preserve">pop() hands the removed item back, so it can be used as well as deleted.</w:t>
+              <w:t xml:space="preserve">pop() does two jobs at once: it takes the item out and it also...</w:t>
             </w:r>
           </w:p>
           <w:tbl>
@@ -4139,7 +4092,7 @@
                 <w:sz w:val="21"/>
                 <w:szCs w:val="21"/>
               </w:rPr>
-              <w:t xml:space="preserve">What is the difference between remove("Ada") and pop(0)?</w:t>
+              <w:t xml:space="preserve">What is the difference between remove("red") and pop(0)?</w:t>
             </w:r>
           </w:p>
           <w:tbl>
@@ -4945,7 +4898,7 @@
                 <w:sz w:val="21"/>
                 <w:szCs w:val="21"/>
               </w:rPr>
-              <w:t xml:space="preserve">Dividing by len() on an empty list crashes, so check the list is not empty first.</w:t>
+              <w:t xml:space="preserve">Dividing by len() on an empty list crashes, so a robust program first checks the list is not...</w:t>
             </w:r>
           </w:p>
           <w:tbl>
@@ -5025,7 +4978,7 @@
                 <w:sz w:val="21"/>
                 <w:szCs w:val="21"/>
               </w:rPr>
-              <w:t xml:space="preserve">What should the highest-so-far start as, if the data could be negative?</w:t>
+              <w:t xml:space="preserve">What should the largest-so-far start as, if the values could be negative?</w:t>
             </w:r>
           </w:p>
           <w:tbl>
@@ -5831,7 +5784,7 @@
                 <w:sz w:val="21"/>
                 <w:szCs w:val="21"/>
               </w:rPr>
-              <w:t xml:space="preserve">Keeping the position of the best value as well as the value answers 'which one' as well as 'how much'.</w:t>
+              <w:t xml:space="preserve">Keeping the position of the largest value as well as the value itself answers which one as well as...</w:t>
             </w:r>
           </w:p>
           <w:tbl>
@@ -5911,7 +5864,7 @@
                 <w:sz w:val="21"/>
                 <w:szCs w:val="21"/>
               </w:rPr>
-              <w:t xml:space="preserve">Plan the variables needed to report on eight marks in a single pass.</w:t>
+              <w:t xml:space="preserve">How would you report both the largest value and where in the list it sits?</w:t>
             </w:r>
           </w:p>
           <w:tbl>
@@ -7638,7 +7591,7 @@
                 <w:sz w:val="21"/>
                 <w:szCs w:val="21"/>
               </w:rPr>
-              <w:t xml:space="preserve">a)  A loop over a list of six prices begins for i in range(1, 6). State which price is never looked at, and rewrite the line so that every price is included.  </w:t>
+              <w:t xml:space="preserve">a)  A loop over a list of six numbers begins for i in range(1, 6). State which item is never looked at, and rewrite the line so that every item is included.  </w:t>
             </w:r>
             <w:r>
               <w:rPr>
@@ -7827,7 +7780,7 @@
                 <w:sz w:val="21"/>
                 <w:szCs w:val="21"/>
               </w:rPr>
-              <w:t xml:space="preserve">b)  Write a program that reads 6 javelin throws in metres into a list, then prints the longest throw and the position it is stored at.  </w:t>
+              <w:t xml:space="preserve">b)  Write a program that reads seven whole numbers into a list, then prints the largest and the position it is stored at, without using max().  </w:t>
             </w:r>
             <w:r>
               <w:rPr>
@@ -8275,7 +8228,7 @@
                 <w:sz w:val="21"/>
                 <w:szCs w:val="21"/>
               </w:rPr>
-              <w:t xml:space="preserve">c)  Write a program that holds a list of five club members, removes a name the user types in, then prints the list and how many members are left.  </w:t>
+              <w:t xml:space="preserve">c)  Write a program that reads five words into a list, removes a word the user types in, then prints the words that are left and how many there are.  </w:t>
             </w:r>
             <w:r>
               <w:rPr>
@@ -9392,7 +9345,7 @@
         <w:sz w:val="16"/>
         <w:szCs w:val="16"/>
       </w:rPr>
-      <w:t xml:space="preserve">PY Lesson 7: One-dimensional arrays  |  Page </w:t>
+      <w:t xml:space="preserve">PY Lesson 7: Lists  |  Page </w:t>
     </w:r>
     <w:r>
       <w:rPr>
@@ -9547,12 +9500,6 @@
   </w:abstractNum>
   <w:num w:numId="1">
     <w:abstractNumId w:val="1"/>
-    <w:lvlOverride w:ilvl="0">
-      <w:startOverride w:val="1"/>
-    </w:lvlOverride>
-  </w:num>
-  <w:num w:numId="2">
-    <w:abstractNumId w:val="2"/>
     <w:lvlOverride w:ilvl="0">
       <w:startOverride w:val="1"/>
     </w:lvlOverride>

--- a/worksheets/PR_L07_Lists_Worksheet.docx
+++ b/worksheets/PR_L07_Lists_Worksheet.docx
@@ -363,7 +363,7 @@
                 <w:sz w:val="21"/>
                 <w:szCs w:val="21"/>
               </w:rPr>
-              <w:t xml:space="preserve">Plan the task on this sheet, then write the program in the editor and press Run to try it.</w:t>
+              <w:t xml:space="preserve">The What to do column says what each activity asks of you: run a program, say what it will display, change one thing, fill in a gap, fix a mistake, or write it yourself.</w:t>
             </w:r>
           </w:p>
           <w:p>
@@ -386,7 +386,7 @@
                 <w:sz w:val="21"/>
                 <w:szCs w:val="21"/>
               </w:rPr>
-              <w:t xml:space="preserve">Press Check to mark it. You can change your program and check again as often as you like - your best mark is the one that is kept.</w:t>
+              <w:t xml:space="preserve">Plan the ones you write on this sheet, then type the program in the editor and press Run to try it. Run never marks anything, so try things out freely.</w:t>
             </w:r>
           </w:p>
           <w:p>
@@ -409,7 +409,53 @@
                 <w:sz w:val="21"/>
                 <w:szCs w:val="21"/>
               </w:rPr>
-              <w:t xml:space="preserve">Read the tests that failed: each one says what was expected and what your program printed.</w:t>
+              <w:t xml:space="preserve">Press Check to mark it. You can change your program and check again as often as you like - your best mark is the one that is kept.</w:t>
+            </w:r>
+          </w:p>
+          <w:p>
+            <w:pPr>
+              <w:spacing w:after="60" w:before="60"/>
+            </w:pPr>
+            <w:r>
+              <w:rPr>
+                <w:rFonts w:ascii="Arial" w:cs="Arial" w:eastAsia="Arial" w:hAnsi="Arial"/>
+                <w:b/>
+                <w:bCs/>
+                <w:sz w:val="21"/>
+                <w:szCs w:val="21"/>
+              </w:rPr>
+              <w:t xml:space="preserve">6.  </w:t>
+            </w:r>
+            <w:r>
+              <w:rPr>
+                <w:rFonts w:ascii="Arial" w:cs="Arial" w:eastAsia="Arial" w:hAnsi="Arial"/>
+                <w:sz w:val="21"/>
+                <w:szCs w:val="21"/>
+              </w:rPr>
+              <w:t xml:space="preserve">Read the tests that failed: each one says what was expected and what your program displayed. If you are stuck, the Hint button gives you one step at a time.</w:t>
+            </w:r>
+          </w:p>
+          <w:p>
+            <w:pPr>
+              <w:spacing w:after="60" w:before="60"/>
+            </w:pPr>
+            <w:r>
+              <w:rPr>
+                <w:rFonts w:ascii="Arial" w:cs="Arial" w:eastAsia="Arial" w:hAnsi="Arial"/>
+                <w:b/>
+                <w:bCs/>
+                <w:sz w:val="21"/>
+                <w:szCs w:val="21"/>
+              </w:rPr>
+              <w:t xml:space="preserve">7.  </w:t>
+            </w:r>
+            <w:r>
+              <w:rPr>
+                <w:rFonts w:ascii="Arial" w:cs="Arial" w:eastAsia="Arial" w:hAnsi="Arial"/>
+                <w:sz w:val="21"/>
+                <w:szCs w:val="21"/>
+              </w:rPr>
+              <w:t xml:space="preserve">The activities marked Challenge are optional. Finish the rest of a station first, and come back to them if you have time.</w:t>
             </w:r>
           </w:p>
         </w:tc>
@@ -1540,12 +1586,12 @@
                 <w:sz w:val="21"/>
                 <w:szCs w:val="21"/>
               </w:rPr>
-              <w:t xml:space="preserve">Tick each one off as its tests pass in the editor</w:t>
+              <w:t xml:space="preserve">Tick each one off as you finish it in the editor</w:t>
             </w:r>
           </w:p>
           <w:tbl>
             <w:tblPr>
-              <w:tblW w:type="dxa" w:w="10026"/>
+              <w:tblW w:type="dxa" w:w="10024"/>
               <w:tblBorders>
                 <w:top w:val="single" w:color="auto" w:sz="4"/>
                 <w:left w:val="single" w:color="auto" w:sz="4"/>
@@ -1556,9 +1602,10 @@
               </w:tblBorders>
             </w:tblPr>
             <w:tblGrid>
-              <w:gridCol w:w="3342"/>
-              <w:gridCol w:w="3342"/>
-              <w:gridCol w:w="3342"/>
+              <w:gridCol w:w="2506"/>
+              <w:gridCol w:w="2506"/>
+              <w:gridCol w:w="2506"/>
+              <w:gridCol w:w="2506"/>
             </w:tblGrid>
             <w:tr>
               <w:trPr>
@@ -1567,7 +1614,7 @@
               </w:trPr>
               <w:tc>
                 <w:tcPr>
-                  <w:tcW w:type="dxa" w:w="3342"/>
+                  <w:tcW w:type="dxa" w:w="2506"/>
                   <w:tcBorders>
                     <w:top w:val="single" w:color="B7C2D1" w:sz="4"/>
                     <w:left w:val="single" w:color="B7C2D1" w:sz="4"/>
@@ -1595,13 +1642,13 @@
                       <w:sz w:val="20"/>
                       <w:szCs w:val="20"/>
                     </w:rPr>
-                    <w:t xml:space="preserve">Program</w:t>
-                  </w:r>
-                </w:p>
-              </w:tc>
-              <w:tc>
-                <w:tcPr>
-                  <w:tcW w:type="dxa" w:w="3342"/>
+                    <w:t xml:space="preserve">Activity</w:t>
+                  </w:r>
+                </w:p>
+              </w:tc>
+              <w:tc>
+                <w:tcPr>
+                  <w:tcW w:type="dxa" w:w="2506"/>
                   <w:tcBorders>
                     <w:top w:val="single" w:color="B7C2D1" w:sz="4"/>
                     <w:left w:val="single" w:color="B7C2D1" w:sz="4"/>
@@ -1629,13 +1676,47 @@
                       <w:sz w:val="20"/>
                       <w:szCs w:val="20"/>
                     </w:rPr>
+                    <w:t xml:space="preserve">What to do</w:t>
+                  </w:r>
+                </w:p>
+              </w:tc>
+              <w:tc>
+                <w:tcPr>
+                  <w:tcW w:type="dxa" w:w="2506"/>
+                  <w:tcBorders>
+                    <w:top w:val="single" w:color="B7C2D1" w:sz="4"/>
+                    <w:left w:val="single" w:color="B7C2D1" w:sz="4"/>
+                    <w:bottom w:val="single" w:color="B7C2D1" w:sz="4"/>
+                    <w:right w:val="single" w:color="B7C2D1" w:sz="4"/>
+                  </w:tcBorders>
+                  <w:shd w:fill="E6ECF5" w:color="auto" w:val="clear"/>
+                  <w:tcMar>
+                    <w:top w:type="dxa" w:w="80"/>
+                    <w:left w:type="dxa" w:w="120"/>
+                    <w:bottom w:type="dxa" w:w="80"/>
+                    <w:right w:type="dxa" w:w="120"/>
+                  </w:tcMar>
+                  <w:vAlign w:val="center"/>
+                </w:tcPr>
+                <w:p>
+                  <w:pPr>
+                    <w:spacing w:after="0" w:before="0"/>
+                  </w:pPr>
+                  <w:r>
+                    <w:rPr>
+                      <w:rFonts w:ascii="Arial" w:cs="Arial" w:eastAsia="Arial" w:hAnsi="Arial"/>
+                      <w:b/>
+                      <w:bCs/>
+                      <w:sz w:val="20"/>
+                      <w:szCs w:val="20"/>
+                    </w:rPr>
                     <w:t xml:space="preserve">Marks</w:t>
                   </w:r>
                 </w:p>
               </w:tc>
               <w:tc>
                 <w:tcPr>
-                  <w:tcW w:type="dxa" w:w="3342"/>
+                  <w:tcW w:type="dxa" w:w="2506"/>
                   <w:tcBorders>
                     <w:top w:val="single" w:color="B7C2D1" w:sz="4"/>
                     <w:left w:val="single" w:color="B7C2D1" w:sz="4"/>
@@ -1675,73 +1756,107 @@
               </w:trPr>
               <w:tc>
                 <w:tcPr>
-                  <w:tcW w:type="dxa" w:w="3342"/>
-                  <w:tcBorders>
-                    <w:top w:val="single" w:color="B7C2D1" w:sz="4"/>
-                    <w:left w:val="single" w:color="B7C2D1" w:sz="4"/>
-                    <w:bottom w:val="single" w:color="B7C2D1" w:sz="4"/>
-                    <w:right w:val="single" w:color="B7C2D1" w:sz="4"/>
-                  </w:tcBorders>
-                  <w:shd w:fill="FFFFFF" w:color="auto" w:val="clear"/>
-                  <w:tcMar>
-                    <w:top w:type="dxa" w:w="80"/>
-                    <w:left w:type="dxa" w:w="120"/>
-                    <w:bottom w:type="dxa" w:w="80"/>
-                    <w:right w:type="dxa" w:w="120"/>
-                  </w:tcMar>
-                  <w:vAlign w:val="center"/>
-                </w:tcPr>
-                <w:p>
-                  <w:pPr>
-                    <w:spacing w:after="0" w:before="0"/>
-                  </w:pPr>
-                  <w:r>
-                    <w:rPr>
-                      <w:rFonts w:ascii="Arial" w:cs="Arial" w:eastAsia="Arial" w:hAnsi="Arial"/>
-                      <w:sz w:val="21"/>
-                      <w:szCs w:val="21"/>
-                    </w:rPr>
-                    <w:t xml:space="preserve">Ask the user for five whole numbers, one on each line. Store them in a list. Display the list itself, in the form [8, 3, 5, 1, 9].</w:t>
-                  </w:r>
-                </w:p>
-              </w:tc>
-              <w:tc>
-                <w:tcPr>
-                  <w:tcW w:type="dxa" w:w="3342"/>
-                  <w:tcBorders>
-                    <w:top w:val="single" w:color="B7C2D1" w:sz="4"/>
-                    <w:left w:val="single" w:color="B7C2D1" w:sz="4"/>
-                    <w:bottom w:val="single" w:color="B7C2D1" w:sz="4"/>
-                    <w:right w:val="single" w:color="B7C2D1" w:sz="4"/>
-                  </w:tcBorders>
-                  <w:shd w:fill="FFFFFF" w:color="auto" w:val="clear"/>
-                  <w:tcMar>
-                    <w:top w:type="dxa" w:w="80"/>
-                    <w:left w:type="dxa" w:w="120"/>
-                    <w:bottom w:type="dxa" w:w="80"/>
-                    <w:right w:type="dxa" w:w="120"/>
-                  </w:tcMar>
-                  <w:vAlign w:val="center"/>
-                </w:tcPr>
-                <w:p>
-                  <w:pPr>
-                    <w:spacing w:after="0" w:before="0"/>
-                  </w:pPr>
-                  <w:r>
-                    <w:rPr>
-                      <w:rFonts w:ascii="Arial" w:cs="Arial" w:eastAsia="Arial" w:hAnsi="Arial"/>
-                      <w:b w:val="false"/>
-                      <w:bCs w:val="false"/>
-                      <w:sz w:val="21"/>
-                      <w:szCs w:val="21"/>
-                    </w:rPr>
-                    <w:t xml:space="preserve">2</w:t>
-                  </w:r>
-                </w:p>
-              </w:tc>
-              <w:tc>
-                <w:tcPr>
-                  <w:tcW w:type="dxa" w:w="3342"/>
+                  <w:tcW w:type="dxa" w:w="2506"/>
+                  <w:tcBorders>
+                    <w:top w:val="single" w:color="B7C2D1" w:sz="4"/>
+                    <w:left w:val="single" w:color="B7C2D1" w:sz="4"/>
+                    <w:bottom w:val="single" w:color="B7C2D1" w:sz="4"/>
+                    <w:right w:val="single" w:color="B7C2D1" w:sz="4"/>
+                  </w:tcBorders>
+                  <w:shd w:fill="FFFFFF" w:color="auto" w:val="clear"/>
+                  <w:tcMar>
+                    <w:top w:type="dxa" w:w="80"/>
+                    <w:left w:type="dxa" w:w="120"/>
+                    <w:bottom w:type="dxa" w:w="80"/>
+                    <w:right w:type="dxa" w:w="120"/>
+                  </w:tcMar>
+                  <w:vAlign w:val="center"/>
+                </w:tcPr>
+                <w:p>
+                  <w:pPr>
+                    <w:spacing w:after="0" w:before="0"/>
+                  </w:pPr>
+                  <w:r>
+                    <w:rPr>
+                      <w:rFonts w:ascii="Arial" w:cs="Arial" w:eastAsia="Arial" w:hAnsi="Arial"/>
+                      <w:sz w:val="21"/>
+                      <w:szCs w:val="21"/>
+                    </w:rPr>
+                    <w:t xml:space="preserve">Press Run. The program keeps three words in one variable.</w:t>
+                  </w:r>
+                </w:p>
+              </w:tc>
+              <w:tc>
+                <w:tcPr>
+                  <w:tcW w:type="dxa" w:w="2506"/>
+                  <w:tcBorders>
+                    <w:top w:val="single" w:color="B7C2D1" w:sz="4"/>
+                    <w:left w:val="single" w:color="B7C2D1" w:sz="4"/>
+                    <w:bottom w:val="single" w:color="B7C2D1" w:sz="4"/>
+                    <w:right w:val="single" w:color="B7C2D1" w:sz="4"/>
+                  </w:tcBorders>
+                  <w:shd w:fill="FFFFFF" w:color="auto" w:val="clear"/>
+                  <w:tcMar>
+                    <w:top w:type="dxa" w:w="80"/>
+                    <w:left w:type="dxa" w:w="120"/>
+                    <w:bottom w:type="dxa" w:w="80"/>
+                    <w:right w:type="dxa" w:w="120"/>
+                  </w:tcMar>
+                  <w:vAlign w:val="center"/>
+                </w:tcPr>
+                <w:p>
+                  <w:pPr>
+                    <w:spacing w:after="0" w:before="0"/>
+                  </w:pPr>
+                  <w:r>
+                    <w:rPr>
+                      <w:rFonts w:ascii="Arial" w:cs="Arial" w:eastAsia="Arial" w:hAnsi="Arial"/>
+                      <w:b w:val="false"/>
+                      <w:bCs w:val="false"/>
+                      <w:sz w:val="21"/>
+                      <w:szCs w:val="21"/>
+                    </w:rPr>
+                    <w:t xml:space="preserve">Run it</w:t>
+                  </w:r>
+                </w:p>
+              </w:tc>
+              <w:tc>
+                <w:tcPr>
+                  <w:tcW w:type="dxa" w:w="2506"/>
+                  <w:tcBorders>
+                    <w:top w:val="single" w:color="B7C2D1" w:sz="4"/>
+                    <w:left w:val="single" w:color="B7C2D1" w:sz="4"/>
+                    <w:bottom w:val="single" w:color="B7C2D1" w:sz="4"/>
+                    <w:right w:val="single" w:color="B7C2D1" w:sz="4"/>
+                  </w:tcBorders>
+                  <w:shd w:fill="FFFFFF" w:color="auto" w:val="clear"/>
+                  <w:tcMar>
+                    <w:top w:type="dxa" w:w="80"/>
+                    <w:left w:type="dxa" w:w="120"/>
+                    <w:bottom w:type="dxa" w:w="80"/>
+                    <w:right w:type="dxa" w:w="120"/>
+                  </w:tcMar>
+                  <w:vAlign w:val="center"/>
+                </w:tcPr>
+                <w:p>
+                  <w:pPr>
+                    <w:spacing w:after="0" w:before="0"/>
+                  </w:pPr>
+                  <w:r>
+                    <w:rPr>
+                      <w:rFonts w:ascii="Arial" w:cs="Arial" w:eastAsia="Arial" w:hAnsi="Arial"/>
+                      <w:b w:val="false"/>
+                      <w:bCs w:val="false"/>
+                      <w:sz w:val="21"/>
+                      <w:szCs w:val="21"/>
+                    </w:rPr>
+                    <w:t xml:space="preserve">1</w:t>
+                  </w:r>
+                </w:p>
+              </w:tc>
+              <w:tc>
+                <w:tcPr>
+                  <w:tcW w:type="dxa" w:w="2506"/>
                   <w:tcBorders>
                     <w:top w:val="single" w:color="B7C2D1" w:sz="4"/>
                     <w:left w:val="single" w:color="B7C2D1" w:sz="4"/>
@@ -1781,73 +1896,107 @@
               </w:trPr>
               <w:tc>
                 <w:tcPr>
-                  <w:tcW w:type="dxa" w:w="3342"/>
-                  <w:tcBorders>
-                    <w:top w:val="single" w:color="B7C2D1" w:sz="4"/>
-                    <w:left w:val="single" w:color="B7C2D1" w:sz="4"/>
-                    <w:bottom w:val="single" w:color="B7C2D1" w:sz="4"/>
-                    <w:right w:val="single" w:color="B7C2D1" w:sz="4"/>
-                  </w:tcBorders>
-                  <w:shd w:fill="FFFFFF" w:color="auto" w:val="clear"/>
-                  <w:tcMar>
-                    <w:top w:type="dxa" w:w="80"/>
-                    <w:left w:type="dxa" w:w="120"/>
-                    <w:bottom w:type="dxa" w:w="80"/>
-                    <w:right w:type="dxa" w:w="120"/>
-                  </w:tcMar>
-                  <w:vAlign w:val="center"/>
-                </w:tcPr>
-                <w:p>
-                  <w:pPr>
-                    <w:spacing w:after="0" w:before="0"/>
-                  </w:pPr>
-                  <w:r>
-                    <w:rPr>
-                      <w:rFonts w:ascii="Arial" w:cs="Arial" w:eastAsia="Arial" w:hAnsi="Arial"/>
-                      <w:sz w:val="21"/>
-                      <w:szCs w:val="21"/>
-                    </w:rPr>
-                    <w:t xml:space="preserve">Ask the user for five words, one on each line. Store them in a list. Display the list itself, in the form ['red', 'blue', 'green', 'teal', 'grey'].</w:t>
-                  </w:r>
-                </w:p>
-              </w:tc>
-              <w:tc>
-                <w:tcPr>
-                  <w:tcW w:type="dxa" w:w="3342"/>
-                  <w:tcBorders>
-                    <w:top w:val="single" w:color="B7C2D1" w:sz="4"/>
-                    <w:left w:val="single" w:color="B7C2D1" w:sz="4"/>
-                    <w:bottom w:val="single" w:color="B7C2D1" w:sz="4"/>
-                    <w:right w:val="single" w:color="B7C2D1" w:sz="4"/>
-                  </w:tcBorders>
-                  <w:shd w:fill="FFFFFF" w:color="auto" w:val="clear"/>
-                  <w:tcMar>
-                    <w:top w:type="dxa" w:w="80"/>
-                    <w:left w:type="dxa" w:w="120"/>
-                    <w:bottom w:type="dxa" w:w="80"/>
-                    <w:right w:type="dxa" w:w="120"/>
-                  </w:tcMar>
-                  <w:vAlign w:val="center"/>
-                </w:tcPr>
-                <w:p>
-                  <w:pPr>
-                    <w:spacing w:after="0" w:before="0"/>
-                  </w:pPr>
-                  <w:r>
-                    <w:rPr>
-                      <w:rFonts w:ascii="Arial" w:cs="Arial" w:eastAsia="Arial" w:hAnsi="Arial"/>
-                      <w:b w:val="false"/>
-                      <w:bCs w:val="false"/>
-                      <w:sz w:val="21"/>
-                      <w:szCs w:val="21"/>
-                    </w:rPr>
-                    <w:t xml:space="preserve">2</w:t>
-                  </w:r>
-                </w:p>
-              </w:tc>
-              <w:tc>
-                <w:tcPr>
-                  <w:tcW w:type="dxa" w:w="3342"/>
+                  <w:tcW w:type="dxa" w:w="2506"/>
+                  <w:tcBorders>
+                    <w:top w:val="single" w:color="B7C2D1" w:sz="4"/>
+                    <w:left w:val="single" w:color="B7C2D1" w:sz="4"/>
+                    <w:bottom w:val="single" w:color="B7C2D1" w:sz="4"/>
+                    <w:right w:val="single" w:color="B7C2D1" w:sz="4"/>
+                  </w:tcBorders>
+                  <w:shd w:fill="FFFFFF" w:color="auto" w:val="clear"/>
+                  <w:tcMar>
+                    <w:top w:type="dxa" w:w="80"/>
+                    <w:left w:type="dxa" w:w="120"/>
+                    <w:bottom w:type="dxa" w:w="80"/>
+                    <w:right w:type="dxa" w:w="120"/>
+                  </w:tcMar>
+                  <w:vAlign w:val="center"/>
+                </w:tcPr>
+                <w:p>
+                  <w:pPr>
+                    <w:spacing w:after="0" w:before="0"/>
+                  </w:pPr>
+                  <w:r>
+                    <w:rPr>
+                      <w:rFonts w:ascii="Arial" w:cs="Arial" w:eastAsia="Arial" w:hAnsi="Arial"/>
+                      <w:sz w:val="21"/>
+                      <w:szCs w:val="21"/>
+                    </w:rPr>
+                    <w:t xml:space="preserve">What will this program display?</w:t>
+                  </w:r>
+                </w:p>
+              </w:tc>
+              <w:tc>
+                <w:tcPr>
+                  <w:tcW w:type="dxa" w:w="2506"/>
+                  <w:tcBorders>
+                    <w:top w:val="single" w:color="B7C2D1" w:sz="4"/>
+                    <w:left w:val="single" w:color="B7C2D1" w:sz="4"/>
+                    <w:bottom w:val="single" w:color="B7C2D1" w:sz="4"/>
+                    <w:right w:val="single" w:color="B7C2D1" w:sz="4"/>
+                  </w:tcBorders>
+                  <w:shd w:fill="FFFFFF" w:color="auto" w:val="clear"/>
+                  <w:tcMar>
+                    <w:top w:type="dxa" w:w="80"/>
+                    <w:left w:type="dxa" w:w="120"/>
+                    <w:bottom w:type="dxa" w:w="80"/>
+                    <w:right w:type="dxa" w:w="120"/>
+                  </w:tcMar>
+                  <w:vAlign w:val="center"/>
+                </w:tcPr>
+                <w:p>
+                  <w:pPr>
+                    <w:spacing w:after="0" w:before="0"/>
+                  </w:pPr>
+                  <w:r>
+                    <w:rPr>
+                      <w:rFonts w:ascii="Arial" w:cs="Arial" w:eastAsia="Arial" w:hAnsi="Arial"/>
+                      <w:b w:val="false"/>
+                      <w:bCs w:val="false"/>
+                      <w:sz w:val="21"/>
+                      <w:szCs w:val="21"/>
+                    </w:rPr>
+                    <w:t xml:space="preserve">Predict</w:t>
+                  </w:r>
+                </w:p>
+              </w:tc>
+              <w:tc>
+                <w:tcPr>
+                  <w:tcW w:type="dxa" w:w="2506"/>
+                  <w:tcBorders>
+                    <w:top w:val="single" w:color="B7C2D1" w:sz="4"/>
+                    <w:left w:val="single" w:color="B7C2D1" w:sz="4"/>
+                    <w:bottom w:val="single" w:color="B7C2D1" w:sz="4"/>
+                    <w:right w:val="single" w:color="B7C2D1" w:sz="4"/>
+                  </w:tcBorders>
+                  <w:shd w:fill="FFFFFF" w:color="auto" w:val="clear"/>
+                  <w:tcMar>
+                    <w:top w:type="dxa" w:w="80"/>
+                    <w:left w:type="dxa" w:w="120"/>
+                    <w:bottom w:type="dxa" w:w="80"/>
+                    <w:right w:type="dxa" w:w="120"/>
+                  </w:tcMar>
+                  <w:vAlign w:val="center"/>
+                </w:tcPr>
+                <w:p>
+                  <w:pPr>
+                    <w:spacing w:after="0" w:before="0"/>
+                  </w:pPr>
+                  <w:r>
+                    <w:rPr>
+                      <w:rFonts w:ascii="Arial" w:cs="Arial" w:eastAsia="Arial" w:hAnsi="Arial"/>
+                      <w:b w:val="false"/>
+                      <w:bCs w:val="false"/>
+                      <w:sz w:val="21"/>
+                      <w:szCs w:val="21"/>
+                    </w:rPr>
+                    <w:t xml:space="preserve">1</w:t>
+                  </w:r>
+                </w:p>
+              </w:tc>
+              <w:tc>
+                <w:tcPr>
+                  <w:tcW w:type="dxa" w:w="2506"/>
                   <w:tcBorders>
                     <w:top w:val="single" w:color="B7C2D1" w:sz="4"/>
                     <w:left w:val="single" w:color="B7C2D1" w:sz="4"/>
@@ -1887,39 +2036,633 @@
               </w:trPr>
               <w:tc>
                 <w:tcPr>
-                  <w:tcW w:type="dxa" w:w="3342"/>
-                  <w:tcBorders>
-                    <w:top w:val="single" w:color="B7C2D1" w:sz="4"/>
-                    <w:left w:val="single" w:color="B7C2D1" w:sz="4"/>
-                    <w:bottom w:val="single" w:color="B7C2D1" w:sz="4"/>
-                    <w:right w:val="single" w:color="B7C2D1" w:sz="4"/>
-                  </w:tcBorders>
-                  <w:shd w:fill="FFFFFF" w:color="auto" w:val="clear"/>
-                  <w:tcMar>
-                    <w:top w:type="dxa" w:w="80"/>
-                    <w:left w:type="dxa" w:w="120"/>
-                    <w:bottom w:type="dxa" w:w="80"/>
-                    <w:right w:type="dxa" w:w="120"/>
-                  </w:tcMar>
-                  <w:vAlign w:val="center"/>
-                </w:tcPr>
-                <w:p>
-                  <w:pPr>
-                    <w:spacing w:after="0" w:before="0"/>
-                  </w:pPr>
-                  <w:r>
-                    <w:rPr>
-                      <w:rFonts w:ascii="Arial" w:cs="Arial" w:eastAsia="Arial" w:hAnsi="Arial"/>
-                      <w:sz w:val="21"/>
-                      <w:szCs w:val="21"/>
-                    </w:rPr>
-                    <w:t xml:space="preserve">Ask the user for three words, one on each line. Then ask for three whole numbers, one on each line. Make a list of the three words. Make a second list of the three numbers. Display the list of words, in the form ['red', 'blue', 'grey']. Then display the list of numbers on the next line, in the form [8, 3, 5].</w:t>
-                  </w:r>
-                </w:p>
-              </w:tc>
-              <w:tc>
-                <w:tcPr>
-                  <w:tcW w:type="dxa" w:w="3342"/>
+                  <w:tcW w:type="dxa" w:w="2506"/>
+                  <w:tcBorders>
+                    <w:top w:val="single" w:color="B7C2D1" w:sz="4"/>
+                    <w:left w:val="single" w:color="B7C2D1" w:sz="4"/>
+                    <w:bottom w:val="single" w:color="B7C2D1" w:sz="4"/>
+                    <w:right w:val="single" w:color="B7C2D1" w:sz="4"/>
+                  </w:tcBorders>
+                  <w:shd w:fill="FFFFFF" w:color="auto" w:val="clear"/>
+                  <w:tcMar>
+                    <w:top w:type="dxa" w:w="80"/>
+                    <w:left w:type="dxa" w:w="120"/>
+                    <w:bottom w:type="dxa" w:w="80"/>
+                    <w:right w:type="dxa" w:w="120"/>
+                  </w:tcMar>
+                  <w:vAlign w:val="center"/>
+                </w:tcPr>
+                <w:p>
+                  <w:pPr>
+                    <w:spacing w:after="0" w:before="0"/>
+                  </w:pPr>
+                  <w:r>
+                    <w:rPr>
+                      <w:rFonts w:ascii="Arial" w:cs="Arial" w:eastAsia="Arial" w:hAnsi="Arial"/>
+                      <w:sz w:val="21"/>
+                      <w:szCs w:val="21"/>
+                    </w:rPr>
+                    <w:t xml:space="preserve">Change the list so the middle number is 4 instead of 7.</w:t>
+                  </w:r>
+                </w:p>
+              </w:tc>
+              <w:tc>
+                <w:tcPr>
+                  <w:tcW w:type="dxa" w:w="2506"/>
+                  <w:tcBorders>
+                    <w:top w:val="single" w:color="B7C2D1" w:sz="4"/>
+                    <w:left w:val="single" w:color="B7C2D1" w:sz="4"/>
+                    <w:bottom w:val="single" w:color="B7C2D1" w:sz="4"/>
+                    <w:right w:val="single" w:color="B7C2D1" w:sz="4"/>
+                  </w:tcBorders>
+                  <w:shd w:fill="FFFFFF" w:color="auto" w:val="clear"/>
+                  <w:tcMar>
+                    <w:top w:type="dxa" w:w="80"/>
+                    <w:left w:type="dxa" w:w="120"/>
+                    <w:bottom w:type="dxa" w:w="80"/>
+                    <w:right w:type="dxa" w:w="120"/>
+                  </w:tcMar>
+                  <w:vAlign w:val="center"/>
+                </w:tcPr>
+                <w:p>
+                  <w:pPr>
+                    <w:spacing w:after="0" w:before="0"/>
+                  </w:pPr>
+                  <w:r>
+                    <w:rPr>
+                      <w:rFonts w:ascii="Arial" w:cs="Arial" w:eastAsia="Arial" w:hAnsi="Arial"/>
+                      <w:b w:val="false"/>
+                      <w:bCs w:val="false"/>
+                      <w:sz w:val="21"/>
+                      <w:szCs w:val="21"/>
+                    </w:rPr>
+                    <w:t xml:space="preserve">Change it</w:t>
+                  </w:r>
+                </w:p>
+              </w:tc>
+              <w:tc>
+                <w:tcPr>
+                  <w:tcW w:type="dxa" w:w="2506"/>
+                  <w:tcBorders>
+                    <w:top w:val="single" w:color="B7C2D1" w:sz="4"/>
+                    <w:left w:val="single" w:color="B7C2D1" w:sz="4"/>
+                    <w:bottom w:val="single" w:color="B7C2D1" w:sz="4"/>
+                    <w:right w:val="single" w:color="B7C2D1" w:sz="4"/>
+                  </w:tcBorders>
+                  <w:shd w:fill="FFFFFF" w:color="auto" w:val="clear"/>
+                  <w:tcMar>
+                    <w:top w:type="dxa" w:w="80"/>
+                    <w:left w:type="dxa" w:w="120"/>
+                    <w:bottom w:type="dxa" w:w="80"/>
+                    <w:right w:type="dxa" w:w="120"/>
+                  </w:tcMar>
+                  <w:vAlign w:val="center"/>
+                </w:tcPr>
+                <w:p>
+                  <w:pPr>
+                    <w:spacing w:after="0" w:before="0"/>
+                  </w:pPr>
+                  <w:r>
+                    <w:rPr>
+                      <w:rFonts w:ascii="Arial" w:cs="Arial" w:eastAsia="Arial" w:hAnsi="Arial"/>
+                      <w:b w:val="false"/>
+                      <w:bCs w:val="false"/>
+                      <w:sz w:val="21"/>
+                      <w:szCs w:val="21"/>
+                    </w:rPr>
+                    <w:t xml:space="preserve">1</w:t>
+                  </w:r>
+                </w:p>
+              </w:tc>
+              <w:tc>
+                <w:tcPr>
+                  <w:tcW w:type="dxa" w:w="2506"/>
+                  <w:tcBorders>
+                    <w:top w:val="single" w:color="B7C2D1" w:sz="4"/>
+                    <w:left w:val="single" w:color="B7C2D1" w:sz="4"/>
+                    <w:bottom w:val="single" w:color="B7C2D1" w:sz="4"/>
+                    <w:right w:val="single" w:color="B7C2D1" w:sz="4"/>
+                  </w:tcBorders>
+                  <w:shd w:fill="FFFFFF" w:color="auto" w:val="clear"/>
+                  <w:tcMar>
+                    <w:top w:type="dxa" w:w="80"/>
+                    <w:left w:type="dxa" w:w="120"/>
+                    <w:bottom w:type="dxa" w:w="80"/>
+                    <w:right w:type="dxa" w:w="120"/>
+                  </w:tcMar>
+                  <w:vAlign w:val="center"/>
+                </w:tcPr>
+                <w:p>
+                  <w:pPr>
+                    <w:spacing w:after="0" w:before="0"/>
+                  </w:pPr>
+                  <w:r>
+                    <w:rPr>
+                      <w:rFonts w:ascii="Arial" w:cs="Arial" w:eastAsia="Arial" w:hAnsi="Arial"/>
+                      <w:b w:val="false"/>
+                      <w:bCs w:val="false"/>
+                      <w:sz w:val="21"/>
+                      <w:szCs w:val="21"/>
+                    </w:rPr>
+                    <w:t xml:space="preserve"/>
+                  </w:r>
+                </w:p>
+              </w:tc>
+            </w:tr>
+            <w:tr>
+              <w:trPr>
+                <w:cantSplit/>
+                <w:trHeight w:val="360" w:hRule="atLeast"/>
+              </w:trPr>
+              <w:tc>
+                <w:tcPr>
+                  <w:tcW w:type="dxa" w:w="2506"/>
+                  <w:tcBorders>
+                    <w:top w:val="single" w:color="B7C2D1" w:sz="4"/>
+                    <w:left w:val="single" w:color="B7C2D1" w:sz="4"/>
+                    <w:bottom w:val="single" w:color="B7C2D1" w:sz="4"/>
+                    <w:right w:val="single" w:color="B7C2D1" w:sz="4"/>
+                  </w:tcBorders>
+                  <w:shd w:fill="FFFFFF" w:color="auto" w:val="clear"/>
+                  <w:tcMar>
+                    <w:top w:type="dxa" w:w="80"/>
+                    <w:left w:type="dxa" w:w="120"/>
+                    <w:bottom w:type="dxa" w:w="80"/>
+                    <w:right w:type="dxa" w:w="120"/>
+                  </w:tcMar>
+                  <w:vAlign w:val="center"/>
+                </w:tcPr>
+                <w:p>
+                  <w:pPr>
+                    <w:spacing w:after="0" w:before="0"/>
+                  </w:pPr>
+                  <w:r>
+                    <w:rPr>
+                      <w:rFonts w:ascii="Arial" w:cs="Arial" w:eastAsia="Arial" w:hAnsi="Arial"/>
+                      <w:sz w:val="21"/>
+                      <w:szCs w:val="21"/>
+                    </w:rPr>
+                    <w:t xml:space="preserve">Finish the program so the list holds the three words red, blue and grey. Display the whole list.</w:t>
+                  </w:r>
+                </w:p>
+              </w:tc>
+              <w:tc>
+                <w:tcPr>
+                  <w:tcW w:type="dxa" w:w="2506"/>
+                  <w:tcBorders>
+                    <w:top w:val="single" w:color="B7C2D1" w:sz="4"/>
+                    <w:left w:val="single" w:color="B7C2D1" w:sz="4"/>
+                    <w:bottom w:val="single" w:color="B7C2D1" w:sz="4"/>
+                    <w:right w:val="single" w:color="B7C2D1" w:sz="4"/>
+                  </w:tcBorders>
+                  <w:shd w:fill="FFFFFF" w:color="auto" w:val="clear"/>
+                  <w:tcMar>
+                    <w:top w:type="dxa" w:w="80"/>
+                    <w:left w:type="dxa" w:w="120"/>
+                    <w:bottom w:type="dxa" w:w="80"/>
+                    <w:right w:type="dxa" w:w="120"/>
+                  </w:tcMar>
+                  <w:vAlign w:val="center"/>
+                </w:tcPr>
+                <w:p>
+                  <w:pPr>
+                    <w:spacing w:after="0" w:before="0"/>
+                  </w:pPr>
+                  <w:r>
+                    <w:rPr>
+                      <w:rFonts w:ascii="Arial" w:cs="Arial" w:eastAsia="Arial" w:hAnsi="Arial"/>
+                      <w:b w:val="false"/>
+                      <w:bCs w:val="false"/>
+                      <w:sz w:val="21"/>
+                      <w:szCs w:val="21"/>
+                    </w:rPr>
+                    <w:t xml:space="preserve">Complete it</w:t>
+                  </w:r>
+                </w:p>
+              </w:tc>
+              <w:tc>
+                <w:tcPr>
+                  <w:tcW w:type="dxa" w:w="2506"/>
+                  <w:tcBorders>
+                    <w:top w:val="single" w:color="B7C2D1" w:sz="4"/>
+                    <w:left w:val="single" w:color="B7C2D1" w:sz="4"/>
+                    <w:bottom w:val="single" w:color="B7C2D1" w:sz="4"/>
+                    <w:right w:val="single" w:color="B7C2D1" w:sz="4"/>
+                  </w:tcBorders>
+                  <w:shd w:fill="FFFFFF" w:color="auto" w:val="clear"/>
+                  <w:tcMar>
+                    <w:top w:type="dxa" w:w="80"/>
+                    <w:left w:type="dxa" w:w="120"/>
+                    <w:bottom w:type="dxa" w:w="80"/>
+                    <w:right w:type="dxa" w:w="120"/>
+                  </w:tcMar>
+                  <w:vAlign w:val="center"/>
+                </w:tcPr>
+                <w:p>
+                  <w:pPr>
+                    <w:spacing w:after="0" w:before="0"/>
+                  </w:pPr>
+                  <w:r>
+                    <w:rPr>
+                      <w:rFonts w:ascii="Arial" w:cs="Arial" w:eastAsia="Arial" w:hAnsi="Arial"/>
+                      <w:b w:val="false"/>
+                      <w:bCs w:val="false"/>
+                      <w:sz w:val="21"/>
+                      <w:szCs w:val="21"/>
+                    </w:rPr>
+                    <w:t xml:space="preserve">2</w:t>
+                  </w:r>
+                </w:p>
+              </w:tc>
+              <w:tc>
+                <w:tcPr>
+                  <w:tcW w:type="dxa" w:w="2506"/>
+                  <w:tcBorders>
+                    <w:top w:val="single" w:color="B7C2D1" w:sz="4"/>
+                    <w:left w:val="single" w:color="B7C2D1" w:sz="4"/>
+                    <w:bottom w:val="single" w:color="B7C2D1" w:sz="4"/>
+                    <w:right w:val="single" w:color="B7C2D1" w:sz="4"/>
+                  </w:tcBorders>
+                  <w:shd w:fill="FFFFFF" w:color="auto" w:val="clear"/>
+                  <w:tcMar>
+                    <w:top w:type="dxa" w:w="80"/>
+                    <w:left w:type="dxa" w:w="120"/>
+                    <w:bottom w:type="dxa" w:w="80"/>
+                    <w:right w:type="dxa" w:w="120"/>
+                  </w:tcMar>
+                  <w:vAlign w:val="center"/>
+                </w:tcPr>
+                <w:p>
+                  <w:pPr>
+                    <w:spacing w:after="0" w:before="0"/>
+                  </w:pPr>
+                  <w:r>
+                    <w:rPr>
+                      <w:rFonts w:ascii="Arial" w:cs="Arial" w:eastAsia="Arial" w:hAnsi="Arial"/>
+                      <w:b w:val="false"/>
+                      <w:bCs w:val="false"/>
+                      <w:sz w:val="21"/>
+                      <w:szCs w:val="21"/>
+                    </w:rPr>
+                    <w:t xml:space="preserve"/>
+                  </w:r>
+                </w:p>
+              </w:tc>
+            </w:tr>
+            <w:tr>
+              <w:trPr>
+                <w:cantSplit/>
+                <w:trHeight w:val="360" w:hRule="atLeast"/>
+              </w:trPr>
+              <w:tc>
+                <w:tcPr>
+                  <w:tcW w:type="dxa" w:w="2506"/>
+                  <w:tcBorders>
+                    <w:top w:val="single" w:color="B7C2D1" w:sz="4"/>
+                    <w:left w:val="single" w:color="B7C2D1" w:sz="4"/>
+                    <w:bottom w:val="single" w:color="B7C2D1" w:sz="4"/>
+                    <w:right w:val="single" w:color="B7C2D1" w:sz="4"/>
+                  </w:tcBorders>
+                  <w:shd w:fill="FFFFFF" w:color="auto" w:val="clear"/>
+                  <w:tcMar>
+                    <w:top w:type="dxa" w:w="80"/>
+                    <w:left w:type="dxa" w:w="120"/>
+                    <w:bottom w:type="dxa" w:w="80"/>
+                    <w:right w:type="dxa" w:w="120"/>
+                  </w:tcMar>
+                  <w:vAlign w:val="center"/>
+                </w:tcPr>
+                <w:p>
+                  <w:pPr>
+                    <w:spacing w:after="0" w:before="0"/>
+                  </w:pPr>
+                  <w:r>
+                    <w:rPr>
+                      <w:rFonts w:ascii="Arial" w:cs="Arial" w:eastAsia="Arial" w:hAnsi="Arial"/>
+                      <w:sz w:val="21"/>
+                      <w:szCs w:val="21"/>
+                    </w:rPr>
+                    <w:t xml:space="preserve">Ask the user for three whole numbers, one on each line. Keep the three numbers in one list. Display the whole list.</w:t>
+                  </w:r>
+                </w:p>
+              </w:tc>
+              <w:tc>
+                <w:tcPr>
+                  <w:tcW w:type="dxa" w:w="2506"/>
+                  <w:tcBorders>
+                    <w:top w:val="single" w:color="B7C2D1" w:sz="4"/>
+                    <w:left w:val="single" w:color="B7C2D1" w:sz="4"/>
+                    <w:bottom w:val="single" w:color="B7C2D1" w:sz="4"/>
+                    <w:right w:val="single" w:color="B7C2D1" w:sz="4"/>
+                  </w:tcBorders>
+                  <w:shd w:fill="FFFFFF" w:color="auto" w:val="clear"/>
+                  <w:tcMar>
+                    <w:top w:type="dxa" w:w="80"/>
+                    <w:left w:type="dxa" w:w="120"/>
+                    <w:bottom w:type="dxa" w:w="80"/>
+                    <w:right w:type="dxa" w:w="120"/>
+                  </w:tcMar>
+                  <w:vAlign w:val="center"/>
+                </w:tcPr>
+                <w:p>
+                  <w:pPr>
+                    <w:spacing w:after="0" w:before="0"/>
+                  </w:pPr>
+                  <w:r>
+                    <w:rPr>
+                      <w:rFonts w:ascii="Arial" w:cs="Arial" w:eastAsia="Arial" w:hAnsi="Arial"/>
+                      <w:b w:val="false"/>
+                      <w:bCs w:val="false"/>
+                      <w:sz w:val="21"/>
+                      <w:szCs w:val="21"/>
+                    </w:rPr>
+                    <w:t xml:space="preserve">Write it</w:t>
+                  </w:r>
+                </w:p>
+              </w:tc>
+              <w:tc>
+                <w:tcPr>
+                  <w:tcW w:type="dxa" w:w="2506"/>
+                  <w:tcBorders>
+                    <w:top w:val="single" w:color="B7C2D1" w:sz="4"/>
+                    <w:left w:val="single" w:color="B7C2D1" w:sz="4"/>
+                    <w:bottom w:val="single" w:color="B7C2D1" w:sz="4"/>
+                    <w:right w:val="single" w:color="B7C2D1" w:sz="4"/>
+                  </w:tcBorders>
+                  <w:shd w:fill="FFFFFF" w:color="auto" w:val="clear"/>
+                  <w:tcMar>
+                    <w:top w:type="dxa" w:w="80"/>
+                    <w:left w:type="dxa" w:w="120"/>
+                    <w:bottom w:type="dxa" w:w="80"/>
+                    <w:right w:type="dxa" w:w="120"/>
+                  </w:tcMar>
+                  <w:vAlign w:val="center"/>
+                </w:tcPr>
+                <w:p>
+                  <w:pPr>
+                    <w:spacing w:after="0" w:before="0"/>
+                  </w:pPr>
+                  <w:r>
+                    <w:rPr>
+                      <w:rFonts w:ascii="Arial" w:cs="Arial" w:eastAsia="Arial" w:hAnsi="Arial"/>
+                      <w:b w:val="false"/>
+                      <w:bCs w:val="false"/>
+                      <w:sz w:val="21"/>
+                      <w:szCs w:val="21"/>
+                    </w:rPr>
+                    <w:t xml:space="preserve">2</w:t>
+                  </w:r>
+                </w:p>
+              </w:tc>
+              <w:tc>
+                <w:tcPr>
+                  <w:tcW w:type="dxa" w:w="2506"/>
+                  <w:tcBorders>
+                    <w:top w:val="single" w:color="B7C2D1" w:sz="4"/>
+                    <w:left w:val="single" w:color="B7C2D1" w:sz="4"/>
+                    <w:bottom w:val="single" w:color="B7C2D1" w:sz="4"/>
+                    <w:right w:val="single" w:color="B7C2D1" w:sz="4"/>
+                  </w:tcBorders>
+                  <w:shd w:fill="FFFFFF" w:color="auto" w:val="clear"/>
+                  <w:tcMar>
+                    <w:top w:type="dxa" w:w="80"/>
+                    <w:left w:type="dxa" w:w="120"/>
+                    <w:bottom w:type="dxa" w:w="80"/>
+                    <w:right w:type="dxa" w:w="120"/>
+                  </w:tcMar>
+                  <w:vAlign w:val="center"/>
+                </w:tcPr>
+                <w:p>
+                  <w:pPr>
+                    <w:spacing w:after="0" w:before="0"/>
+                  </w:pPr>
+                  <w:r>
+                    <w:rPr>
+                      <w:rFonts w:ascii="Arial" w:cs="Arial" w:eastAsia="Arial" w:hAnsi="Arial"/>
+                      <w:b w:val="false"/>
+                      <w:bCs w:val="false"/>
+                      <w:sz w:val="21"/>
+                      <w:szCs w:val="21"/>
+                    </w:rPr>
+                    <w:t xml:space="preserve"/>
+                  </w:r>
+                </w:p>
+              </w:tc>
+            </w:tr>
+            <w:tr>
+              <w:trPr>
+                <w:cantSplit/>
+                <w:trHeight w:val="360" w:hRule="atLeast"/>
+              </w:trPr>
+              <w:tc>
+                <w:tcPr>
+                  <w:tcW w:type="dxa" w:w="2506"/>
+                  <w:tcBorders>
+                    <w:top w:val="single" w:color="B7C2D1" w:sz="4"/>
+                    <w:left w:val="single" w:color="B7C2D1" w:sz="4"/>
+                    <w:bottom w:val="single" w:color="B7C2D1" w:sz="4"/>
+                    <w:right w:val="single" w:color="B7C2D1" w:sz="4"/>
+                  </w:tcBorders>
+                  <w:shd w:fill="FFFFFF" w:color="auto" w:val="clear"/>
+                  <w:tcMar>
+                    <w:top w:type="dxa" w:w="80"/>
+                    <w:left w:type="dxa" w:w="120"/>
+                    <w:bottom w:type="dxa" w:w="80"/>
+                    <w:right w:type="dxa" w:w="120"/>
+                  </w:tcMar>
+                  <w:vAlign w:val="center"/>
+                </w:tcPr>
+                <w:p>
+                  <w:pPr>
+                    <w:spacing w:after="0" w:before="0"/>
+                  </w:pPr>
+                  <w:r>
+                    <w:rPr>
+                      <w:rFonts w:ascii="Arial" w:cs="Arial" w:eastAsia="Arial" w:hAnsi="Arial"/>
+                      <w:sz w:val="21"/>
+                      <w:szCs w:val="21"/>
+                    </w:rPr>
+                    <w:t xml:space="preserve">This program should display the whole list. Find the mistake and put it right.</w:t>
+                  </w:r>
+                </w:p>
+              </w:tc>
+              <w:tc>
+                <w:tcPr>
+                  <w:tcW w:type="dxa" w:w="2506"/>
+                  <w:tcBorders>
+                    <w:top w:val="single" w:color="B7C2D1" w:sz="4"/>
+                    <w:left w:val="single" w:color="B7C2D1" w:sz="4"/>
+                    <w:bottom w:val="single" w:color="B7C2D1" w:sz="4"/>
+                    <w:right w:val="single" w:color="B7C2D1" w:sz="4"/>
+                  </w:tcBorders>
+                  <w:shd w:fill="FFFFFF" w:color="auto" w:val="clear"/>
+                  <w:tcMar>
+                    <w:top w:type="dxa" w:w="80"/>
+                    <w:left w:type="dxa" w:w="120"/>
+                    <w:bottom w:type="dxa" w:w="80"/>
+                    <w:right w:type="dxa" w:w="120"/>
+                  </w:tcMar>
+                  <w:vAlign w:val="center"/>
+                </w:tcPr>
+                <w:p>
+                  <w:pPr>
+                    <w:spacing w:after="0" w:before="0"/>
+                  </w:pPr>
+                  <w:r>
+                    <w:rPr>
+                      <w:rFonts w:ascii="Arial" w:cs="Arial" w:eastAsia="Arial" w:hAnsi="Arial"/>
+                      <w:b w:val="false"/>
+                      <w:bCs w:val="false"/>
+                      <w:sz w:val="21"/>
+                      <w:szCs w:val="21"/>
+                    </w:rPr>
+                    <w:t xml:space="preserve">Fix it</w:t>
+                  </w:r>
+                </w:p>
+              </w:tc>
+              <w:tc>
+                <w:tcPr>
+                  <w:tcW w:type="dxa" w:w="2506"/>
+                  <w:tcBorders>
+                    <w:top w:val="single" w:color="B7C2D1" w:sz="4"/>
+                    <w:left w:val="single" w:color="B7C2D1" w:sz="4"/>
+                    <w:bottom w:val="single" w:color="B7C2D1" w:sz="4"/>
+                    <w:right w:val="single" w:color="B7C2D1" w:sz="4"/>
+                  </w:tcBorders>
+                  <w:shd w:fill="FFFFFF" w:color="auto" w:val="clear"/>
+                  <w:tcMar>
+                    <w:top w:type="dxa" w:w="80"/>
+                    <w:left w:type="dxa" w:w="120"/>
+                    <w:bottom w:type="dxa" w:w="80"/>
+                    <w:right w:type="dxa" w:w="120"/>
+                  </w:tcMar>
+                  <w:vAlign w:val="center"/>
+                </w:tcPr>
+                <w:p>
+                  <w:pPr>
+                    <w:spacing w:after="0" w:before="0"/>
+                  </w:pPr>
+                  <w:r>
+                    <w:rPr>
+                      <w:rFonts w:ascii="Arial" w:cs="Arial" w:eastAsia="Arial" w:hAnsi="Arial"/>
+                      <w:b w:val="false"/>
+                      <w:bCs w:val="false"/>
+                      <w:sz w:val="21"/>
+                      <w:szCs w:val="21"/>
+                    </w:rPr>
+                    <w:t xml:space="preserve">2</w:t>
+                  </w:r>
+                </w:p>
+              </w:tc>
+              <w:tc>
+                <w:tcPr>
+                  <w:tcW w:type="dxa" w:w="2506"/>
+                  <w:tcBorders>
+                    <w:top w:val="single" w:color="B7C2D1" w:sz="4"/>
+                    <w:left w:val="single" w:color="B7C2D1" w:sz="4"/>
+                    <w:bottom w:val="single" w:color="B7C2D1" w:sz="4"/>
+                    <w:right w:val="single" w:color="B7C2D1" w:sz="4"/>
+                  </w:tcBorders>
+                  <w:shd w:fill="FFFFFF" w:color="auto" w:val="clear"/>
+                  <w:tcMar>
+                    <w:top w:type="dxa" w:w="80"/>
+                    <w:left w:type="dxa" w:w="120"/>
+                    <w:bottom w:type="dxa" w:w="80"/>
+                    <w:right w:type="dxa" w:w="120"/>
+                  </w:tcMar>
+                  <w:vAlign w:val="center"/>
+                </w:tcPr>
+                <w:p>
+                  <w:pPr>
+                    <w:spacing w:after="0" w:before="0"/>
+                  </w:pPr>
+                  <w:r>
+                    <w:rPr>
+                      <w:rFonts w:ascii="Arial" w:cs="Arial" w:eastAsia="Arial" w:hAnsi="Arial"/>
+                      <w:b w:val="false"/>
+                      <w:bCs w:val="false"/>
+                      <w:sz w:val="21"/>
+                      <w:szCs w:val="21"/>
+                    </w:rPr>
+                    <w:t xml:space="preserve"/>
+                  </w:r>
+                </w:p>
+              </w:tc>
+            </w:tr>
+            <w:tr>
+              <w:trPr>
+                <w:cantSplit/>
+                <w:trHeight w:val="360" w:hRule="atLeast"/>
+              </w:trPr>
+              <w:tc>
+                <w:tcPr>
+                  <w:tcW w:type="dxa" w:w="2506"/>
+                  <w:tcBorders>
+                    <w:top w:val="single" w:color="B7C2D1" w:sz="4"/>
+                    <w:left w:val="single" w:color="B7C2D1" w:sz="4"/>
+                    <w:bottom w:val="single" w:color="B7C2D1" w:sz="4"/>
+                    <w:right w:val="single" w:color="B7C2D1" w:sz="4"/>
+                  </w:tcBorders>
+                  <w:shd w:fill="FFFFFF" w:color="auto" w:val="clear"/>
+                  <w:tcMar>
+                    <w:top w:type="dxa" w:w="80"/>
+                    <w:left w:type="dxa" w:w="120"/>
+                    <w:bottom w:type="dxa" w:w="80"/>
+                    <w:right w:type="dxa" w:w="120"/>
+                  </w:tcMar>
+                  <w:vAlign w:val="center"/>
+                </w:tcPr>
+                <w:p>
+                  <w:pPr>
+                    <w:spacing w:after="0" w:before="0"/>
+                  </w:pPr>
+                  <w:r>
+                    <w:rPr>
+                      <w:rFonts w:ascii="Arial" w:cs="Arial" w:eastAsia="Arial" w:hAnsi="Arial"/>
+                      <w:sz w:val="21"/>
+                      <w:szCs w:val="21"/>
+                    </w:rPr>
+                    <w:t xml:space="preserve">Ask the user for four words, one on each line. Keep the four words in one list. Display the whole list. Then display how many items the list holds on the next line.</w:t>
+                  </w:r>
+                </w:p>
+              </w:tc>
+              <w:tc>
+                <w:tcPr>
+                  <w:tcW w:type="dxa" w:w="2506"/>
+                  <w:tcBorders>
+                    <w:top w:val="single" w:color="B7C2D1" w:sz="4"/>
+                    <w:left w:val="single" w:color="B7C2D1" w:sz="4"/>
+                    <w:bottom w:val="single" w:color="B7C2D1" w:sz="4"/>
+                    <w:right w:val="single" w:color="B7C2D1" w:sz="4"/>
+                  </w:tcBorders>
+                  <w:shd w:fill="FFFFFF" w:color="auto" w:val="clear"/>
+                  <w:tcMar>
+                    <w:top w:type="dxa" w:w="80"/>
+                    <w:left w:type="dxa" w:w="120"/>
+                    <w:bottom w:type="dxa" w:w="80"/>
+                    <w:right w:type="dxa" w:w="120"/>
+                  </w:tcMar>
+                  <w:vAlign w:val="center"/>
+                </w:tcPr>
+                <w:p>
+                  <w:pPr>
+                    <w:spacing w:after="0" w:before="0"/>
+                  </w:pPr>
+                  <w:r>
+                    <w:rPr>
+                      <w:rFonts w:ascii="Arial" w:cs="Arial" w:eastAsia="Arial" w:hAnsi="Arial"/>
+                      <w:b w:val="false"/>
+                      <w:bCs w:val="false"/>
+                      <w:sz w:val="21"/>
+                      <w:szCs w:val="21"/>
+                    </w:rPr>
+                    <w:t xml:space="preserve">Challenge (optional)</w:t>
+                  </w:r>
+                </w:p>
+              </w:tc>
+              <w:tc>
+                <w:tcPr>
+                  <w:tcW w:type="dxa" w:w="2506"/>
                   <w:tcBorders>
                     <w:top w:val="single" w:color="B7C2D1" w:sz="4"/>
                     <w:left w:val="single" w:color="B7C2D1" w:sz="4"/>
@@ -1953,7 +2696,7 @@
               </w:tc>
               <w:tc>
                 <w:tcPr>
-                  <w:tcW w:type="dxa" w:w="3342"/>
+                  <w:tcW w:type="dxa" w:w="2506"/>
                   <w:tcBorders>
                     <w:top w:val="single" w:color="B7C2D1" w:sz="4"/>
                     <w:left w:val="single" w:color="B7C2D1" w:sz="4"/>
@@ -2000,7 +2743,7 @@
                 <w:sz w:val="21"/>
                 <w:szCs w:val="21"/>
               </w:rPr>
-              <w:t xml:space="preserve">Plan the one you found hardest: inputs, what happens to them, what is printed.</w:t>
+              <w:t xml:space="preserve">Plan the one you found hardest: what is typed in, what happens to it, what is displayed.</w:t>
             </w:r>
           </w:p>
           <w:tbl>
@@ -2426,12 +3169,12 @@
                 <w:sz w:val="21"/>
                 <w:szCs w:val="21"/>
               </w:rPr>
-              <w:t xml:space="preserve">Tick each one off as its tests pass in the editor</w:t>
+              <w:t xml:space="preserve">Tick each one off as you finish it in the editor</w:t>
             </w:r>
           </w:p>
           <w:tbl>
             <w:tblPr>
-              <w:tblW w:type="dxa" w:w="10026"/>
+              <w:tblW w:type="dxa" w:w="10024"/>
               <w:tblBorders>
                 <w:top w:val="single" w:color="auto" w:sz="4"/>
                 <w:left w:val="single" w:color="auto" w:sz="4"/>
@@ -2442,9 +3185,10 @@
               </w:tblBorders>
             </w:tblPr>
             <w:tblGrid>
-              <w:gridCol w:w="3342"/>
-              <w:gridCol w:w="3342"/>
-              <w:gridCol w:w="3342"/>
+              <w:gridCol w:w="2506"/>
+              <w:gridCol w:w="2506"/>
+              <w:gridCol w:w="2506"/>
+              <w:gridCol w:w="2506"/>
             </w:tblGrid>
             <w:tr>
               <w:trPr>
@@ -2453,7 +3197,7 @@
               </w:trPr>
               <w:tc>
                 <w:tcPr>
-                  <w:tcW w:type="dxa" w:w="3342"/>
+                  <w:tcW w:type="dxa" w:w="2506"/>
                   <w:tcBorders>
                     <w:top w:val="single" w:color="B7C2D1" w:sz="4"/>
                     <w:left w:val="single" w:color="B7C2D1" w:sz="4"/>
@@ -2481,13 +3225,13 @@
                       <w:sz w:val="20"/>
                       <w:szCs w:val="20"/>
                     </w:rPr>
-                    <w:t xml:space="preserve">Program</w:t>
-                  </w:r>
-                </w:p>
-              </w:tc>
-              <w:tc>
-                <w:tcPr>
-                  <w:tcW w:type="dxa" w:w="3342"/>
+                    <w:t xml:space="preserve">Activity</w:t>
+                  </w:r>
+                </w:p>
+              </w:tc>
+              <w:tc>
+                <w:tcPr>
+                  <w:tcW w:type="dxa" w:w="2506"/>
                   <w:tcBorders>
                     <w:top w:val="single" w:color="B7C2D1" w:sz="4"/>
                     <w:left w:val="single" w:color="B7C2D1" w:sz="4"/>
@@ -2515,13 +3259,47 @@
                       <w:sz w:val="20"/>
                       <w:szCs w:val="20"/>
                     </w:rPr>
+                    <w:t xml:space="preserve">What to do</w:t>
+                  </w:r>
+                </w:p>
+              </w:tc>
+              <w:tc>
+                <w:tcPr>
+                  <w:tcW w:type="dxa" w:w="2506"/>
+                  <w:tcBorders>
+                    <w:top w:val="single" w:color="B7C2D1" w:sz="4"/>
+                    <w:left w:val="single" w:color="B7C2D1" w:sz="4"/>
+                    <w:bottom w:val="single" w:color="B7C2D1" w:sz="4"/>
+                    <w:right w:val="single" w:color="B7C2D1" w:sz="4"/>
+                  </w:tcBorders>
+                  <w:shd w:fill="E6ECF5" w:color="auto" w:val="clear"/>
+                  <w:tcMar>
+                    <w:top w:type="dxa" w:w="80"/>
+                    <w:left w:type="dxa" w:w="120"/>
+                    <w:bottom w:type="dxa" w:w="80"/>
+                    <w:right w:type="dxa" w:w="120"/>
+                  </w:tcMar>
+                  <w:vAlign w:val="center"/>
+                </w:tcPr>
+                <w:p>
+                  <w:pPr>
+                    <w:spacing w:after="0" w:before="0"/>
+                  </w:pPr>
+                  <w:r>
+                    <w:rPr>
+                      <w:rFonts w:ascii="Arial" w:cs="Arial" w:eastAsia="Arial" w:hAnsi="Arial"/>
+                      <w:b/>
+                      <w:bCs/>
+                      <w:sz w:val="20"/>
+                      <w:szCs w:val="20"/>
+                    </w:rPr>
                     <w:t xml:space="preserve">Marks</w:t>
                   </w:r>
                 </w:p>
               </w:tc>
               <w:tc>
                 <w:tcPr>
-                  <w:tcW w:type="dxa" w:w="3342"/>
+                  <w:tcW w:type="dxa" w:w="2506"/>
                   <w:tcBorders>
                     <w:top w:val="single" w:color="B7C2D1" w:sz="4"/>
                     <w:left w:val="single" w:color="B7C2D1" w:sz="4"/>
@@ -2561,73 +3339,107 @@
               </w:trPr>
               <w:tc>
                 <w:tcPr>
-                  <w:tcW w:type="dxa" w:w="3342"/>
-                  <w:tcBorders>
-                    <w:top w:val="single" w:color="B7C2D1" w:sz="4"/>
-                    <w:left w:val="single" w:color="B7C2D1" w:sz="4"/>
-                    <w:bottom w:val="single" w:color="B7C2D1" w:sz="4"/>
-                    <w:right w:val="single" w:color="B7C2D1" w:sz="4"/>
-                  </w:tcBorders>
-                  <w:shd w:fill="FFFFFF" w:color="auto" w:val="clear"/>
-                  <w:tcMar>
-                    <w:top w:type="dxa" w:w="80"/>
-                    <w:left w:type="dxa" w:w="120"/>
-                    <w:bottom w:type="dxa" w:w="80"/>
-                    <w:right w:type="dxa" w:w="120"/>
-                  </w:tcMar>
-                  <w:vAlign w:val="center"/>
-                </w:tcPr>
-                <w:p>
-                  <w:pPr>
-                    <w:spacing w:after="0" w:before="0"/>
-                  </w:pPr>
-                  <w:r>
-                    <w:rPr>
-                      <w:rFonts w:ascii="Arial" w:cs="Arial" w:eastAsia="Arial" w:hAnsi="Arial"/>
-                      <w:sz w:val="21"/>
-                      <w:szCs w:val="21"/>
-                    </w:rPr>
-                    <w:t xml:space="preserve">Ask the user for four words, one on each line. Then ask for a position counting from 0. Store the words in a list. Display [the word at that position] and nothing else.</w:t>
-                  </w:r>
-                </w:p>
-              </w:tc>
-              <w:tc>
-                <w:tcPr>
-                  <w:tcW w:type="dxa" w:w="3342"/>
-                  <w:tcBorders>
-                    <w:top w:val="single" w:color="B7C2D1" w:sz="4"/>
-                    <w:left w:val="single" w:color="B7C2D1" w:sz="4"/>
-                    <w:bottom w:val="single" w:color="B7C2D1" w:sz="4"/>
-                    <w:right w:val="single" w:color="B7C2D1" w:sz="4"/>
-                  </w:tcBorders>
-                  <w:shd w:fill="FFFFFF" w:color="auto" w:val="clear"/>
-                  <w:tcMar>
-                    <w:top w:type="dxa" w:w="80"/>
-                    <w:left w:type="dxa" w:w="120"/>
-                    <w:bottom w:type="dxa" w:w="80"/>
-                    <w:right w:type="dxa" w:w="120"/>
-                  </w:tcMar>
-                  <w:vAlign w:val="center"/>
-                </w:tcPr>
-                <w:p>
-                  <w:pPr>
-                    <w:spacing w:after="0" w:before="0"/>
-                  </w:pPr>
-                  <w:r>
-                    <w:rPr>
-                      <w:rFonts w:ascii="Arial" w:cs="Arial" w:eastAsia="Arial" w:hAnsi="Arial"/>
-                      <w:b w:val="false"/>
-                      <w:bCs w:val="false"/>
-                      <w:sz w:val="21"/>
-                      <w:szCs w:val="21"/>
-                    </w:rPr>
-                    <w:t xml:space="preserve">2</w:t>
-                  </w:r>
-                </w:p>
-              </w:tc>
-              <w:tc>
-                <w:tcPr>
-                  <w:tcW w:type="dxa" w:w="3342"/>
+                  <w:tcW w:type="dxa" w:w="2506"/>
+                  <w:tcBorders>
+                    <w:top w:val="single" w:color="B7C2D1" w:sz="4"/>
+                    <w:left w:val="single" w:color="B7C2D1" w:sz="4"/>
+                    <w:bottom w:val="single" w:color="B7C2D1" w:sz="4"/>
+                    <w:right w:val="single" w:color="B7C2D1" w:sz="4"/>
+                  </w:tcBorders>
+                  <w:shd w:fill="FFFFFF" w:color="auto" w:val="clear"/>
+                  <w:tcMar>
+                    <w:top w:type="dxa" w:w="80"/>
+                    <w:left w:type="dxa" w:w="120"/>
+                    <w:bottom w:type="dxa" w:w="80"/>
+                    <w:right w:type="dxa" w:w="120"/>
+                  </w:tcMar>
+                  <w:vAlign w:val="center"/>
+                </w:tcPr>
+                <w:p>
+                  <w:pPr>
+                    <w:spacing w:after="0" w:before="0"/>
+                  </w:pPr>
+                  <w:r>
+                    <w:rPr>
+                      <w:rFonts w:ascii="Arial" w:cs="Arial" w:eastAsia="Arial" w:hAnsi="Arial"/>
+                      <w:sz w:val="21"/>
+                      <w:szCs w:val="21"/>
+                    </w:rPr>
+                    <w:t xml:space="preserve">Press Run. The program takes two items out of the list and shows them.</w:t>
+                  </w:r>
+                </w:p>
+              </w:tc>
+              <w:tc>
+                <w:tcPr>
+                  <w:tcW w:type="dxa" w:w="2506"/>
+                  <w:tcBorders>
+                    <w:top w:val="single" w:color="B7C2D1" w:sz="4"/>
+                    <w:left w:val="single" w:color="B7C2D1" w:sz="4"/>
+                    <w:bottom w:val="single" w:color="B7C2D1" w:sz="4"/>
+                    <w:right w:val="single" w:color="B7C2D1" w:sz="4"/>
+                  </w:tcBorders>
+                  <w:shd w:fill="FFFFFF" w:color="auto" w:val="clear"/>
+                  <w:tcMar>
+                    <w:top w:type="dxa" w:w="80"/>
+                    <w:left w:type="dxa" w:w="120"/>
+                    <w:bottom w:type="dxa" w:w="80"/>
+                    <w:right w:type="dxa" w:w="120"/>
+                  </w:tcMar>
+                  <w:vAlign w:val="center"/>
+                </w:tcPr>
+                <w:p>
+                  <w:pPr>
+                    <w:spacing w:after="0" w:before="0"/>
+                  </w:pPr>
+                  <w:r>
+                    <w:rPr>
+                      <w:rFonts w:ascii="Arial" w:cs="Arial" w:eastAsia="Arial" w:hAnsi="Arial"/>
+                      <w:b w:val="false"/>
+                      <w:bCs w:val="false"/>
+                      <w:sz w:val="21"/>
+                      <w:szCs w:val="21"/>
+                    </w:rPr>
+                    <w:t xml:space="preserve">Run it</w:t>
+                  </w:r>
+                </w:p>
+              </w:tc>
+              <w:tc>
+                <w:tcPr>
+                  <w:tcW w:type="dxa" w:w="2506"/>
+                  <w:tcBorders>
+                    <w:top w:val="single" w:color="B7C2D1" w:sz="4"/>
+                    <w:left w:val="single" w:color="B7C2D1" w:sz="4"/>
+                    <w:bottom w:val="single" w:color="B7C2D1" w:sz="4"/>
+                    <w:right w:val="single" w:color="B7C2D1" w:sz="4"/>
+                  </w:tcBorders>
+                  <w:shd w:fill="FFFFFF" w:color="auto" w:val="clear"/>
+                  <w:tcMar>
+                    <w:top w:type="dxa" w:w="80"/>
+                    <w:left w:type="dxa" w:w="120"/>
+                    <w:bottom w:type="dxa" w:w="80"/>
+                    <w:right w:type="dxa" w:w="120"/>
+                  </w:tcMar>
+                  <w:vAlign w:val="center"/>
+                </w:tcPr>
+                <w:p>
+                  <w:pPr>
+                    <w:spacing w:after="0" w:before="0"/>
+                  </w:pPr>
+                  <w:r>
+                    <w:rPr>
+                      <w:rFonts w:ascii="Arial" w:cs="Arial" w:eastAsia="Arial" w:hAnsi="Arial"/>
+                      <w:b w:val="false"/>
+                      <w:bCs w:val="false"/>
+                      <w:sz w:val="21"/>
+                      <w:szCs w:val="21"/>
+                    </w:rPr>
+                    <w:t xml:space="preserve">1</w:t>
+                  </w:r>
+                </w:p>
+              </w:tc>
+              <w:tc>
+                <w:tcPr>
+                  <w:tcW w:type="dxa" w:w="2506"/>
                   <w:tcBorders>
                     <w:top w:val="single" w:color="B7C2D1" w:sz="4"/>
                     <w:left w:val="single" w:color="B7C2D1" w:sz="4"/>
@@ -2667,73 +3479,107 @@
               </w:trPr>
               <w:tc>
                 <w:tcPr>
-                  <w:tcW w:type="dxa" w:w="3342"/>
-                  <w:tcBorders>
-                    <w:top w:val="single" w:color="B7C2D1" w:sz="4"/>
-                    <w:left w:val="single" w:color="B7C2D1" w:sz="4"/>
-                    <w:bottom w:val="single" w:color="B7C2D1" w:sz="4"/>
-                    <w:right w:val="single" w:color="B7C2D1" w:sz="4"/>
-                  </w:tcBorders>
-                  <w:shd w:fill="FFFFFF" w:color="auto" w:val="clear"/>
-                  <w:tcMar>
-                    <w:top w:type="dxa" w:w="80"/>
-                    <w:left w:type="dxa" w:w="120"/>
-                    <w:bottom w:type="dxa" w:w="80"/>
-                    <w:right w:type="dxa" w:w="120"/>
-                  </w:tcMar>
-                  <w:vAlign w:val="center"/>
-                </w:tcPr>
-                <w:p>
-                  <w:pPr>
-                    <w:spacing w:after="0" w:before="0"/>
-                  </w:pPr>
-                  <w:r>
-                    <w:rPr>
-                      <w:rFonts w:ascii="Arial" w:cs="Arial" w:eastAsia="Arial" w:hAnsi="Arial"/>
-                      <w:sz w:val="21"/>
-                      <w:szCs w:val="21"/>
-                    </w:rPr>
-                    <w:t xml:space="preserve">Ask the user for five whole numbers, one on each line. Store them in a list. Display [the first one]. Then display [the last one] on the next line.</w:t>
-                  </w:r>
-                </w:p>
-              </w:tc>
-              <w:tc>
-                <w:tcPr>
-                  <w:tcW w:type="dxa" w:w="3342"/>
-                  <w:tcBorders>
-                    <w:top w:val="single" w:color="B7C2D1" w:sz="4"/>
-                    <w:left w:val="single" w:color="B7C2D1" w:sz="4"/>
-                    <w:bottom w:val="single" w:color="B7C2D1" w:sz="4"/>
-                    <w:right w:val="single" w:color="B7C2D1" w:sz="4"/>
-                  </w:tcBorders>
-                  <w:shd w:fill="FFFFFF" w:color="auto" w:val="clear"/>
-                  <w:tcMar>
-                    <w:top w:type="dxa" w:w="80"/>
-                    <w:left w:type="dxa" w:w="120"/>
-                    <w:bottom w:type="dxa" w:w="80"/>
-                    <w:right w:type="dxa" w:w="120"/>
-                  </w:tcMar>
-                  <w:vAlign w:val="center"/>
-                </w:tcPr>
-                <w:p>
-                  <w:pPr>
-                    <w:spacing w:after="0" w:before="0"/>
-                  </w:pPr>
-                  <w:r>
-                    <w:rPr>
-                      <w:rFonts w:ascii="Arial" w:cs="Arial" w:eastAsia="Arial" w:hAnsi="Arial"/>
-                      <w:b w:val="false"/>
-                      <w:bCs w:val="false"/>
-                      <w:sz w:val="21"/>
-                      <w:szCs w:val="21"/>
-                    </w:rPr>
-                    <w:t xml:space="preserve">2</w:t>
-                  </w:r>
-                </w:p>
-              </w:tc>
-              <w:tc>
-                <w:tcPr>
-                  <w:tcW w:type="dxa" w:w="3342"/>
+                  <w:tcW w:type="dxa" w:w="2506"/>
+                  <w:tcBorders>
+                    <w:top w:val="single" w:color="B7C2D1" w:sz="4"/>
+                    <w:left w:val="single" w:color="B7C2D1" w:sz="4"/>
+                    <w:bottom w:val="single" w:color="B7C2D1" w:sz="4"/>
+                    <w:right w:val="single" w:color="B7C2D1" w:sz="4"/>
+                  </w:tcBorders>
+                  <w:shd w:fill="FFFFFF" w:color="auto" w:val="clear"/>
+                  <w:tcMar>
+                    <w:top w:type="dxa" w:w="80"/>
+                    <w:left w:type="dxa" w:w="120"/>
+                    <w:bottom w:type="dxa" w:w="80"/>
+                    <w:right w:type="dxa" w:w="120"/>
+                  </w:tcMar>
+                  <w:vAlign w:val="center"/>
+                </w:tcPr>
+                <w:p>
+                  <w:pPr>
+                    <w:spacing w:after="0" w:before="0"/>
+                  </w:pPr>
+                  <w:r>
+                    <w:rPr>
+                      <w:rFonts w:ascii="Arial" w:cs="Arial" w:eastAsia="Arial" w:hAnsi="Arial"/>
+                      <w:sz w:val="21"/>
+                      <w:szCs w:val="21"/>
+                    </w:rPr>
+                    <w:t xml:space="preserve">What will this program display?</w:t>
+                  </w:r>
+                </w:p>
+              </w:tc>
+              <w:tc>
+                <w:tcPr>
+                  <w:tcW w:type="dxa" w:w="2506"/>
+                  <w:tcBorders>
+                    <w:top w:val="single" w:color="B7C2D1" w:sz="4"/>
+                    <w:left w:val="single" w:color="B7C2D1" w:sz="4"/>
+                    <w:bottom w:val="single" w:color="B7C2D1" w:sz="4"/>
+                    <w:right w:val="single" w:color="B7C2D1" w:sz="4"/>
+                  </w:tcBorders>
+                  <w:shd w:fill="FFFFFF" w:color="auto" w:val="clear"/>
+                  <w:tcMar>
+                    <w:top w:type="dxa" w:w="80"/>
+                    <w:left w:type="dxa" w:w="120"/>
+                    <w:bottom w:type="dxa" w:w="80"/>
+                    <w:right w:type="dxa" w:w="120"/>
+                  </w:tcMar>
+                  <w:vAlign w:val="center"/>
+                </w:tcPr>
+                <w:p>
+                  <w:pPr>
+                    <w:spacing w:after="0" w:before="0"/>
+                  </w:pPr>
+                  <w:r>
+                    <w:rPr>
+                      <w:rFonts w:ascii="Arial" w:cs="Arial" w:eastAsia="Arial" w:hAnsi="Arial"/>
+                      <w:b w:val="false"/>
+                      <w:bCs w:val="false"/>
+                      <w:sz w:val="21"/>
+                      <w:szCs w:val="21"/>
+                    </w:rPr>
+                    <w:t xml:space="preserve">Predict</w:t>
+                  </w:r>
+                </w:p>
+              </w:tc>
+              <w:tc>
+                <w:tcPr>
+                  <w:tcW w:type="dxa" w:w="2506"/>
+                  <w:tcBorders>
+                    <w:top w:val="single" w:color="B7C2D1" w:sz="4"/>
+                    <w:left w:val="single" w:color="B7C2D1" w:sz="4"/>
+                    <w:bottom w:val="single" w:color="B7C2D1" w:sz="4"/>
+                    <w:right w:val="single" w:color="B7C2D1" w:sz="4"/>
+                  </w:tcBorders>
+                  <w:shd w:fill="FFFFFF" w:color="auto" w:val="clear"/>
+                  <w:tcMar>
+                    <w:top w:type="dxa" w:w="80"/>
+                    <w:left w:type="dxa" w:w="120"/>
+                    <w:bottom w:type="dxa" w:w="80"/>
+                    <w:right w:type="dxa" w:w="120"/>
+                  </w:tcMar>
+                  <w:vAlign w:val="center"/>
+                </w:tcPr>
+                <w:p>
+                  <w:pPr>
+                    <w:spacing w:after="0" w:before="0"/>
+                  </w:pPr>
+                  <w:r>
+                    <w:rPr>
+                      <w:rFonts w:ascii="Arial" w:cs="Arial" w:eastAsia="Arial" w:hAnsi="Arial"/>
+                      <w:b w:val="false"/>
+                      <w:bCs w:val="false"/>
+                      <w:sz w:val="21"/>
+                      <w:szCs w:val="21"/>
+                    </w:rPr>
+                    <w:t xml:space="preserve">1</w:t>
+                  </w:r>
+                </w:p>
+              </w:tc>
+              <w:tc>
+                <w:tcPr>
+                  <w:tcW w:type="dxa" w:w="2506"/>
                   <w:tcBorders>
                     <w:top w:val="single" w:color="B7C2D1" w:sz="4"/>
                     <w:left w:val="single" w:color="B7C2D1" w:sz="4"/>
@@ -2773,39 +3619,633 @@
               </w:trPr>
               <w:tc>
                 <w:tcPr>
-                  <w:tcW w:type="dxa" w:w="3342"/>
-                  <w:tcBorders>
-                    <w:top w:val="single" w:color="B7C2D1" w:sz="4"/>
-                    <w:left w:val="single" w:color="B7C2D1" w:sz="4"/>
-                    <w:bottom w:val="single" w:color="B7C2D1" w:sz="4"/>
-                    <w:right w:val="single" w:color="B7C2D1" w:sz="4"/>
-                  </w:tcBorders>
-                  <w:shd w:fill="FFFFFF" w:color="auto" w:val="clear"/>
-                  <w:tcMar>
-                    <w:top w:type="dxa" w:w="80"/>
-                    <w:left w:type="dxa" w:w="120"/>
-                    <w:bottom w:type="dxa" w:w="80"/>
-                    <w:right w:type="dxa" w:w="120"/>
-                  </w:tcMar>
-                  <w:vAlign w:val="center"/>
-                </w:tcPr>
-                <w:p>
-                  <w:pPr>
-                    <w:spacing w:after="0" w:before="0"/>
-                  </w:pPr>
-                  <w:r>
-                    <w:rPr>
-                      <w:rFonts w:ascii="Arial" w:cs="Arial" w:eastAsia="Arial" w:hAnsi="Arial"/>
-                      <w:sz w:val="21"/>
-                      <w:szCs w:val="21"/>
-                    </w:rPr>
-                    <w:t xml:space="preserve">Ask the user for five whole numbers, one on each line. Then ask for a position counting from 0. Store the numbers in a list. Display [the number at that position]. Display no such position instead when the list has no item there.</w:t>
-                  </w:r>
-                </w:p>
-              </w:tc>
-              <w:tc>
-                <w:tcPr>
-                  <w:tcW w:type="dxa" w:w="3342"/>
+                  <w:tcW w:type="dxa" w:w="2506"/>
+                  <w:tcBorders>
+                    <w:top w:val="single" w:color="B7C2D1" w:sz="4"/>
+                    <w:left w:val="single" w:color="B7C2D1" w:sz="4"/>
+                    <w:bottom w:val="single" w:color="B7C2D1" w:sz="4"/>
+                    <w:right w:val="single" w:color="B7C2D1" w:sz="4"/>
+                  </w:tcBorders>
+                  <w:shd w:fill="FFFFFF" w:color="auto" w:val="clear"/>
+                  <w:tcMar>
+                    <w:top w:type="dxa" w:w="80"/>
+                    <w:left w:type="dxa" w:w="120"/>
+                    <w:bottom w:type="dxa" w:w="80"/>
+                    <w:right w:type="dxa" w:w="120"/>
+                  </w:tcMar>
+                  <w:vAlign w:val="center"/>
+                </w:tcPr>
+                <w:p>
+                  <w:pPr>
+                    <w:spacing w:after="0" w:before="0"/>
+                  </w:pPr>
+                  <w:r>
+                    <w:rPr>
+                      <w:rFonts w:ascii="Arial" w:cs="Arial" w:eastAsia="Arial" w:hAnsi="Arial"/>
+                      <w:sz w:val="21"/>
+                      <w:szCs w:val="21"/>
+                    </w:rPr>
+                    <w:t xml:space="preserve">Finish the program so it displays the last item of the list.</w:t>
+                  </w:r>
+                </w:p>
+              </w:tc>
+              <w:tc>
+                <w:tcPr>
+                  <w:tcW w:type="dxa" w:w="2506"/>
+                  <w:tcBorders>
+                    <w:top w:val="single" w:color="B7C2D1" w:sz="4"/>
+                    <w:left w:val="single" w:color="B7C2D1" w:sz="4"/>
+                    <w:bottom w:val="single" w:color="B7C2D1" w:sz="4"/>
+                    <w:right w:val="single" w:color="B7C2D1" w:sz="4"/>
+                  </w:tcBorders>
+                  <w:shd w:fill="FFFFFF" w:color="auto" w:val="clear"/>
+                  <w:tcMar>
+                    <w:top w:type="dxa" w:w="80"/>
+                    <w:left w:type="dxa" w:w="120"/>
+                    <w:bottom w:type="dxa" w:w="80"/>
+                    <w:right w:type="dxa" w:w="120"/>
+                  </w:tcMar>
+                  <w:vAlign w:val="center"/>
+                </w:tcPr>
+                <w:p>
+                  <w:pPr>
+                    <w:spacing w:after="0" w:before="0"/>
+                  </w:pPr>
+                  <w:r>
+                    <w:rPr>
+                      <w:rFonts w:ascii="Arial" w:cs="Arial" w:eastAsia="Arial" w:hAnsi="Arial"/>
+                      <w:b w:val="false"/>
+                      <w:bCs w:val="false"/>
+                      <w:sz w:val="21"/>
+                      <w:szCs w:val="21"/>
+                    </w:rPr>
+                    <w:t xml:space="preserve">Complete it</w:t>
+                  </w:r>
+                </w:p>
+              </w:tc>
+              <w:tc>
+                <w:tcPr>
+                  <w:tcW w:type="dxa" w:w="2506"/>
+                  <w:tcBorders>
+                    <w:top w:val="single" w:color="B7C2D1" w:sz="4"/>
+                    <w:left w:val="single" w:color="B7C2D1" w:sz="4"/>
+                    <w:bottom w:val="single" w:color="B7C2D1" w:sz="4"/>
+                    <w:right w:val="single" w:color="B7C2D1" w:sz="4"/>
+                  </w:tcBorders>
+                  <w:shd w:fill="FFFFFF" w:color="auto" w:val="clear"/>
+                  <w:tcMar>
+                    <w:top w:type="dxa" w:w="80"/>
+                    <w:left w:type="dxa" w:w="120"/>
+                    <w:bottom w:type="dxa" w:w="80"/>
+                    <w:right w:type="dxa" w:w="120"/>
+                  </w:tcMar>
+                  <w:vAlign w:val="center"/>
+                </w:tcPr>
+                <w:p>
+                  <w:pPr>
+                    <w:spacing w:after="0" w:before="0"/>
+                  </w:pPr>
+                  <w:r>
+                    <w:rPr>
+                      <w:rFonts w:ascii="Arial" w:cs="Arial" w:eastAsia="Arial" w:hAnsi="Arial"/>
+                      <w:b w:val="false"/>
+                      <w:bCs w:val="false"/>
+                      <w:sz w:val="21"/>
+                      <w:szCs w:val="21"/>
+                    </w:rPr>
+                    <w:t xml:space="preserve">2</w:t>
+                  </w:r>
+                </w:p>
+              </w:tc>
+              <w:tc>
+                <w:tcPr>
+                  <w:tcW w:type="dxa" w:w="2506"/>
+                  <w:tcBorders>
+                    <w:top w:val="single" w:color="B7C2D1" w:sz="4"/>
+                    <w:left w:val="single" w:color="B7C2D1" w:sz="4"/>
+                    <w:bottom w:val="single" w:color="B7C2D1" w:sz="4"/>
+                    <w:right w:val="single" w:color="B7C2D1" w:sz="4"/>
+                  </w:tcBorders>
+                  <w:shd w:fill="FFFFFF" w:color="auto" w:val="clear"/>
+                  <w:tcMar>
+                    <w:top w:type="dxa" w:w="80"/>
+                    <w:left w:type="dxa" w:w="120"/>
+                    <w:bottom w:type="dxa" w:w="80"/>
+                    <w:right w:type="dxa" w:w="120"/>
+                  </w:tcMar>
+                  <w:vAlign w:val="center"/>
+                </w:tcPr>
+                <w:p>
+                  <w:pPr>
+                    <w:spacing w:after="0" w:before="0"/>
+                  </w:pPr>
+                  <w:r>
+                    <w:rPr>
+                      <w:rFonts w:ascii="Arial" w:cs="Arial" w:eastAsia="Arial" w:hAnsi="Arial"/>
+                      <w:b w:val="false"/>
+                      <w:bCs w:val="false"/>
+                      <w:sz w:val="21"/>
+                      <w:szCs w:val="21"/>
+                    </w:rPr>
+                    <w:t xml:space="preserve"/>
+                  </w:r>
+                </w:p>
+              </w:tc>
+            </w:tr>
+            <w:tr>
+              <w:trPr>
+                <w:cantSplit/>
+                <w:trHeight w:val="360" w:hRule="atLeast"/>
+              </w:trPr>
+              <w:tc>
+                <w:tcPr>
+                  <w:tcW w:type="dxa" w:w="2506"/>
+                  <w:tcBorders>
+                    <w:top w:val="single" w:color="B7C2D1" w:sz="4"/>
+                    <w:left w:val="single" w:color="B7C2D1" w:sz="4"/>
+                    <w:bottom w:val="single" w:color="B7C2D1" w:sz="4"/>
+                    <w:right w:val="single" w:color="B7C2D1" w:sz="4"/>
+                  </w:tcBorders>
+                  <w:shd w:fill="FFFFFF" w:color="auto" w:val="clear"/>
+                  <w:tcMar>
+                    <w:top w:type="dxa" w:w="80"/>
+                    <w:left w:type="dxa" w:w="120"/>
+                    <w:bottom w:type="dxa" w:w="80"/>
+                    <w:right w:type="dxa" w:w="120"/>
+                  </w:tcMar>
+                  <w:vAlign w:val="center"/>
+                </w:tcPr>
+                <w:p>
+                  <w:pPr>
+                    <w:spacing w:after="0" w:before="0"/>
+                  </w:pPr>
+                  <w:r>
+                    <w:rPr>
+                      <w:rFonts w:ascii="Arial" w:cs="Arial" w:eastAsia="Arial" w:hAnsi="Arial"/>
+                      <w:sz w:val="21"/>
+                      <w:szCs w:val="21"/>
+                    </w:rPr>
+                    <w:t xml:space="preserve">Ask the user for four words, one on each line. Keep them in one list. Then ask for a position. Display the word at that position.</w:t>
+                  </w:r>
+                </w:p>
+              </w:tc>
+              <w:tc>
+                <w:tcPr>
+                  <w:tcW w:type="dxa" w:w="2506"/>
+                  <w:tcBorders>
+                    <w:top w:val="single" w:color="B7C2D1" w:sz="4"/>
+                    <w:left w:val="single" w:color="B7C2D1" w:sz="4"/>
+                    <w:bottom w:val="single" w:color="B7C2D1" w:sz="4"/>
+                    <w:right w:val="single" w:color="B7C2D1" w:sz="4"/>
+                  </w:tcBorders>
+                  <w:shd w:fill="FFFFFF" w:color="auto" w:val="clear"/>
+                  <w:tcMar>
+                    <w:top w:type="dxa" w:w="80"/>
+                    <w:left w:type="dxa" w:w="120"/>
+                    <w:bottom w:type="dxa" w:w="80"/>
+                    <w:right w:type="dxa" w:w="120"/>
+                  </w:tcMar>
+                  <w:vAlign w:val="center"/>
+                </w:tcPr>
+                <w:p>
+                  <w:pPr>
+                    <w:spacing w:after="0" w:before="0"/>
+                  </w:pPr>
+                  <w:r>
+                    <w:rPr>
+                      <w:rFonts w:ascii="Arial" w:cs="Arial" w:eastAsia="Arial" w:hAnsi="Arial"/>
+                      <w:b w:val="false"/>
+                      <w:bCs w:val="false"/>
+                      <w:sz w:val="21"/>
+                      <w:szCs w:val="21"/>
+                    </w:rPr>
+                    <w:t xml:space="preserve">Write it</w:t>
+                  </w:r>
+                </w:p>
+              </w:tc>
+              <w:tc>
+                <w:tcPr>
+                  <w:tcW w:type="dxa" w:w="2506"/>
+                  <w:tcBorders>
+                    <w:top w:val="single" w:color="B7C2D1" w:sz="4"/>
+                    <w:left w:val="single" w:color="B7C2D1" w:sz="4"/>
+                    <w:bottom w:val="single" w:color="B7C2D1" w:sz="4"/>
+                    <w:right w:val="single" w:color="B7C2D1" w:sz="4"/>
+                  </w:tcBorders>
+                  <w:shd w:fill="FFFFFF" w:color="auto" w:val="clear"/>
+                  <w:tcMar>
+                    <w:top w:type="dxa" w:w="80"/>
+                    <w:left w:type="dxa" w:w="120"/>
+                    <w:bottom w:type="dxa" w:w="80"/>
+                    <w:right w:type="dxa" w:w="120"/>
+                  </w:tcMar>
+                  <w:vAlign w:val="center"/>
+                </w:tcPr>
+                <w:p>
+                  <w:pPr>
+                    <w:spacing w:after="0" w:before="0"/>
+                  </w:pPr>
+                  <w:r>
+                    <w:rPr>
+                      <w:rFonts w:ascii="Arial" w:cs="Arial" w:eastAsia="Arial" w:hAnsi="Arial"/>
+                      <w:b w:val="false"/>
+                      <w:bCs w:val="false"/>
+                      <w:sz w:val="21"/>
+                      <w:szCs w:val="21"/>
+                    </w:rPr>
+                    <w:t xml:space="preserve">2</w:t>
+                  </w:r>
+                </w:p>
+              </w:tc>
+              <w:tc>
+                <w:tcPr>
+                  <w:tcW w:type="dxa" w:w="2506"/>
+                  <w:tcBorders>
+                    <w:top w:val="single" w:color="B7C2D1" w:sz="4"/>
+                    <w:left w:val="single" w:color="B7C2D1" w:sz="4"/>
+                    <w:bottom w:val="single" w:color="B7C2D1" w:sz="4"/>
+                    <w:right w:val="single" w:color="B7C2D1" w:sz="4"/>
+                  </w:tcBorders>
+                  <w:shd w:fill="FFFFFF" w:color="auto" w:val="clear"/>
+                  <w:tcMar>
+                    <w:top w:type="dxa" w:w="80"/>
+                    <w:left w:type="dxa" w:w="120"/>
+                    <w:bottom w:type="dxa" w:w="80"/>
+                    <w:right w:type="dxa" w:w="120"/>
+                  </w:tcMar>
+                  <w:vAlign w:val="center"/>
+                </w:tcPr>
+                <w:p>
+                  <w:pPr>
+                    <w:spacing w:after="0" w:before="0"/>
+                  </w:pPr>
+                  <w:r>
+                    <w:rPr>
+                      <w:rFonts w:ascii="Arial" w:cs="Arial" w:eastAsia="Arial" w:hAnsi="Arial"/>
+                      <w:b w:val="false"/>
+                      <w:bCs w:val="false"/>
+                      <w:sz w:val="21"/>
+                      <w:szCs w:val="21"/>
+                    </w:rPr>
+                    <w:t xml:space="preserve"/>
+                  </w:r>
+                </w:p>
+              </w:tc>
+            </w:tr>
+            <w:tr>
+              <w:trPr>
+                <w:cantSplit/>
+                <w:trHeight w:val="360" w:hRule="atLeast"/>
+              </w:trPr>
+              <w:tc>
+                <w:tcPr>
+                  <w:tcW w:type="dxa" w:w="2506"/>
+                  <w:tcBorders>
+                    <w:top w:val="single" w:color="B7C2D1" w:sz="4"/>
+                    <w:left w:val="single" w:color="B7C2D1" w:sz="4"/>
+                    <w:bottom w:val="single" w:color="B7C2D1" w:sz="4"/>
+                    <w:right w:val="single" w:color="B7C2D1" w:sz="4"/>
+                  </w:tcBorders>
+                  <w:shd w:fill="FFFFFF" w:color="auto" w:val="clear"/>
+                  <w:tcMar>
+                    <w:top w:type="dxa" w:w="80"/>
+                    <w:left w:type="dxa" w:w="120"/>
+                    <w:bottom w:type="dxa" w:w="80"/>
+                    <w:right w:type="dxa" w:w="120"/>
+                  </w:tcMar>
+                  <w:vAlign w:val="center"/>
+                </w:tcPr>
+                <w:p>
+                  <w:pPr>
+                    <w:spacing w:after="0" w:before="0"/>
+                  </w:pPr>
+                  <w:r>
+                    <w:rPr>
+                      <w:rFonts w:ascii="Arial" w:cs="Arial" w:eastAsia="Arial" w:hAnsi="Arial"/>
+                      <w:sz w:val="21"/>
+                      <w:szCs w:val="21"/>
+                    </w:rPr>
+                    <w:t xml:space="preserve">Ask the user for five whole numbers, one on each line. Keep them in one list. Display the first number. Then display the last number on the next line.</w:t>
+                  </w:r>
+                </w:p>
+              </w:tc>
+              <w:tc>
+                <w:tcPr>
+                  <w:tcW w:type="dxa" w:w="2506"/>
+                  <w:tcBorders>
+                    <w:top w:val="single" w:color="B7C2D1" w:sz="4"/>
+                    <w:left w:val="single" w:color="B7C2D1" w:sz="4"/>
+                    <w:bottom w:val="single" w:color="B7C2D1" w:sz="4"/>
+                    <w:right w:val="single" w:color="B7C2D1" w:sz="4"/>
+                  </w:tcBorders>
+                  <w:shd w:fill="FFFFFF" w:color="auto" w:val="clear"/>
+                  <w:tcMar>
+                    <w:top w:type="dxa" w:w="80"/>
+                    <w:left w:type="dxa" w:w="120"/>
+                    <w:bottom w:type="dxa" w:w="80"/>
+                    <w:right w:type="dxa" w:w="120"/>
+                  </w:tcMar>
+                  <w:vAlign w:val="center"/>
+                </w:tcPr>
+                <w:p>
+                  <w:pPr>
+                    <w:spacing w:after="0" w:before="0"/>
+                  </w:pPr>
+                  <w:r>
+                    <w:rPr>
+                      <w:rFonts w:ascii="Arial" w:cs="Arial" w:eastAsia="Arial" w:hAnsi="Arial"/>
+                      <w:b w:val="false"/>
+                      <w:bCs w:val="false"/>
+                      <w:sz w:val="21"/>
+                      <w:szCs w:val="21"/>
+                    </w:rPr>
+                    <w:t xml:space="preserve">Write it</w:t>
+                  </w:r>
+                </w:p>
+              </w:tc>
+              <w:tc>
+                <w:tcPr>
+                  <w:tcW w:type="dxa" w:w="2506"/>
+                  <w:tcBorders>
+                    <w:top w:val="single" w:color="B7C2D1" w:sz="4"/>
+                    <w:left w:val="single" w:color="B7C2D1" w:sz="4"/>
+                    <w:bottom w:val="single" w:color="B7C2D1" w:sz="4"/>
+                    <w:right w:val="single" w:color="B7C2D1" w:sz="4"/>
+                  </w:tcBorders>
+                  <w:shd w:fill="FFFFFF" w:color="auto" w:val="clear"/>
+                  <w:tcMar>
+                    <w:top w:type="dxa" w:w="80"/>
+                    <w:left w:type="dxa" w:w="120"/>
+                    <w:bottom w:type="dxa" w:w="80"/>
+                    <w:right w:type="dxa" w:w="120"/>
+                  </w:tcMar>
+                  <w:vAlign w:val="center"/>
+                </w:tcPr>
+                <w:p>
+                  <w:pPr>
+                    <w:spacing w:after="0" w:before="0"/>
+                  </w:pPr>
+                  <w:r>
+                    <w:rPr>
+                      <w:rFonts w:ascii="Arial" w:cs="Arial" w:eastAsia="Arial" w:hAnsi="Arial"/>
+                      <w:b w:val="false"/>
+                      <w:bCs w:val="false"/>
+                      <w:sz w:val="21"/>
+                      <w:szCs w:val="21"/>
+                    </w:rPr>
+                    <w:t xml:space="preserve">2</w:t>
+                  </w:r>
+                </w:p>
+              </w:tc>
+              <w:tc>
+                <w:tcPr>
+                  <w:tcW w:type="dxa" w:w="2506"/>
+                  <w:tcBorders>
+                    <w:top w:val="single" w:color="B7C2D1" w:sz="4"/>
+                    <w:left w:val="single" w:color="B7C2D1" w:sz="4"/>
+                    <w:bottom w:val="single" w:color="B7C2D1" w:sz="4"/>
+                    <w:right w:val="single" w:color="B7C2D1" w:sz="4"/>
+                  </w:tcBorders>
+                  <w:shd w:fill="FFFFFF" w:color="auto" w:val="clear"/>
+                  <w:tcMar>
+                    <w:top w:type="dxa" w:w="80"/>
+                    <w:left w:type="dxa" w:w="120"/>
+                    <w:bottom w:type="dxa" w:w="80"/>
+                    <w:right w:type="dxa" w:w="120"/>
+                  </w:tcMar>
+                  <w:vAlign w:val="center"/>
+                </w:tcPr>
+                <w:p>
+                  <w:pPr>
+                    <w:spacing w:after="0" w:before="0"/>
+                  </w:pPr>
+                  <w:r>
+                    <w:rPr>
+                      <w:rFonts w:ascii="Arial" w:cs="Arial" w:eastAsia="Arial" w:hAnsi="Arial"/>
+                      <w:b w:val="false"/>
+                      <w:bCs w:val="false"/>
+                      <w:sz w:val="21"/>
+                      <w:szCs w:val="21"/>
+                    </w:rPr>
+                    <w:t xml:space="preserve"/>
+                  </w:r>
+                </w:p>
+              </w:tc>
+            </w:tr>
+            <w:tr>
+              <w:trPr>
+                <w:cantSplit/>
+                <w:trHeight w:val="360" w:hRule="atLeast"/>
+              </w:trPr>
+              <w:tc>
+                <w:tcPr>
+                  <w:tcW w:type="dxa" w:w="2506"/>
+                  <w:tcBorders>
+                    <w:top w:val="single" w:color="B7C2D1" w:sz="4"/>
+                    <w:left w:val="single" w:color="B7C2D1" w:sz="4"/>
+                    <w:bottom w:val="single" w:color="B7C2D1" w:sz="4"/>
+                    <w:right w:val="single" w:color="B7C2D1" w:sz="4"/>
+                  </w:tcBorders>
+                  <w:shd w:fill="FFFFFF" w:color="auto" w:val="clear"/>
+                  <w:tcMar>
+                    <w:top w:type="dxa" w:w="80"/>
+                    <w:left w:type="dxa" w:w="120"/>
+                    <w:bottom w:type="dxa" w:w="80"/>
+                    <w:right w:type="dxa" w:w="120"/>
+                  </w:tcMar>
+                  <w:vAlign w:val="center"/>
+                </w:tcPr>
+                <w:p>
+                  <w:pPr>
+                    <w:spacing w:after="0" w:before="0"/>
+                  </w:pPr>
+                  <w:r>
+                    <w:rPr>
+                      <w:rFonts w:ascii="Arial" w:cs="Arial" w:eastAsia="Arial" w:hAnsi="Arial"/>
+                      <w:sz w:val="21"/>
+                      <w:szCs w:val="21"/>
+                    </w:rPr>
+                    <w:t xml:space="preserve">This program should display the last word in the list. Find the mistake and put it right.</w:t>
+                  </w:r>
+                </w:p>
+              </w:tc>
+              <w:tc>
+                <w:tcPr>
+                  <w:tcW w:type="dxa" w:w="2506"/>
+                  <w:tcBorders>
+                    <w:top w:val="single" w:color="B7C2D1" w:sz="4"/>
+                    <w:left w:val="single" w:color="B7C2D1" w:sz="4"/>
+                    <w:bottom w:val="single" w:color="B7C2D1" w:sz="4"/>
+                    <w:right w:val="single" w:color="B7C2D1" w:sz="4"/>
+                  </w:tcBorders>
+                  <w:shd w:fill="FFFFFF" w:color="auto" w:val="clear"/>
+                  <w:tcMar>
+                    <w:top w:type="dxa" w:w="80"/>
+                    <w:left w:type="dxa" w:w="120"/>
+                    <w:bottom w:type="dxa" w:w="80"/>
+                    <w:right w:type="dxa" w:w="120"/>
+                  </w:tcMar>
+                  <w:vAlign w:val="center"/>
+                </w:tcPr>
+                <w:p>
+                  <w:pPr>
+                    <w:spacing w:after="0" w:before="0"/>
+                  </w:pPr>
+                  <w:r>
+                    <w:rPr>
+                      <w:rFonts w:ascii="Arial" w:cs="Arial" w:eastAsia="Arial" w:hAnsi="Arial"/>
+                      <w:b w:val="false"/>
+                      <w:bCs w:val="false"/>
+                      <w:sz w:val="21"/>
+                      <w:szCs w:val="21"/>
+                    </w:rPr>
+                    <w:t xml:space="preserve">Fix it</w:t>
+                  </w:r>
+                </w:p>
+              </w:tc>
+              <w:tc>
+                <w:tcPr>
+                  <w:tcW w:type="dxa" w:w="2506"/>
+                  <w:tcBorders>
+                    <w:top w:val="single" w:color="B7C2D1" w:sz="4"/>
+                    <w:left w:val="single" w:color="B7C2D1" w:sz="4"/>
+                    <w:bottom w:val="single" w:color="B7C2D1" w:sz="4"/>
+                    <w:right w:val="single" w:color="B7C2D1" w:sz="4"/>
+                  </w:tcBorders>
+                  <w:shd w:fill="FFFFFF" w:color="auto" w:val="clear"/>
+                  <w:tcMar>
+                    <w:top w:type="dxa" w:w="80"/>
+                    <w:left w:type="dxa" w:w="120"/>
+                    <w:bottom w:type="dxa" w:w="80"/>
+                    <w:right w:type="dxa" w:w="120"/>
+                  </w:tcMar>
+                  <w:vAlign w:val="center"/>
+                </w:tcPr>
+                <w:p>
+                  <w:pPr>
+                    <w:spacing w:after="0" w:before="0"/>
+                  </w:pPr>
+                  <w:r>
+                    <w:rPr>
+                      <w:rFonts w:ascii="Arial" w:cs="Arial" w:eastAsia="Arial" w:hAnsi="Arial"/>
+                      <w:b w:val="false"/>
+                      <w:bCs w:val="false"/>
+                      <w:sz w:val="21"/>
+                      <w:szCs w:val="21"/>
+                    </w:rPr>
+                    <w:t xml:space="preserve">2</w:t>
+                  </w:r>
+                </w:p>
+              </w:tc>
+              <w:tc>
+                <w:tcPr>
+                  <w:tcW w:type="dxa" w:w="2506"/>
+                  <w:tcBorders>
+                    <w:top w:val="single" w:color="B7C2D1" w:sz="4"/>
+                    <w:left w:val="single" w:color="B7C2D1" w:sz="4"/>
+                    <w:bottom w:val="single" w:color="B7C2D1" w:sz="4"/>
+                    <w:right w:val="single" w:color="B7C2D1" w:sz="4"/>
+                  </w:tcBorders>
+                  <w:shd w:fill="FFFFFF" w:color="auto" w:val="clear"/>
+                  <w:tcMar>
+                    <w:top w:type="dxa" w:w="80"/>
+                    <w:left w:type="dxa" w:w="120"/>
+                    <w:bottom w:type="dxa" w:w="80"/>
+                    <w:right w:type="dxa" w:w="120"/>
+                  </w:tcMar>
+                  <w:vAlign w:val="center"/>
+                </w:tcPr>
+                <w:p>
+                  <w:pPr>
+                    <w:spacing w:after="0" w:before="0"/>
+                  </w:pPr>
+                  <w:r>
+                    <w:rPr>
+                      <w:rFonts w:ascii="Arial" w:cs="Arial" w:eastAsia="Arial" w:hAnsi="Arial"/>
+                      <w:b w:val="false"/>
+                      <w:bCs w:val="false"/>
+                      <w:sz w:val="21"/>
+                      <w:szCs w:val="21"/>
+                    </w:rPr>
+                    <w:t xml:space="preserve"/>
+                  </w:r>
+                </w:p>
+              </w:tc>
+            </w:tr>
+            <w:tr>
+              <w:trPr>
+                <w:cantSplit/>
+                <w:trHeight w:val="360" w:hRule="atLeast"/>
+              </w:trPr>
+              <w:tc>
+                <w:tcPr>
+                  <w:tcW w:type="dxa" w:w="2506"/>
+                  <w:tcBorders>
+                    <w:top w:val="single" w:color="B7C2D1" w:sz="4"/>
+                    <w:left w:val="single" w:color="B7C2D1" w:sz="4"/>
+                    <w:bottom w:val="single" w:color="B7C2D1" w:sz="4"/>
+                    <w:right w:val="single" w:color="B7C2D1" w:sz="4"/>
+                  </w:tcBorders>
+                  <w:shd w:fill="FFFFFF" w:color="auto" w:val="clear"/>
+                  <w:tcMar>
+                    <w:top w:type="dxa" w:w="80"/>
+                    <w:left w:type="dxa" w:w="120"/>
+                    <w:bottom w:type="dxa" w:w="80"/>
+                    <w:right w:type="dxa" w:w="120"/>
+                  </w:tcMar>
+                  <w:vAlign w:val="center"/>
+                </w:tcPr>
+                <w:p>
+                  <w:pPr>
+                    <w:spacing w:after="0" w:before="0"/>
+                  </w:pPr>
+                  <w:r>
+                    <w:rPr>
+                      <w:rFonts w:ascii="Arial" w:cs="Arial" w:eastAsia="Arial" w:hAnsi="Arial"/>
+                      <w:sz w:val="21"/>
+                      <w:szCs w:val="21"/>
+                    </w:rPr>
+                    <w:t xml:space="preserve">Ask the user for four words, one on each line. Keep them in one list. Then ask for a position. Then ask for one new word. Put the new word into the list at that position. Display the whole list.</w:t>
+                  </w:r>
+                </w:p>
+              </w:tc>
+              <w:tc>
+                <w:tcPr>
+                  <w:tcW w:type="dxa" w:w="2506"/>
+                  <w:tcBorders>
+                    <w:top w:val="single" w:color="B7C2D1" w:sz="4"/>
+                    <w:left w:val="single" w:color="B7C2D1" w:sz="4"/>
+                    <w:bottom w:val="single" w:color="B7C2D1" w:sz="4"/>
+                    <w:right w:val="single" w:color="B7C2D1" w:sz="4"/>
+                  </w:tcBorders>
+                  <w:shd w:fill="FFFFFF" w:color="auto" w:val="clear"/>
+                  <w:tcMar>
+                    <w:top w:type="dxa" w:w="80"/>
+                    <w:left w:type="dxa" w:w="120"/>
+                    <w:bottom w:type="dxa" w:w="80"/>
+                    <w:right w:type="dxa" w:w="120"/>
+                  </w:tcMar>
+                  <w:vAlign w:val="center"/>
+                </w:tcPr>
+                <w:p>
+                  <w:pPr>
+                    <w:spacing w:after="0" w:before="0"/>
+                  </w:pPr>
+                  <w:r>
+                    <w:rPr>
+                      <w:rFonts w:ascii="Arial" w:cs="Arial" w:eastAsia="Arial" w:hAnsi="Arial"/>
+                      <w:b w:val="false"/>
+                      <w:bCs w:val="false"/>
+                      <w:sz w:val="21"/>
+                      <w:szCs w:val="21"/>
+                    </w:rPr>
+                    <w:t xml:space="preserve">Challenge (optional)</w:t>
+                  </w:r>
+                </w:p>
+              </w:tc>
+              <w:tc>
+                <w:tcPr>
+                  <w:tcW w:type="dxa" w:w="2506"/>
                   <w:tcBorders>
                     <w:top w:val="single" w:color="B7C2D1" w:sz="4"/>
                     <w:left w:val="single" w:color="B7C2D1" w:sz="4"/>
@@ -2839,7 +4279,7 @@
               </w:tc>
               <w:tc>
                 <w:tcPr>
-                  <w:tcW w:type="dxa" w:w="3342"/>
+                  <w:tcW w:type="dxa" w:w="2506"/>
                   <w:tcBorders>
                     <w:top w:val="single" w:color="B7C2D1" w:sz="4"/>
                     <w:left w:val="single" w:color="B7C2D1" w:sz="4"/>
@@ -2886,7 +4326,7 @@
                 <w:sz w:val="21"/>
                 <w:szCs w:val="21"/>
               </w:rPr>
-              <w:t xml:space="preserve">Plan the one you found hardest: inputs, what happens to them, what is printed.</w:t>
+              <w:t xml:space="preserve">Plan the one you found hardest: what is typed in, what happens to it, what is displayed.</w:t>
             </w:r>
           </w:p>
           <w:tbl>
@@ -3312,12 +4752,12 @@
                 <w:sz w:val="21"/>
                 <w:szCs w:val="21"/>
               </w:rPr>
-              <w:t xml:space="preserve">Tick each one off as its tests pass in the editor</w:t>
+              <w:t xml:space="preserve">Tick each one off as you finish it in the editor</w:t>
             </w:r>
           </w:p>
           <w:tbl>
             <w:tblPr>
-              <w:tblW w:type="dxa" w:w="10026"/>
+              <w:tblW w:type="dxa" w:w="10024"/>
               <w:tblBorders>
                 <w:top w:val="single" w:color="auto" w:sz="4"/>
                 <w:left w:val="single" w:color="auto" w:sz="4"/>
@@ -3328,9 +4768,10 @@
               </w:tblBorders>
             </w:tblPr>
             <w:tblGrid>
-              <w:gridCol w:w="3342"/>
-              <w:gridCol w:w="3342"/>
-              <w:gridCol w:w="3342"/>
+              <w:gridCol w:w="2506"/>
+              <w:gridCol w:w="2506"/>
+              <w:gridCol w:w="2506"/>
+              <w:gridCol w:w="2506"/>
             </w:tblGrid>
             <w:tr>
               <w:trPr>
@@ -3339,7 +4780,7 @@
               </w:trPr>
               <w:tc>
                 <w:tcPr>
-                  <w:tcW w:type="dxa" w:w="3342"/>
+                  <w:tcW w:type="dxa" w:w="2506"/>
                   <w:tcBorders>
                     <w:top w:val="single" w:color="B7C2D1" w:sz="4"/>
                     <w:left w:val="single" w:color="B7C2D1" w:sz="4"/>
@@ -3367,13 +4808,13 @@
                       <w:sz w:val="20"/>
                       <w:szCs w:val="20"/>
                     </w:rPr>
-                    <w:t xml:space="preserve">Program</w:t>
-                  </w:r>
-                </w:p>
-              </w:tc>
-              <w:tc>
-                <w:tcPr>
-                  <w:tcW w:type="dxa" w:w="3342"/>
+                    <w:t xml:space="preserve">Activity</w:t>
+                  </w:r>
+                </w:p>
+              </w:tc>
+              <w:tc>
+                <w:tcPr>
+                  <w:tcW w:type="dxa" w:w="2506"/>
                   <w:tcBorders>
                     <w:top w:val="single" w:color="B7C2D1" w:sz="4"/>
                     <w:left w:val="single" w:color="B7C2D1" w:sz="4"/>
@@ -3401,13 +4842,47 @@
                       <w:sz w:val="20"/>
                       <w:szCs w:val="20"/>
                     </w:rPr>
+                    <w:t xml:space="preserve">What to do</w:t>
+                  </w:r>
+                </w:p>
+              </w:tc>
+              <w:tc>
+                <w:tcPr>
+                  <w:tcW w:type="dxa" w:w="2506"/>
+                  <w:tcBorders>
+                    <w:top w:val="single" w:color="B7C2D1" w:sz="4"/>
+                    <w:left w:val="single" w:color="B7C2D1" w:sz="4"/>
+                    <w:bottom w:val="single" w:color="B7C2D1" w:sz="4"/>
+                    <w:right w:val="single" w:color="B7C2D1" w:sz="4"/>
+                  </w:tcBorders>
+                  <w:shd w:fill="E6ECF5" w:color="auto" w:val="clear"/>
+                  <w:tcMar>
+                    <w:top w:type="dxa" w:w="80"/>
+                    <w:left w:type="dxa" w:w="120"/>
+                    <w:bottom w:type="dxa" w:w="80"/>
+                    <w:right w:type="dxa" w:w="120"/>
+                  </w:tcMar>
+                  <w:vAlign w:val="center"/>
+                </w:tcPr>
+                <w:p>
+                  <w:pPr>
+                    <w:spacing w:after="0" w:before="0"/>
+                  </w:pPr>
+                  <w:r>
+                    <w:rPr>
+                      <w:rFonts w:ascii="Arial" w:cs="Arial" w:eastAsia="Arial" w:hAnsi="Arial"/>
+                      <w:b/>
+                      <w:bCs/>
+                      <w:sz w:val="20"/>
+                      <w:szCs w:val="20"/>
+                    </w:rPr>
                     <w:t xml:space="preserve">Marks</w:t>
                   </w:r>
                 </w:p>
               </w:tc>
               <w:tc>
                 <w:tcPr>
-                  <w:tcW w:type="dxa" w:w="3342"/>
+                  <w:tcW w:type="dxa" w:w="2506"/>
                   <w:tcBorders>
                     <w:top w:val="single" w:color="B7C2D1" w:sz="4"/>
                     <w:left w:val="single" w:color="B7C2D1" w:sz="4"/>
@@ -3447,73 +4922,107 @@
               </w:trPr>
               <w:tc>
                 <w:tcPr>
-                  <w:tcW w:type="dxa" w:w="3342"/>
-                  <w:tcBorders>
-                    <w:top w:val="single" w:color="B7C2D1" w:sz="4"/>
-                    <w:left w:val="single" w:color="B7C2D1" w:sz="4"/>
-                    <w:bottom w:val="single" w:color="B7C2D1" w:sz="4"/>
-                    <w:right w:val="single" w:color="B7C2D1" w:sz="4"/>
-                  </w:tcBorders>
-                  <w:shd w:fill="FFFFFF" w:color="auto" w:val="clear"/>
-                  <w:tcMar>
-                    <w:top w:type="dxa" w:w="80"/>
-                    <w:left w:type="dxa" w:w="120"/>
-                    <w:bottom w:type="dxa" w:w="80"/>
-                    <w:right w:type="dxa" w:w="120"/>
-                  </w:tcMar>
-                  <w:vAlign w:val="center"/>
-                </w:tcPr>
-                <w:p>
-                  <w:pPr>
-                    <w:spacing w:after="0" w:before="0"/>
-                  </w:pPr>
-                  <w:r>
-                    <w:rPr>
-                      <w:rFonts w:ascii="Arial" w:cs="Arial" w:eastAsia="Arial" w:hAnsi="Arial"/>
-                      <w:sz w:val="21"/>
-                      <w:szCs w:val="21"/>
-                    </w:rPr>
-                    <w:t xml:space="preserve">Ask the user for four words, one on each line. Store them in a list. Display a line for each word, in the form [word] [how many letters it has].</w:t>
-                  </w:r>
-                </w:p>
-              </w:tc>
-              <w:tc>
-                <w:tcPr>
-                  <w:tcW w:type="dxa" w:w="3342"/>
-                  <w:tcBorders>
-                    <w:top w:val="single" w:color="B7C2D1" w:sz="4"/>
-                    <w:left w:val="single" w:color="B7C2D1" w:sz="4"/>
-                    <w:bottom w:val="single" w:color="B7C2D1" w:sz="4"/>
-                    <w:right w:val="single" w:color="B7C2D1" w:sz="4"/>
-                  </w:tcBorders>
-                  <w:shd w:fill="FFFFFF" w:color="auto" w:val="clear"/>
-                  <w:tcMar>
-                    <w:top w:type="dxa" w:w="80"/>
-                    <w:left w:type="dxa" w:w="120"/>
-                    <w:bottom w:type="dxa" w:w="80"/>
-                    <w:right w:type="dxa" w:w="120"/>
-                  </w:tcMar>
-                  <w:vAlign w:val="center"/>
-                </w:tcPr>
-                <w:p>
-                  <w:pPr>
-                    <w:spacing w:after="0" w:before="0"/>
-                  </w:pPr>
-                  <w:r>
-                    <w:rPr>
-                      <w:rFonts w:ascii="Arial" w:cs="Arial" w:eastAsia="Arial" w:hAnsi="Arial"/>
-                      <w:b w:val="false"/>
-                      <w:bCs w:val="false"/>
-                      <w:sz w:val="21"/>
-                      <w:szCs w:val="21"/>
-                    </w:rPr>
-                    <w:t xml:space="preserve">2</w:t>
-                  </w:r>
-                </w:p>
-              </w:tc>
-              <w:tc>
-                <w:tcPr>
-                  <w:tcW w:type="dxa" w:w="3342"/>
+                  <w:tcW w:type="dxa" w:w="2506"/>
+                  <w:tcBorders>
+                    <w:top w:val="single" w:color="B7C2D1" w:sz="4"/>
+                    <w:left w:val="single" w:color="B7C2D1" w:sz="4"/>
+                    <w:bottom w:val="single" w:color="B7C2D1" w:sz="4"/>
+                    <w:right w:val="single" w:color="B7C2D1" w:sz="4"/>
+                  </w:tcBorders>
+                  <w:shd w:fill="FFFFFF" w:color="auto" w:val="clear"/>
+                  <w:tcMar>
+                    <w:top w:type="dxa" w:w="80"/>
+                    <w:left w:type="dxa" w:w="120"/>
+                    <w:bottom w:type="dxa" w:w="80"/>
+                    <w:right w:type="dxa" w:w="120"/>
+                  </w:tcMar>
+                  <w:vAlign w:val="center"/>
+                </w:tcPr>
+                <w:p>
+                  <w:pPr>
+                    <w:spacing w:after="0" w:before="0"/>
+                  </w:pPr>
+                  <w:r>
+                    <w:rPr>
+                      <w:rFonts w:ascii="Arial" w:cs="Arial" w:eastAsia="Arial" w:hAnsi="Arial"/>
+                      <w:sz w:val="21"/>
+                      <w:szCs w:val="21"/>
+                    </w:rPr>
+                    <w:t xml:space="preserve">Press Run. The loop shows every item of the list, one at a time.</w:t>
+                  </w:r>
+                </w:p>
+              </w:tc>
+              <w:tc>
+                <w:tcPr>
+                  <w:tcW w:type="dxa" w:w="2506"/>
+                  <w:tcBorders>
+                    <w:top w:val="single" w:color="B7C2D1" w:sz="4"/>
+                    <w:left w:val="single" w:color="B7C2D1" w:sz="4"/>
+                    <w:bottom w:val="single" w:color="B7C2D1" w:sz="4"/>
+                    <w:right w:val="single" w:color="B7C2D1" w:sz="4"/>
+                  </w:tcBorders>
+                  <w:shd w:fill="FFFFFF" w:color="auto" w:val="clear"/>
+                  <w:tcMar>
+                    <w:top w:type="dxa" w:w="80"/>
+                    <w:left w:type="dxa" w:w="120"/>
+                    <w:bottom w:type="dxa" w:w="80"/>
+                    <w:right w:type="dxa" w:w="120"/>
+                  </w:tcMar>
+                  <w:vAlign w:val="center"/>
+                </w:tcPr>
+                <w:p>
+                  <w:pPr>
+                    <w:spacing w:after="0" w:before="0"/>
+                  </w:pPr>
+                  <w:r>
+                    <w:rPr>
+                      <w:rFonts w:ascii="Arial" w:cs="Arial" w:eastAsia="Arial" w:hAnsi="Arial"/>
+                      <w:b w:val="false"/>
+                      <w:bCs w:val="false"/>
+                      <w:sz w:val="21"/>
+                      <w:szCs w:val="21"/>
+                    </w:rPr>
+                    <w:t xml:space="preserve">Run it</w:t>
+                  </w:r>
+                </w:p>
+              </w:tc>
+              <w:tc>
+                <w:tcPr>
+                  <w:tcW w:type="dxa" w:w="2506"/>
+                  <w:tcBorders>
+                    <w:top w:val="single" w:color="B7C2D1" w:sz="4"/>
+                    <w:left w:val="single" w:color="B7C2D1" w:sz="4"/>
+                    <w:bottom w:val="single" w:color="B7C2D1" w:sz="4"/>
+                    <w:right w:val="single" w:color="B7C2D1" w:sz="4"/>
+                  </w:tcBorders>
+                  <w:shd w:fill="FFFFFF" w:color="auto" w:val="clear"/>
+                  <w:tcMar>
+                    <w:top w:type="dxa" w:w="80"/>
+                    <w:left w:type="dxa" w:w="120"/>
+                    <w:bottom w:type="dxa" w:w="80"/>
+                    <w:right w:type="dxa" w:w="120"/>
+                  </w:tcMar>
+                  <w:vAlign w:val="center"/>
+                </w:tcPr>
+                <w:p>
+                  <w:pPr>
+                    <w:spacing w:after="0" w:before="0"/>
+                  </w:pPr>
+                  <w:r>
+                    <w:rPr>
+                      <w:rFonts w:ascii="Arial" w:cs="Arial" w:eastAsia="Arial" w:hAnsi="Arial"/>
+                      <w:b w:val="false"/>
+                      <w:bCs w:val="false"/>
+                      <w:sz w:val="21"/>
+                      <w:szCs w:val="21"/>
+                    </w:rPr>
+                    <w:t xml:space="preserve">1</w:t>
+                  </w:r>
+                </w:p>
+              </w:tc>
+              <w:tc>
+                <w:tcPr>
+                  <w:tcW w:type="dxa" w:w="2506"/>
                   <w:tcBorders>
                     <w:top w:val="single" w:color="B7C2D1" w:sz="4"/>
                     <w:left w:val="single" w:color="B7C2D1" w:sz="4"/>
@@ -3553,73 +5062,107 @@
               </w:trPr>
               <w:tc>
                 <w:tcPr>
-                  <w:tcW w:type="dxa" w:w="3342"/>
-                  <w:tcBorders>
-                    <w:top w:val="single" w:color="B7C2D1" w:sz="4"/>
-                    <w:left w:val="single" w:color="B7C2D1" w:sz="4"/>
-                    <w:bottom w:val="single" w:color="B7C2D1" w:sz="4"/>
-                    <w:right w:val="single" w:color="B7C2D1" w:sz="4"/>
-                  </w:tcBorders>
-                  <w:shd w:fill="FFFFFF" w:color="auto" w:val="clear"/>
-                  <w:tcMar>
-                    <w:top w:type="dxa" w:w="80"/>
-                    <w:left w:type="dxa" w:w="120"/>
-                    <w:bottom w:type="dxa" w:w="80"/>
-                    <w:right w:type="dxa" w:w="120"/>
-                  </w:tcMar>
-                  <w:vAlign w:val="center"/>
-                </w:tcPr>
-                <w:p>
-                  <w:pPr>
-                    <w:spacing w:after="0" w:before="0"/>
-                  </w:pPr>
-                  <w:r>
-                    <w:rPr>
-                      <w:rFonts w:ascii="Arial" w:cs="Arial" w:eastAsia="Arial" w:hAnsi="Arial"/>
-                      <w:sz w:val="21"/>
-                      <w:szCs w:val="21"/>
-                    </w:rPr>
-                    <w:t xml:space="preserve">Ask the user for five whole numbers, one on each line. Store them in a list. Display a line for each number, in the form [position] [number], with the positions counting from 0.</w:t>
-                  </w:r>
-                </w:p>
-              </w:tc>
-              <w:tc>
-                <w:tcPr>
-                  <w:tcW w:type="dxa" w:w="3342"/>
-                  <w:tcBorders>
-                    <w:top w:val="single" w:color="B7C2D1" w:sz="4"/>
-                    <w:left w:val="single" w:color="B7C2D1" w:sz="4"/>
-                    <w:bottom w:val="single" w:color="B7C2D1" w:sz="4"/>
-                    <w:right w:val="single" w:color="B7C2D1" w:sz="4"/>
-                  </w:tcBorders>
-                  <w:shd w:fill="FFFFFF" w:color="auto" w:val="clear"/>
-                  <w:tcMar>
-                    <w:top w:type="dxa" w:w="80"/>
-                    <w:left w:type="dxa" w:w="120"/>
-                    <w:bottom w:type="dxa" w:w="80"/>
-                    <w:right w:type="dxa" w:w="120"/>
-                  </w:tcMar>
-                  <w:vAlign w:val="center"/>
-                </w:tcPr>
-                <w:p>
-                  <w:pPr>
-                    <w:spacing w:after="0" w:before="0"/>
-                  </w:pPr>
-                  <w:r>
-                    <w:rPr>
-                      <w:rFonts w:ascii="Arial" w:cs="Arial" w:eastAsia="Arial" w:hAnsi="Arial"/>
-                      <w:b w:val="false"/>
-                      <w:bCs w:val="false"/>
-                      <w:sz w:val="21"/>
-                      <w:szCs w:val="21"/>
-                    </w:rPr>
-                    <w:t xml:space="preserve">3</w:t>
-                  </w:r>
-                </w:p>
-              </w:tc>
-              <w:tc>
-                <w:tcPr>
-                  <w:tcW w:type="dxa" w:w="3342"/>
+                  <w:tcW w:type="dxa" w:w="2506"/>
+                  <w:tcBorders>
+                    <w:top w:val="single" w:color="B7C2D1" w:sz="4"/>
+                    <w:left w:val="single" w:color="B7C2D1" w:sz="4"/>
+                    <w:bottom w:val="single" w:color="B7C2D1" w:sz="4"/>
+                    <w:right w:val="single" w:color="B7C2D1" w:sz="4"/>
+                  </w:tcBorders>
+                  <w:shd w:fill="FFFFFF" w:color="auto" w:val="clear"/>
+                  <w:tcMar>
+                    <w:top w:type="dxa" w:w="80"/>
+                    <w:left w:type="dxa" w:w="120"/>
+                    <w:bottom w:type="dxa" w:w="80"/>
+                    <w:right w:type="dxa" w:w="120"/>
+                  </w:tcMar>
+                  <w:vAlign w:val="center"/>
+                </w:tcPr>
+                <w:p>
+                  <w:pPr>
+                    <w:spacing w:after="0" w:before="0"/>
+                  </w:pPr>
+                  <w:r>
+                    <w:rPr>
+                      <w:rFonts w:ascii="Arial" w:cs="Arial" w:eastAsia="Arial" w:hAnsi="Arial"/>
+                      <w:sz w:val="21"/>
+                      <w:szCs w:val="21"/>
+                    </w:rPr>
+                    <w:t xml:space="preserve">What will this program display?</w:t>
+                  </w:r>
+                </w:p>
+              </w:tc>
+              <w:tc>
+                <w:tcPr>
+                  <w:tcW w:type="dxa" w:w="2506"/>
+                  <w:tcBorders>
+                    <w:top w:val="single" w:color="B7C2D1" w:sz="4"/>
+                    <w:left w:val="single" w:color="B7C2D1" w:sz="4"/>
+                    <w:bottom w:val="single" w:color="B7C2D1" w:sz="4"/>
+                    <w:right w:val="single" w:color="B7C2D1" w:sz="4"/>
+                  </w:tcBorders>
+                  <w:shd w:fill="FFFFFF" w:color="auto" w:val="clear"/>
+                  <w:tcMar>
+                    <w:top w:type="dxa" w:w="80"/>
+                    <w:left w:type="dxa" w:w="120"/>
+                    <w:bottom w:type="dxa" w:w="80"/>
+                    <w:right w:type="dxa" w:w="120"/>
+                  </w:tcMar>
+                  <w:vAlign w:val="center"/>
+                </w:tcPr>
+                <w:p>
+                  <w:pPr>
+                    <w:spacing w:after="0" w:before="0"/>
+                  </w:pPr>
+                  <w:r>
+                    <w:rPr>
+                      <w:rFonts w:ascii="Arial" w:cs="Arial" w:eastAsia="Arial" w:hAnsi="Arial"/>
+                      <w:b w:val="false"/>
+                      <w:bCs w:val="false"/>
+                      <w:sz w:val="21"/>
+                      <w:szCs w:val="21"/>
+                    </w:rPr>
+                    <w:t xml:space="preserve">Predict</w:t>
+                  </w:r>
+                </w:p>
+              </w:tc>
+              <w:tc>
+                <w:tcPr>
+                  <w:tcW w:type="dxa" w:w="2506"/>
+                  <w:tcBorders>
+                    <w:top w:val="single" w:color="B7C2D1" w:sz="4"/>
+                    <w:left w:val="single" w:color="B7C2D1" w:sz="4"/>
+                    <w:bottom w:val="single" w:color="B7C2D1" w:sz="4"/>
+                    <w:right w:val="single" w:color="B7C2D1" w:sz="4"/>
+                  </w:tcBorders>
+                  <w:shd w:fill="FFFFFF" w:color="auto" w:val="clear"/>
+                  <w:tcMar>
+                    <w:top w:type="dxa" w:w="80"/>
+                    <w:left w:type="dxa" w:w="120"/>
+                    <w:bottom w:type="dxa" w:w="80"/>
+                    <w:right w:type="dxa" w:w="120"/>
+                  </w:tcMar>
+                  <w:vAlign w:val="center"/>
+                </w:tcPr>
+                <w:p>
+                  <w:pPr>
+                    <w:spacing w:after="0" w:before="0"/>
+                  </w:pPr>
+                  <w:r>
+                    <w:rPr>
+                      <w:rFonts w:ascii="Arial" w:cs="Arial" w:eastAsia="Arial" w:hAnsi="Arial"/>
+                      <w:b w:val="false"/>
+                      <w:bCs w:val="false"/>
+                      <w:sz w:val="21"/>
+                      <w:szCs w:val="21"/>
+                    </w:rPr>
+                    <w:t xml:space="preserve">1</w:t>
+                  </w:r>
+                </w:p>
+              </w:tc>
+              <w:tc>
+                <w:tcPr>
+                  <w:tcW w:type="dxa" w:w="2506"/>
                   <w:tcBorders>
                     <w:top w:val="single" w:color="B7C2D1" w:sz="4"/>
                     <w:left w:val="single" w:color="B7C2D1" w:sz="4"/>
@@ -3659,39 +5202,213 @@
               </w:trPr>
               <w:tc>
                 <w:tcPr>
-                  <w:tcW w:type="dxa" w:w="3342"/>
-                  <w:tcBorders>
-                    <w:top w:val="single" w:color="B7C2D1" w:sz="4"/>
-                    <w:left w:val="single" w:color="B7C2D1" w:sz="4"/>
-                    <w:bottom w:val="single" w:color="B7C2D1" w:sz="4"/>
-                    <w:right w:val="single" w:color="B7C2D1" w:sz="4"/>
-                  </w:tcBorders>
-                  <w:shd w:fill="FFFFFF" w:color="auto" w:val="clear"/>
-                  <w:tcMar>
-                    <w:top w:type="dxa" w:w="80"/>
-                    <w:left w:type="dxa" w:w="120"/>
-                    <w:bottom w:type="dxa" w:w="80"/>
-                    <w:right w:type="dxa" w:w="120"/>
-                  </w:tcMar>
-                  <w:vAlign w:val="center"/>
-                </w:tcPr>
-                <w:p>
-                  <w:pPr>
-                    <w:spacing w:after="0" w:before="0"/>
-                  </w:pPr>
-                  <w:r>
-                    <w:rPr>
-                      <w:rFonts w:ascii="Arial" w:cs="Arial" w:eastAsia="Arial" w:hAnsi="Arial"/>
-                      <w:sz w:val="21"/>
-                      <w:szCs w:val="21"/>
-                    </w:rPr>
-                    <w:t xml:space="preserve">Ask the user for five whole numbers, one on each line. Store them in a list. Count how many of them are 10 or more. Display [the count] and nothing else.</w:t>
-                  </w:r>
-                </w:p>
-              </w:tc>
-              <w:tc>
-                <w:tcPr>
-                  <w:tcW w:type="dxa" w:w="3342"/>
+                  <w:tcW w:type="dxa" w:w="2506"/>
+                  <w:tcBorders>
+                    <w:top w:val="single" w:color="B7C2D1" w:sz="4"/>
+                    <w:left w:val="single" w:color="B7C2D1" w:sz="4"/>
+                    <w:bottom w:val="single" w:color="B7C2D1" w:sz="4"/>
+                    <w:right w:val="single" w:color="B7C2D1" w:sz="4"/>
+                  </w:tcBorders>
+                  <w:shd w:fill="FFFFFF" w:color="auto" w:val="clear"/>
+                  <w:tcMar>
+                    <w:top w:type="dxa" w:w="80"/>
+                    <w:left w:type="dxa" w:w="120"/>
+                    <w:bottom w:type="dxa" w:w="80"/>
+                    <w:right w:type="dxa" w:w="120"/>
+                  </w:tcMar>
+                  <w:vAlign w:val="center"/>
+                </w:tcPr>
+                <w:p>
+                  <w:pPr>
+                    <w:spacing w:after="0" w:before="0"/>
+                  </w:pPr>
+                  <w:r>
+                    <w:rPr>
+                      <w:rFonts w:ascii="Arial" w:cs="Arial" w:eastAsia="Arial" w:hAnsi="Arial"/>
+                      <w:sz w:val="21"/>
+                      <w:szCs w:val="21"/>
+                    </w:rPr>
+                    <w:t xml:space="preserve">Finish the program so it displays every word in the list, one on each line.</w:t>
+                  </w:r>
+                </w:p>
+              </w:tc>
+              <w:tc>
+                <w:tcPr>
+                  <w:tcW w:type="dxa" w:w="2506"/>
+                  <w:tcBorders>
+                    <w:top w:val="single" w:color="B7C2D1" w:sz="4"/>
+                    <w:left w:val="single" w:color="B7C2D1" w:sz="4"/>
+                    <w:bottom w:val="single" w:color="B7C2D1" w:sz="4"/>
+                    <w:right w:val="single" w:color="B7C2D1" w:sz="4"/>
+                  </w:tcBorders>
+                  <w:shd w:fill="FFFFFF" w:color="auto" w:val="clear"/>
+                  <w:tcMar>
+                    <w:top w:type="dxa" w:w="80"/>
+                    <w:left w:type="dxa" w:w="120"/>
+                    <w:bottom w:type="dxa" w:w="80"/>
+                    <w:right w:type="dxa" w:w="120"/>
+                  </w:tcMar>
+                  <w:vAlign w:val="center"/>
+                </w:tcPr>
+                <w:p>
+                  <w:pPr>
+                    <w:spacing w:after="0" w:before="0"/>
+                  </w:pPr>
+                  <w:r>
+                    <w:rPr>
+                      <w:rFonts w:ascii="Arial" w:cs="Arial" w:eastAsia="Arial" w:hAnsi="Arial"/>
+                      <w:b w:val="false"/>
+                      <w:bCs w:val="false"/>
+                      <w:sz w:val="21"/>
+                      <w:szCs w:val="21"/>
+                    </w:rPr>
+                    <w:t xml:space="preserve">Complete it</w:t>
+                  </w:r>
+                </w:p>
+              </w:tc>
+              <w:tc>
+                <w:tcPr>
+                  <w:tcW w:type="dxa" w:w="2506"/>
+                  <w:tcBorders>
+                    <w:top w:val="single" w:color="B7C2D1" w:sz="4"/>
+                    <w:left w:val="single" w:color="B7C2D1" w:sz="4"/>
+                    <w:bottom w:val="single" w:color="B7C2D1" w:sz="4"/>
+                    <w:right w:val="single" w:color="B7C2D1" w:sz="4"/>
+                  </w:tcBorders>
+                  <w:shd w:fill="FFFFFF" w:color="auto" w:val="clear"/>
+                  <w:tcMar>
+                    <w:top w:type="dxa" w:w="80"/>
+                    <w:left w:type="dxa" w:w="120"/>
+                    <w:bottom w:type="dxa" w:w="80"/>
+                    <w:right w:type="dxa" w:w="120"/>
+                  </w:tcMar>
+                  <w:vAlign w:val="center"/>
+                </w:tcPr>
+                <w:p>
+                  <w:pPr>
+                    <w:spacing w:after="0" w:before="0"/>
+                  </w:pPr>
+                  <w:r>
+                    <w:rPr>
+                      <w:rFonts w:ascii="Arial" w:cs="Arial" w:eastAsia="Arial" w:hAnsi="Arial"/>
+                      <w:b w:val="false"/>
+                      <w:bCs w:val="false"/>
+                      <w:sz w:val="21"/>
+                      <w:szCs w:val="21"/>
+                    </w:rPr>
+                    <w:t xml:space="preserve">2</w:t>
+                  </w:r>
+                </w:p>
+              </w:tc>
+              <w:tc>
+                <w:tcPr>
+                  <w:tcW w:type="dxa" w:w="2506"/>
+                  <w:tcBorders>
+                    <w:top w:val="single" w:color="B7C2D1" w:sz="4"/>
+                    <w:left w:val="single" w:color="B7C2D1" w:sz="4"/>
+                    <w:bottom w:val="single" w:color="B7C2D1" w:sz="4"/>
+                    <w:right w:val="single" w:color="B7C2D1" w:sz="4"/>
+                  </w:tcBorders>
+                  <w:shd w:fill="FFFFFF" w:color="auto" w:val="clear"/>
+                  <w:tcMar>
+                    <w:top w:type="dxa" w:w="80"/>
+                    <w:left w:type="dxa" w:w="120"/>
+                    <w:bottom w:type="dxa" w:w="80"/>
+                    <w:right w:type="dxa" w:w="120"/>
+                  </w:tcMar>
+                  <w:vAlign w:val="center"/>
+                </w:tcPr>
+                <w:p>
+                  <w:pPr>
+                    <w:spacing w:after="0" w:before="0"/>
+                  </w:pPr>
+                  <w:r>
+                    <w:rPr>
+                      <w:rFonts w:ascii="Arial" w:cs="Arial" w:eastAsia="Arial" w:hAnsi="Arial"/>
+                      <w:b w:val="false"/>
+                      <w:bCs w:val="false"/>
+                      <w:sz w:val="21"/>
+                      <w:szCs w:val="21"/>
+                    </w:rPr>
+                    <w:t xml:space="preserve"/>
+                  </w:r>
+                </w:p>
+              </w:tc>
+            </w:tr>
+            <w:tr>
+              <w:trPr>
+                <w:cantSplit/>
+                <w:trHeight w:val="360" w:hRule="atLeast"/>
+              </w:trPr>
+              <w:tc>
+                <w:tcPr>
+                  <w:tcW w:type="dxa" w:w="2506"/>
+                  <w:tcBorders>
+                    <w:top w:val="single" w:color="B7C2D1" w:sz="4"/>
+                    <w:left w:val="single" w:color="B7C2D1" w:sz="4"/>
+                    <w:bottom w:val="single" w:color="B7C2D1" w:sz="4"/>
+                    <w:right w:val="single" w:color="B7C2D1" w:sz="4"/>
+                  </w:tcBorders>
+                  <w:shd w:fill="FFFFFF" w:color="auto" w:val="clear"/>
+                  <w:tcMar>
+                    <w:top w:type="dxa" w:w="80"/>
+                    <w:left w:type="dxa" w:w="120"/>
+                    <w:bottom w:type="dxa" w:w="80"/>
+                    <w:right w:type="dxa" w:w="120"/>
+                  </w:tcMar>
+                  <w:vAlign w:val="center"/>
+                </w:tcPr>
+                <w:p>
+                  <w:pPr>
+                    <w:spacing w:after="0" w:before="0"/>
+                  </w:pPr>
+                  <w:r>
+                    <w:rPr>
+                      <w:rFonts w:ascii="Arial" w:cs="Arial" w:eastAsia="Arial" w:hAnsi="Arial"/>
+                      <w:sz w:val="21"/>
+                      <w:szCs w:val="21"/>
+                    </w:rPr>
+                    <w:t xml:space="preserve">Ask the user for four words, one on each line. Keep them in one list. Work out how many letters each word has. For every word, display a line made of the word, then the word has, then how many letters it has, then the word letters.</w:t>
+                  </w:r>
+                </w:p>
+              </w:tc>
+              <w:tc>
+                <w:tcPr>
+                  <w:tcW w:type="dxa" w:w="2506"/>
+                  <w:tcBorders>
+                    <w:top w:val="single" w:color="B7C2D1" w:sz="4"/>
+                    <w:left w:val="single" w:color="B7C2D1" w:sz="4"/>
+                    <w:bottom w:val="single" w:color="B7C2D1" w:sz="4"/>
+                    <w:right w:val="single" w:color="B7C2D1" w:sz="4"/>
+                  </w:tcBorders>
+                  <w:shd w:fill="FFFFFF" w:color="auto" w:val="clear"/>
+                  <w:tcMar>
+                    <w:top w:type="dxa" w:w="80"/>
+                    <w:left w:type="dxa" w:w="120"/>
+                    <w:bottom w:type="dxa" w:w="80"/>
+                    <w:right w:type="dxa" w:w="120"/>
+                  </w:tcMar>
+                  <w:vAlign w:val="center"/>
+                </w:tcPr>
+                <w:p>
+                  <w:pPr>
+                    <w:spacing w:after="0" w:before="0"/>
+                  </w:pPr>
+                  <w:r>
+                    <w:rPr>
+                      <w:rFonts w:ascii="Arial" w:cs="Arial" w:eastAsia="Arial" w:hAnsi="Arial"/>
+                      <w:b w:val="false"/>
+                      <w:bCs w:val="false"/>
+                      <w:sz w:val="21"/>
+                      <w:szCs w:val="21"/>
+                    </w:rPr>
+                    <w:t xml:space="preserve">Write it</w:t>
+                  </w:r>
+                </w:p>
+              </w:tc>
+              <w:tc>
+                <w:tcPr>
+                  <w:tcW w:type="dxa" w:w="2506"/>
                   <w:tcBorders>
                     <w:top w:val="single" w:color="B7C2D1" w:sz="4"/>
                     <w:left w:val="single" w:color="B7C2D1" w:sz="4"/>
@@ -3725,7 +5442,427 @@
               </w:tc>
               <w:tc>
                 <w:tcPr>
-                  <w:tcW w:type="dxa" w:w="3342"/>
+                  <w:tcW w:type="dxa" w:w="2506"/>
+                  <w:tcBorders>
+                    <w:top w:val="single" w:color="B7C2D1" w:sz="4"/>
+                    <w:left w:val="single" w:color="B7C2D1" w:sz="4"/>
+                    <w:bottom w:val="single" w:color="B7C2D1" w:sz="4"/>
+                    <w:right w:val="single" w:color="B7C2D1" w:sz="4"/>
+                  </w:tcBorders>
+                  <w:shd w:fill="FFFFFF" w:color="auto" w:val="clear"/>
+                  <w:tcMar>
+                    <w:top w:type="dxa" w:w="80"/>
+                    <w:left w:type="dxa" w:w="120"/>
+                    <w:bottom w:type="dxa" w:w="80"/>
+                    <w:right w:type="dxa" w:w="120"/>
+                  </w:tcMar>
+                  <w:vAlign w:val="center"/>
+                </w:tcPr>
+                <w:p>
+                  <w:pPr>
+                    <w:spacing w:after="0" w:before="0"/>
+                  </w:pPr>
+                  <w:r>
+                    <w:rPr>
+                      <w:rFonts w:ascii="Arial" w:cs="Arial" w:eastAsia="Arial" w:hAnsi="Arial"/>
+                      <w:b w:val="false"/>
+                      <w:bCs w:val="false"/>
+                      <w:sz w:val="21"/>
+                      <w:szCs w:val="21"/>
+                    </w:rPr>
+                    <w:t xml:space="preserve"/>
+                  </w:r>
+                </w:p>
+              </w:tc>
+            </w:tr>
+            <w:tr>
+              <w:trPr>
+                <w:cantSplit/>
+                <w:trHeight w:val="360" w:hRule="atLeast"/>
+              </w:trPr>
+              <w:tc>
+                <w:tcPr>
+                  <w:tcW w:type="dxa" w:w="2506"/>
+                  <w:tcBorders>
+                    <w:top w:val="single" w:color="B7C2D1" w:sz="4"/>
+                    <w:left w:val="single" w:color="B7C2D1" w:sz="4"/>
+                    <w:bottom w:val="single" w:color="B7C2D1" w:sz="4"/>
+                    <w:right w:val="single" w:color="B7C2D1" w:sz="4"/>
+                  </w:tcBorders>
+                  <w:shd w:fill="FFFFFF" w:color="auto" w:val="clear"/>
+                  <w:tcMar>
+                    <w:top w:type="dxa" w:w="80"/>
+                    <w:left w:type="dxa" w:w="120"/>
+                    <w:bottom w:type="dxa" w:w="80"/>
+                    <w:right w:type="dxa" w:w="120"/>
+                  </w:tcMar>
+                  <w:vAlign w:val="center"/>
+                </w:tcPr>
+                <w:p>
+                  <w:pPr>
+                    <w:spacing w:after="0" w:before="0"/>
+                  </w:pPr>
+                  <w:r>
+                    <w:rPr>
+                      <w:rFonts w:ascii="Arial" w:cs="Arial" w:eastAsia="Arial" w:hAnsi="Arial"/>
+                      <w:sz w:val="21"/>
+                      <w:szCs w:val="21"/>
+                    </w:rPr>
+                    <w:t xml:space="preserve">Ask the user for four words, one on each line. Keep them in one list. For every word, display a line made of its position, then the word, with the positions counting from 0.</w:t>
+                  </w:r>
+                </w:p>
+              </w:tc>
+              <w:tc>
+                <w:tcPr>
+                  <w:tcW w:type="dxa" w:w="2506"/>
+                  <w:tcBorders>
+                    <w:top w:val="single" w:color="B7C2D1" w:sz="4"/>
+                    <w:left w:val="single" w:color="B7C2D1" w:sz="4"/>
+                    <w:bottom w:val="single" w:color="B7C2D1" w:sz="4"/>
+                    <w:right w:val="single" w:color="B7C2D1" w:sz="4"/>
+                  </w:tcBorders>
+                  <w:shd w:fill="FFFFFF" w:color="auto" w:val="clear"/>
+                  <w:tcMar>
+                    <w:top w:type="dxa" w:w="80"/>
+                    <w:left w:type="dxa" w:w="120"/>
+                    <w:bottom w:type="dxa" w:w="80"/>
+                    <w:right w:type="dxa" w:w="120"/>
+                  </w:tcMar>
+                  <w:vAlign w:val="center"/>
+                </w:tcPr>
+                <w:p>
+                  <w:pPr>
+                    <w:spacing w:after="0" w:before="0"/>
+                  </w:pPr>
+                  <w:r>
+                    <w:rPr>
+                      <w:rFonts w:ascii="Arial" w:cs="Arial" w:eastAsia="Arial" w:hAnsi="Arial"/>
+                      <w:b w:val="false"/>
+                      <w:bCs w:val="false"/>
+                      <w:sz w:val="21"/>
+                      <w:szCs w:val="21"/>
+                    </w:rPr>
+                    <w:t xml:space="preserve">Write it</w:t>
+                  </w:r>
+                </w:p>
+              </w:tc>
+              <w:tc>
+                <w:tcPr>
+                  <w:tcW w:type="dxa" w:w="2506"/>
+                  <w:tcBorders>
+                    <w:top w:val="single" w:color="B7C2D1" w:sz="4"/>
+                    <w:left w:val="single" w:color="B7C2D1" w:sz="4"/>
+                    <w:bottom w:val="single" w:color="B7C2D1" w:sz="4"/>
+                    <w:right w:val="single" w:color="B7C2D1" w:sz="4"/>
+                  </w:tcBorders>
+                  <w:shd w:fill="FFFFFF" w:color="auto" w:val="clear"/>
+                  <w:tcMar>
+                    <w:top w:type="dxa" w:w="80"/>
+                    <w:left w:type="dxa" w:w="120"/>
+                    <w:bottom w:type="dxa" w:w="80"/>
+                    <w:right w:type="dxa" w:w="120"/>
+                  </w:tcMar>
+                  <w:vAlign w:val="center"/>
+                </w:tcPr>
+                <w:p>
+                  <w:pPr>
+                    <w:spacing w:after="0" w:before="0"/>
+                  </w:pPr>
+                  <w:r>
+                    <w:rPr>
+                      <w:rFonts w:ascii="Arial" w:cs="Arial" w:eastAsia="Arial" w:hAnsi="Arial"/>
+                      <w:b w:val="false"/>
+                      <w:bCs w:val="false"/>
+                      <w:sz w:val="21"/>
+                      <w:szCs w:val="21"/>
+                    </w:rPr>
+                    <w:t xml:space="preserve">3</w:t>
+                  </w:r>
+                </w:p>
+              </w:tc>
+              <w:tc>
+                <w:tcPr>
+                  <w:tcW w:type="dxa" w:w="2506"/>
+                  <w:tcBorders>
+                    <w:top w:val="single" w:color="B7C2D1" w:sz="4"/>
+                    <w:left w:val="single" w:color="B7C2D1" w:sz="4"/>
+                    <w:bottom w:val="single" w:color="B7C2D1" w:sz="4"/>
+                    <w:right w:val="single" w:color="B7C2D1" w:sz="4"/>
+                  </w:tcBorders>
+                  <w:shd w:fill="FFFFFF" w:color="auto" w:val="clear"/>
+                  <w:tcMar>
+                    <w:top w:type="dxa" w:w="80"/>
+                    <w:left w:type="dxa" w:w="120"/>
+                    <w:bottom w:type="dxa" w:w="80"/>
+                    <w:right w:type="dxa" w:w="120"/>
+                  </w:tcMar>
+                  <w:vAlign w:val="center"/>
+                </w:tcPr>
+                <w:p>
+                  <w:pPr>
+                    <w:spacing w:after="0" w:before="0"/>
+                  </w:pPr>
+                  <w:r>
+                    <w:rPr>
+                      <w:rFonts w:ascii="Arial" w:cs="Arial" w:eastAsia="Arial" w:hAnsi="Arial"/>
+                      <w:b w:val="false"/>
+                      <w:bCs w:val="false"/>
+                      <w:sz w:val="21"/>
+                      <w:szCs w:val="21"/>
+                    </w:rPr>
+                    <w:t xml:space="preserve"/>
+                  </w:r>
+                </w:p>
+              </w:tc>
+            </w:tr>
+            <w:tr>
+              <w:trPr>
+                <w:cantSplit/>
+                <w:trHeight w:val="360" w:hRule="atLeast"/>
+              </w:trPr>
+              <w:tc>
+                <w:tcPr>
+                  <w:tcW w:type="dxa" w:w="2506"/>
+                  <w:tcBorders>
+                    <w:top w:val="single" w:color="B7C2D1" w:sz="4"/>
+                    <w:left w:val="single" w:color="B7C2D1" w:sz="4"/>
+                    <w:bottom w:val="single" w:color="B7C2D1" w:sz="4"/>
+                    <w:right w:val="single" w:color="B7C2D1" w:sz="4"/>
+                  </w:tcBorders>
+                  <w:shd w:fill="FFFFFF" w:color="auto" w:val="clear"/>
+                  <w:tcMar>
+                    <w:top w:type="dxa" w:w="80"/>
+                    <w:left w:type="dxa" w:w="120"/>
+                    <w:bottom w:type="dxa" w:w="80"/>
+                    <w:right w:type="dxa" w:w="120"/>
+                  </w:tcMar>
+                  <w:vAlign w:val="center"/>
+                </w:tcPr>
+                <w:p>
+                  <w:pPr>
+                    <w:spacing w:after="0" w:before="0"/>
+                  </w:pPr>
+                  <w:r>
+                    <w:rPr>
+                      <w:rFonts w:ascii="Arial" w:cs="Arial" w:eastAsia="Arial" w:hAnsi="Arial"/>
+                      <w:sz w:val="21"/>
+                      <w:szCs w:val="21"/>
+                    </w:rPr>
+                    <w:t xml:space="preserve">This program should display every word in the list, one on each line. Find the mistake and put it right.</w:t>
+                  </w:r>
+                </w:p>
+              </w:tc>
+              <w:tc>
+                <w:tcPr>
+                  <w:tcW w:type="dxa" w:w="2506"/>
+                  <w:tcBorders>
+                    <w:top w:val="single" w:color="B7C2D1" w:sz="4"/>
+                    <w:left w:val="single" w:color="B7C2D1" w:sz="4"/>
+                    <w:bottom w:val="single" w:color="B7C2D1" w:sz="4"/>
+                    <w:right w:val="single" w:color="B7C2D1" w:sz="4"/>
+                  </w:tcBorders>
+                  <w:shd w:fill="FFFFFF" w:color="auto" w:val="clear"/>
+                  <w:tcMar>
+                    <w:top w:type="dxa" w:w="80"/>
+                    <w:left w:type="dxa" w:w="120"/>
+                    <w:bottom w:type="dxa" w:w="80"/>
+                    <w:right w:type="dxa" w:w="120"/>
+                  </w:tcMar>
+                  <w:vAlign w:val="center"/>
+                </w:tcPr>
+                <w:p>
+                  <w:pPr>
+                    <w:spacing w:after="0" w:before="0"/>
+                  </w:pPr>
+                  <w:r>
+                    <w:rPr>
+                      <w:rFonts w:ascii="Arial" w:cs="Arial" w:eastAsia="Arial" w:hAnsi="Arial"/>
+                      <w:b w:val="false"/>
+                      <w:bCs w:val="false"/>
+                      <w:sz w:val="21"/>
+                      <w:szCs w:val="21"/>
+                    </w:rPr>
+                    <w:t xml:space="preserve">Fix it</w:t>
+                  </w:r>
+                </w:p>
+              </w:tc>
+              <w:tc>
+                <w:tcPr>
+                  <w:tcW w:type="dxa" w:w="2506"/>
+                  <w:tcBorders>
+                    <w:top w:val="single" w:color="B7C2D1" w:sz="4"/>
+                    <w:left w:val="single" w:color="B7C2D1" w:sz="4"/>
+                    <w:bottom w:val="single" w:color="B7C2D1" w:sz="4"/>
+                    <w:right w:val="single" w:color="B7C2D1" w:sz="4"/>
+                  </w:tcBorders>
+                  <w:shd w:fill="FFFFFF" w:color="auto" w:val="clear"/>
+                  <w:tcMar>
+                    <w:top w:type="dxa" w:w="80"/>
+                    <w:left w:type="dxa" w:w="120"/>
+                    <w:bottom w:type="dxa" w:w="80"/>
+                    <w:right w:type="dxa" w:w="120"/>
+                  </w:tcMar>
+                  <w:vAlign w:val="center"/>
+                </w:tcPr>
+                <w:p>
+                  <w:pPr>
+                    <w:spacing w:after="0" w:before="0"/>
+                  </w:pPr>
+                  <w:r>
+                    <w:rPr>
+                      <w:rFonts w:ascii="Arial" w:cs="Arial" w:eastAsia="Arial" w:hAnsi="Arial"/>
+                      <w:b w:val="false"/>
+                      <w:bCs w:val="false"/>
+                      <w:sz w:val="21"/>
+                      <w:szCs w:val="21"/>
+                    </w:rPr>
+                    <w:t xml:space="preserve">2</w:t>
+                  </w:r>
+                </w:p>
+              </w:tc>
+              <w:tc>
+                <w:tcPr>
+                  <w:tcW w:type="dxa" w:w="2506"/>
+                  <w:tcBorders>
+                    <w:top w:val="single" w:color="B7C2D1" w:sz="4"/>
+                    <w:left w:val="single" w:color="B7C2D1" w:sz="4"/>
+                    <w:bottom w:val="single" w:color="B7C2D1" w:sz="4"/>
+                    <w:right w:val="single" w:color="B7C2D1" w:sz="4"/>
+                  </w:tcBorders>
+                  <w:shd w:fill="FFFFFF" w:color="auto" w:val="clear"/>
+                  <w:tcMar>
+                    <w:top w:type="dxa" w:w="80"/>
+                    <w:left w:type="dxa" w:w="120"/>
+                    <w:bottom w:type="dxa" w:w="80"/>
+                    <w:right w:type="dxa" w:w="120"/>
+                  </w:tcMar>
+                  <w:vAlign w:val="center"/>
+                </w:tcPr>
+                <w:p>
+                  <w:pPr>
+                    <w:spacing w:after="0" w:before="0"/>
+                  </w:pPr>
+                  <w:r>
+                    <w:rPr>
+                      <w:rFonts w:ascii="Arial" w:cs="Arial" w:eastAsia="Arial" w:hAnsi="Arial"/>
+                      <w:b w:val="false"/>
+                      <w:bCs w:val="false"/>
+                      <w:sz w:val="21"/>
+                      <w:szCs w:val="21"/>
+                    </w:rPr>
+                    <w:t xml:space="preserve"/>
+                  </w:r>
+                </w:p>
+              </w:tc>
+            </w:tr>
+            <w:tr>
+              <w:trPr>
+                <w:cantSplit/>
+                <w:trHeight w:val="360" w:hRule="atLeast"/>
+              </w:trPr>
+              <w:tc>
+                <w:tcPr>
+                  <w:tcW w:type="dxa" w:w="2506"/>
+                  <w:tcBorders>
+                    <w:top w:val="single" w:color="B7C2D1" w:sz="4"/>
+                    <w:left w:val="single" w:color="B7C2D1" w:sz="4"/>
+                    <w:bottom w:val="single" w:color="B7C2D1" w:sz="4"/>
+                    <w:right w:val="single" w:color="B7C2D1" w:sz="4"/>
+                  </w:tcBorders>
+                  <w:shd w:fill="FFFFFF" w:color="auto" w:val="clear"/>
+                  <w:tcMar>
+                    <w:top w:type="dxa" w:w="80"/>
+                    <w:left w:type="dxa" w:w="120"/>
+                    <w:bottom w:type="dxa" w:w="80"/>
+                    <w:right w:type="dxa" w:w="120"/>
+                  </w:tcMar>
+                  <w:vAlign w:val="center"/>
+                </w:tcPr>
+                <w:p>
+                  <w:pPr>
+                    <w:spacing w:after="0" w:before="0"/>
+                  </w:pPr>
+                  <w:r>
+                    <w:rPr>
+                      <w:rFonts w:ascii="Arial" w:cs="Arial" w:eastAsia="Arial" w:hAnsi="Arial"/>
+                      <w:sz w:val="21"/>
+                      <w:szCs w:val="21"/>
+                    </w:rPr>
+                    <w:t xml:space="preserve">Ask the user for five whole numbers, one on each line. Keep them in one list. Count how many of them are 10 or more. Display that count.</w:t>
+                  </w:r>
+                </w:p>
+              </w:tc>
+              <w:tc>
+                <w:tcPr>
+                  <w:tcW w:type="dxa" w:w="2506"/>
+                  <w:tcBorders>
+                    <w:top w:val="single" w:color="B7C2D1" w:sz="4"/>
+                    <w:left w:val="single" w:color="B7C2D1" w:sz="4"/>
+                    <w:bottom w:val="single" w:color="B7C2D1" w:sz="4"/>
+                    <w:right w:val="single" w:color="B7C2D1" w:sz="4"/>
+                  </w:tcBorders>
+                  <w:shd w:fill="FFFFFF" w:color="auto" w:val="clear"/>
+                  <w:tcMar>
+                    <w:top w:type="dxa" w:w="80"/>
+                    <w:left w:type="dxa" w:w="120"/>
+                    <w:bottom w:type="dxa" w:w="80"/>
+                    <w:right w:type="dxa" w:w="120"/>
+                  </w:tcMar>
+                  <w:vAlign w:val="center"/>
+                </w:tcPr>
+                <w:p>
+                  <w:pPr>
+                    <w:spacing w:after="0" w:before="0"/>
+                  </w:pPr>
+                  <w:r>
+                    <w:rPr>
+                      <w:rFonts w:ascii="Arial" w:cs="Arial" w:eastAsia="Arial" w:hAnsi="Arial"/>
+                      <w:b w:val="false"/>
+                      <w:bCs w:val="false"/>
+                      <w:sz w:val="21"/>
+                      <w:szCs w:val="21"/>
+                    </w:rPr>
+                    <w:t xml:space="preserve">Challenge (optional)</w:t>
+                  </w:r>
+                </w:p>
+              </w:tc>
+              <w:tc>
+                <w:tcPr>
+                  <w:tcW w:type="dxa" w:w="2506"/>
+                  <w:tcBorders>
+                    <w:top w:val="single" w:color="B7C2D1" w:sz="4"/>
+                    <w:left w:val="single" w:color="B7C2D1" w:sz="4"/>
+                    <w:bottom w:val="single" w:color="B7C2D1" w:sz="4"/>
+                    <w:right w:val="single" w:color="B7C2D1" w:sz="4"/>
+                  </w:tcBorders>
+                  <w:shd w:fill="FFFFFF" w:color="auto" w:val="clear"/>
+                  <w:tcMar>
+                    <w:top w:type="dxa" w:w="80"/>
+                    <w:left w:type="dxa" w:w="120"/>
+                    <w:bottom w:type="dxa" w:w="80"/>
+                    <w:right w:type="dxa" w:w="120"/>
+                  </w:tcMar>
+                  <w:vAlign w:val="center"/>
+                </w:tcPr>
+                <w:p>
+                  <w:pPr>
+                    <w:spacing w:after="0" w:before="0"/>
+                  </w:pPr>
+                  <w:r>
+                    <w:rPr>
+                      <w:rFonts w:ascii="Arial" w:cs="Arial" w:eastAsia="Arial" w:hAnsi="Arial"/>
+                      <w:b w:val="false"/>
+                      <w:bCs w:val="false"/>
+                      <w:sz w:val="21"/>
+                      <w:szCs w:val="21"/>
+                    </w:rPr>
+                    <w:t xml:space="preserve">3</w:t>
+                  </w:r>
+                </w:p>
+              </w:tc>
+              <w:tc>
+                <w:tcPr>
+                  <w:tcW w:type="dxa" w:w="2506"/>
                   <w:tcBorders>
                     <w:top w:val="single" w:color="B7C2D1" w:sz="4"/>
                     <w:left w:val="single" w:color="B7C2D1" w:sz="4"/>
@@ -3772,7 +5909,7 @@
                 <w:sz w:val="21"/>
                 <w:szCs w:val="21"/>
               </w:rPr>
-              <w:t xml:space="preserve">Plan the one you found hardest: inputs, what happens to them, what is printed.</w:t>
+              <w:t xml:space="preserve">Plan the one you found hardest: what is typed in, what happens to it, what is displayed.</w:t>
             </w:r>
           </w:p>
           <w:tbl>
@@ -4198,12 +6335,12 @@
                 <w:sz w:val="21"/>
                 <w:szCs w:val="21"/>
               </w:rPr>
-              <w:t xml:space="preserve">Tick each one off as its tests pass in the editor</w:t>
+              <w:t xml:space="preserve">Tick each one off as you finish it in the editor</w:t>
             </w:r>
           </w:p>
           <w:tbl>
             <w:tblPr>
-              <w:tblW w:type="dxa" w:w="10026"/>
+              <w:tblW w:type="dxa" w:w="10024"/>
               <w:tblBorders>
                 <w:top w:val="single" w:color="auto" w:sz="4"/>
                 <w:left w:val="single" w:color="auto" w:sz="4"/>
@@ -4214,9 +6351,10 @@
               </w:tblBorders>
             </w:tblPr>
             <w:tblGrid>
-              <w:gridCol w:w="3342"/>
-              <w:gridCol w:w="3342"/>
-              <w:gridCol w:w="3342"/>
+              <w:gridCol w:w="2506"/>
+              <w:gridCol w:w="2506"/>
+              <w:gridCol w:w="2506"/>
+              <w:gridCol w:w="2506"/>
             </w:tblGrid>
             <w:tr>
               <w:trPr>
@@ -4225,7 +6363,7 @@
               </w:trPr>
               <w:tc>
                 <w:tcPr>
-                  <w:tcW w:type="dxa" w:w="3342"/>
+                  <w:tcW w:type="dxa" w:w="2506"/>
                   <w:tcBorders>
                     <w:top w:val="single" w:color="B7C2D1" w:sz="4"/>
                     <w:left w:val="single" w:color="B7C2D1" w:sz="4"/>
@@ -4253,13 +6391,13 @@
                       <w:sz w:val="20"/>
                       <w:szCs w:val="20"/>
                     </w:rPr>
-                    <w:t xml:space="preserve">Program</w:t>
-                  </w:r>
-                </w:p>
-              </w:tc>
-              <w:tc>
-                <w:tcPr>
-                  <w:tcW w:type="dxa" w:w="3342"/>
+                    <w:t xml:space="preserve">Activity</w:t>
+                  </w:r>
+                </w:p>
+              </w:tc>
+              <w:tc>
+                <w:tcPr>
+                  <w:tcW w:type="dxa" w:w="2506"/>
                   <w:tcBorders>
                     <w:top w:val="single" w:color="B7C2D1" w:sz="4"/>
                     <w:left w:val="single" w:color="B7C2D1" w:sz="4"/>
@@ -4287,13 +6425,47 @@
                       <w:sz w:val="20"/>
                       <w:szCs w:val="20"/>
                     </w:rPr>
+                    <w:t xml:space="preserve">What to do</w:t>
+                  </w:r>
+                </w:p>
+              </w:tc>
+              <w:tc>
+                <w:tcPr>
+                  <w:tcW w:type="dxa" w:w="2506"/>
+                  <w:tcBorders>
+                    <w:top w:val="single" w:color="B7C2D1" w:sz="4"/>
+                    <w:left w:val="single" w:color="B7C2D1" w:sz="4"/>
+                    <w:bottom w:val="single" w:color="B7C2D1" w:sz="4"/>
+                    <w:right w:val="single" w:color="B7C2D1" w:sz="4"/>
+                  </w:tcBorders>
+                  <w:shd w:fill="E6ECF5" w:color="auto" w:val="clear"/>
+                  <w:tcMar>
+                    <w:top w:type="dxa" w:w="80"/>
+                    <w:left w:type="dxa" w:w="120"/>
+                    <w:bottom w:type="dxa" w:w="80"/>
+                    <w:right w:type="dxa" w:w="120"/>
+                  </w:tcMar>
+                  <w:vAlign w:val="center"/>
+                </w:tcPr>
+                <w:p>
+                  <w:pPr>
+                    <w:spacing w:after="0" w:before="0"/>
+                  </w:pPr>
+                  <w:r>
+                    <w:rPr>
+                      <w:rFonts w:ascii="Arial" w:cs="Arial" w:eastAsia="Arial" w:hAnsi="Arial"/>
+                      <w:b/>
+                      <w:bCs/>
+                      <w:sz w:val="20"/>
+                      <w:szCs w:val="20"/>
+                    </w:rPr>
                     <w:t xml:space="preserve">Marks</w:t>
                   </w:r>
                 </w:p>
               </w:tc>
               <w:tc>
                 <w:tcPr>
-                  <w:tcW w:type="dxa" w:w="3342"/>
+                  <w:tcW w:type="dxa" w:w="2506"/>
                   <w:tcBorders>
                     <w:top w:val="single" w:color="B7C2D1" w:sz="4"/>
                     <w:left w:val="single" w:color="B7C2D1" w:sz="4"/>
@@ -4333,73 +6505,107 @@
               </w:trPr>
               <w:tc>
                 <w:tcPr>
-                  <w:tcW w:type="dxa" w:w="3342"/>
-                  <w:tcBorders>
-                    <w:top w:val="single" w:color="B7C2D1" w:sz="4"/>
-                    <w:left w:val="single" w:color="B7C2D1" w:sz="4"/>
-                    <w:bottom w:val="single" w:color="B7C2D1" w:sz="4"/>
-                    <w:right w:val="single" w:color="B7C2D1" w:sz="4"/>
-                  </w:tcBorders>
-                  <w:shd w:fill="FFFFFF" w:color="auto" w:val="clear"/>
-                  <w:tcMar>
-                    <w:top w:type="dxa" w:w="80"/>
-                    <w:left w:type="dxa" w:w="120"/>
-                    <w:bottom w:type="dxa" w:w="80"/>
-                    <w:right w:type="dxa" w:w="120"/>
-                  </w:tcMar>
-                  <w:vAlign w:val="center"/>
-                </w:tcPr>
-                <w:p>
-                  <w:pPr>
-                    <w:spacing w:after="0" w:before="0"/>
-                  </w:pPr>
-                  <w:r>
-                    <w:rPr>
-                      <w:rFonts w:ascii="Arial" w:cs="Arial" w:eastAsia="Arial" w:hAnsi="Arial"/>
-                      <w:sz w:val="21"/>
-                      <w:szCs w:val="21"/>
-                    </w:rPr>
-                    <w:t xml:space="preserve">Ask the user for four words, one on each line. Store them in a list. Then ask for one more word. Append that word onto the same list. Display every item, one on each line.</w:t>
-                  </w:r>
-                </w:p>
-              </w:tc>
-              <w:tc>
-                <w:tcPr>
-                  <w:tcW w:type="dxa" w:w="3342"/>
-                  <w:tcBorders>
-                    <w:top w:val="single" w:color="B7C2D1" w:sz="4"/>
-                    <w:left w:val="single" w:color="B7C2D1" w:sz="4"/>
-                    <w:bottom w:val="single" w:color="B7C2D1" w:sz="4"/>
-                    <w:right w:val="single" w:color="B7C2D1" w:sz="4"/>
-                  </w:tcBorders>
-                  <w:shd w:fill="FFFFFF" w:color="auto" w:val="clear"/>
-                  <w:tcMar>
-                    <w:top w:type="dxa" w:w="80"/>
-                    <w:left w:type="dxa" w:w="120"/>
-                    <w:bottom w:type="dxa" w:w="80"/>
-                    <w:right w:type="dxa" w:w="120"/>
-                  </w:tcMar>
-                  <w:vAlign w:val="center"/>
-                </w:tcPr>
-                <w:p>
-                  <w:pPr>
-                    <w:spacing w:after="0" w:before="0"/>
-                  </w:pPr>
-                  <w:r>
-                    <w:rPr>
-                      <w:rFonts w:ascii="Arial" w:cs="Arial" w:eastAsia="Arial" w:hAnsi="Arial"/>
-                      <w:b w:val="false"/>
-                      <w:bCs w:val="false"/>
-                      <w:sz w:val="21"/>
-                      <w:szCs w:val="21"/>
-                    </w:rPr>
-                    <w:t xml:space="preserve">2</w:t>
-                  </w:r>
-                </w:p>
-              </w:tc>
-              <w:tc>
-                <w:tcPr>
-                  <w:tcW w:type="dxa" w:w="3342"/>
+                  <w:tcW w:type="dxa" w:w="2506"/>
+                  <w:tcBorders>
+                    <w:top w:val="single" w:color="B7C2D1" w:sz="4"/>
+                    <w:left w:val="single" w:color="B7C2D1" w:sz="4"/>
+                    <w:bottom w:val="single" w:color="B7C2D1" w:sz="4"/>
+                    <w:right w:val="single" w:color="B7C2D1" w:sz="4"/>
+                  </w:tcBorders>
+                  <w:shd w:fill="FFFFFF" w:color="auto" w:val="clear"/>
+                  <w:tcMar>
+                    <w:top w:type="dxa" w:w="80"/>
+                    <w:left w:type="dxa" w:w="120"/>
+                    <w:bottom w:type="dxa" w:w="80"/>
+                    <w:right w:type="dxa" w:w="120"/>
+                  </w:tcMar>
+                  <w:vAlign w:val="center"/>
+                </w:tcPr>
+                <w:p>
+                  <w:pPr>
+                    <w:spacing w:after="0" w:before="0"/>
+                  </w:pPr>
+                  <w:r>
+                    <w:rPr>
+                      <w:rFonts w:ascii="Arial" w:cs="Arial" w:eastAsia="Arial" w:hAnsi="Arial"/>
+                      <w:sz w:val="21"/>
+                      <w:szCs w:val="21"/>
+                    </w:rPr>
+                    <w:t xml:space="preserve">Press Run. The list starts with nothing in it and grows twice.</w:t>
+                  </w:r>
+                </w:p>
+              </w:tc>
+              <w:tc>
+                <w:tcPr>
+                  <w:tcW w:type="dxa" w:w="2506"/>
+                  <w:tcBorders>
+                    <w:top w:val="single" w:color="B7C2D1" w:sz="4"/>
+                    <w:left w:val="single" w:color="B7C2D1" w:sz="4"/>
+                    <w:bottom w:val="single" w:color="B7C2D1" w:sz="4"/>
+                    <w:right w:val="single" w:color="B7C2D1" w:sz="4"/>
+                  </w:tcBorders>
+                  <w:shd w:fill="FFFFFF" w:color="auto" w:val="clear"/>
+                  <w:tcMar>
+                    <w:top w:type="dxa" w:w="80"/>
+                    <w:left w:type="dxa" w:w="120"/>
+                    <w:bottom w:type="dxa" w:w="80"/>
+                    <w:right w:type="dxa" w:w="120"/>
+                  </w:tcMar>
+                  <w:vAlign w:val="center"/>
+                </w:tcPr>
+                <w:p>
+                  <w:pPr>
+                    <w:spacing w:after="0" w:before="0"/>
+                  </w:pPr>
+                  <w:r>
+                    <w:rPr>
+                      <w:rFonts w:ascii="Arial" w:cs="Arial" w:eastAsia="Arial" w:hAnsi="Arial"/>
+                      <w:b w:val="false"/>
+                      <w:bCs w:val="false"/>
+                      <w:sz w:val="21"/>
+                      <w:szCs w:val="21"/>
+                    </w:rPr>
+                    <w:t xml:space="preserve">Run it</w:t>
+                  </w:r>
+                </w:p>
+              </w:tc>
+              <w:tc>
+                <w:tcPr>
+                  <w:tcW w:type="dxa" w:w="2506"/>
+                  <w:tcBorders>
+                    <w:top w:val="single" w:color="B7C2D1" w:sz="4"/>
+                    <w:left w:val="single" w:color="B7C2D1" w:sz="4"/>
+                    <w:bottom w:val="single" w:color="B7C2D1" w:sz="4"/>
+                    <w:right w:val="single" w:color="B7C2D1" w:sz="4"/>
+                  </w:tcBorders>
+                  <w:shd w:fill="FFFFFF" w:color="auto" w:val="clear"/>
+                  <w:tcMar>
+                    <w:top w:type="dxa" w:w="80"/>
+                    <w:left w:type="dxa" w:w="120"/>
+                    <w:bottom w:type="dxa" w:w="80"/>
+                    <w:right w:type="dxa" w:w="120"/>
+                  </w:tcMar>
+                  <w:vAlign w:val="center"/>
+                </w:tcPr>
+                <w:p>
+                  <w:pPr>
+                    <w:spacing w:after="0" w:before="0"/>
+                  </w:pPr>
+                  <w:r>
+                    <w:rPr>
+                      <w:rFonts w:ascii="Arial" w:cs="Arial" w:eastAsia="Arial" w:hAnsi="Arial"/>
+                      <w:b w:val="false"/>
+                      <w:bCs w:val="false"/>
+                      <w:sz w:val="21"/>
+                      <w:szCs w:val="21"/>
+                    </w:rPr>
+                    <w:t xml:space="preserve">1</w:t>
+                  </w:r>
+                </w:p>
+              </w:tc>
+              <w:tc>
+                <w:tcPr>
+                  <w:tcW w:type="dxa" w:w="2506"/>
                   <w:tcBorders>
                     <w:top w:val="single" w:color="B7C2D1" w:sz="4"/>
                     <w:left w:val="single" w:color="B7C2D1" w:sz="4"/>
@@ -4439,73 +6645,107 @@
               </w:trPr>
               <w:tc>
                 <w:tcPr>
-                  <w:tcW w:type="dxa" w:w="3342"/>
-                  <w:tcBorders>
-                    <w:top w:val="single" w:color="B7C2D1" w:sz="4"/>
-                    <w:left w:val="single" w:color="B7C2D1" w:sz="4"/>
-                    <w:bottom w:val="single" w:color="B7C2D1" w:sz="4"/>
-                    <w:right w:val="single" w:color="B7C2D1" w:sz="4"/>
-                  </w:tcBorders>
-                  <w:shd w:fill="FFFFFF" w:color="auto" w:val="clear"/>
-                  <w:tcMar>
-                    <w:top w:type="dxa" w:w="80"/>
-                    <w:left w:type="dxa" w:w="120"/>
-                    <w:bottom w:type="dxa" w:w="80"/>
-                    <w:right w:type="dxa" w:w="120"/>
-                  </w:tcMar>
-                  <w:vAlign w:val="center"/>
-                </w:tcPr>
-                <w:p>
-                  <w:pPr>
-                    <w:spacing w:after="0" w:before="0"/>
-                  </w:pPr>
-                  <w:r>
-                    <w:rPr>
-                      <w:rFonts w:ascii="Arial" w:cs="Arial" w:eastAsia="Arial" w:hAnsi="Arial"/>
-                      <w:sz w:val="21"/>
-                      <w:szCs w:val="21"/>
-                    </w:rPr>
-                    <w:t xml:space="preserve">Ask the user for five words, one on each line. Store them in a list. Then ask for a word to remove. Take that word out of the list. Display every remaining word, one on each line.</w:t>
-                  </w:r>
-                </w:p>
-              </w:tc>
-              <w:tc>
-                <w:tcPr>
-                  <w:tcW w:type="dxa" w:w="3342"/>
-                  <w:tcBorders>
-                    <w:top w:val="single" w:color="B7C2D1" w:sz="4"/>
-                    <w:left w:val="single" w:color="B7C2D1" w:sz="4"/>
-                    <w:bottom w:val="single" w:color="B7C2D1" w:sz="4"/>
-                    <w:right w:val="single" w:color="B7C2D1" w:sz="4"/>
-                  </w:tcBorders>
-                  <w:shd w:fill="FFFFFF" w:color="auto" w:val="clear"/>
-                  <w:tcMar>
-                    <w:top w:type="dxa" w:w="80"/>
-                    <w:left w:type="dxa" w:w="120"/>
-                    <w:bottom w:type="dxa" w:w="80"/>
-                    <w:right w:type="dxa" w:w="120"/>
-                  </w:tcMar>
-                  <w:vAlign w:val="center"/>
-                </w:tcPr>
-                <w:p>
-                  <w:pPr>
-                    <w:spacing w:after="0" w:before="0"/>
-                  </w:pPr>
-                  <w:r>
-                    <w:rPr>
-                      <w:rFonts w:ascii="Arial" w:cs="Arial" w:eastAsia="Arial" w:hAnsi="Arial"/>
-                      <w:b w:val="false"/>
-                      <w:bCs w:val="false"/>
-                      <w:sz w:val="21"/>
-                      <w:szCs w:val="21"/>
-                    </w:rPr>
-                    <w:t xml:space="preserve">3</w:t>
-                  </w:r>
-                </w:p>
-              </w:tc>
-              <w:tc>
-                <w:tcPr>
-                  <w:tcW w:type="dxa" w:w="3342"/>
+                  <w:tcW w:type="dxa" w:w="2506"/>
+                  <w:tcBorders>
+                    <w:top w:val="single" w:color="B7C2D1" w:sz="4"/>
+                    <w:left w:val="single" w:color="B7C2D1" w:sz="4"/>
+                    <w:bottom w:val="single" w:color="B7C2D1" w:sz="4"/>
+                    <w:right w:val="single" w:color="B7C2D1" w:sz="4"/>
+                  </w:tcBorders>
+                  <w:shd w:fill="FFFFFF" w:color="auto" w:val="clear"/>
+                  <w:tcMar>
+                    <w:top w:type="dxa" w:w="80"/>
+                    <w:left w:type="dxa" w:w="120"/>
+                    <w:bottom w:type="dxa" w:w="80"/>
+                    <w:right w:type="dxa" w:w="120"/>
+                  </w:tcMar>
+                  <w:vAlign w:val="center"/>
+                </w:tcPr>
+                <w:p>
+                  <w:pPr>
+                    <w:spacing w:after="0" w:before="0"/>
+                  </w:pPr>
+                  <w:r>
+                    <w:rPr>
+                      <w:rFonts w:ascii="Arial" w:cs="Arial" w:eastAsia="Arial" w:hAnsi="Arial"/>
+                      <w:sz w:val="21"/>
+                      <w:szCs w:val="21"/>
+                    </w:rPr>
+                    <w:t xml:space="preserve">What will this program display?</w:t>
+                  </w:r>
+                </w:p>
+              </w:tc>
+              <w:tc>
+                <w:tcPr>
+                  <w:tcW w:type="dxa" w:w="2506"/>
+                  <w:tcBorders>
+                    <w:top w:val="single" w:color="B7C2D1" w:sz="4"/>
+                    <w:left w:val="single" w:color="B7C2D1" w:sz="4"/>
+                    <w:bottom w:val="single" w:color="B7C2D1" w:sz="4"/>
+                    <w:right w:val="single" w:color="B7C2D1" w:sz="4"/>
+                  </w:tcBorders>
+                  <w:shd w:fill="FFFFFF" w:color="auto" w:val="clear"/>
+                  <w:tcMar>
+                    <w:top w:type="dxa" w:w="80"/>
+                    <w:left w:type="dxa" w:w="120"/>
+                    <w:bottom w:type="dxa" w:w="80"/>
+                    <w:right w:type="dxa" w:w="120"/>
+                  </w:tcMar>
+                  <w:vAlign w:val="center"/>
+                </w:tcPr>
+                <w:p>
+                  <w:pPr>
+                    <w:spacing w:after="0" w:before="0"/>
+                  </w:pPr>
+                  <w:r>
+                    <w:rPr>
+                      <w:rFonts w:ascii="Arial" w:cs="Arial" w:eastAsia="Arial" w:hAnsi="Arial"/>
+                      <w:b w:val="false"/>
+                      <w:bCs w:val="false"/>
+                      <w:sz w:val="21"/>
+                      <w:szCs w:val="21"/>
+                    </w:rPr>
+                    <w:t xml:space="preserve">Predict</w:t>
+                  </w:r>
+                </w:p>
+              </w:tc>
+              <w:tc>
+                <w:tcPr>
+                  <w:tcW w:type="dxa" w:w="2506"/>
+                  <w:tcBorders>
+                    <w:top w:val="single" w:color="B7C2D1" w:sz="4"/>
+                    <w:left w:val="single" w:color="B7C2D1" w:sz="4"/>
+                    <w:bottom w:val="single" w:color="B7C2D1" w:sz="4"/>
+                    <w:right w:val="single" w:color="B7C2D1" w:sz="4"/>
+                  </w:tcBorders>
+                  <w:shd w:fill="FFFFFF" w:color="auto" w:val="clear"/>
+                  <w:tcMar>
+                    <w:top w:type="dxa" w:w="80"/>
+                    <w:left w:type="dxa" w:w="120"/>
+                    <w:bottom w:type="dxa" w:w="80"/>
+                    <w:right w:type="dxa" w:w="120"/>
+                  </w:tcMar>
+                  <w:vAlign w:val="center"/>
+                </w:tcPr>
+                <w:p>
+                  <w:pPr>
+                    <w:spacing w:after="0" w:before="0"/>
+                  </w:pPr>
+                  <w:r>
+                    <w:rPr>
+                      <w:rFonts w:ascii="Arial" w:cs="Arial" w:eastAsia="Arial" w:hAnsi="Arial"/>
+                      <w:b w:val="false"/>
+                      <w:bCs w:val="false"/>
+                      <w:sz w:val="21"/>
+                      <w:szCs w:val="21"/>
+                    </w:rPr>
+                    <w:t xml:space="preserve">1</w:t>
+                  </w:r>
+                </w:p>
+              </w:tc>
+              <w:tc>
+                <w:tcPr>
+                  <w:tcW w:type="dxa" w:w="2506"/>
                   <w:tcBorders>
                     <w:top w:val="single" w:color="B7C2D1" w:sz="4"/>
                     <w:left w:val="single" w:color="B7C2D1" w:sz="4"/>
@@ -4545,39 +6785,213 @@
               </w:trPr>
               <w:tc>
                 <w:tcPr>
-                  <w:tcW w:type="dxa" w:w="3342"/>
-                  <w:tcBorders>
-                    <w:top w:val="single" w:color="B7C2D1" w:sz="4"/>
-                    <w:left w:val="single" w:color="B7C2D1" w:sz="4"/>
-                    <w:bottom w:val="single" w:color="B7C2D1" w:sz="4"/>
-                    <w:right w:val="single" w:color="B7C2D1" w:sz="4"/>
-                  </w:tcBorders>
-                  <w:shd w:fill="FFFFFF" w:color="auto" w:val="clear"/>
-                  <w:tcMar>
-                    <w:top w:type="dxa" w:w="80"/>
-                    <w:left w:type="dxa" w:w="120"/>
-                    <w:bottom w:type="dxa" w:w="80"/>
-                    <w:right w:type="dxa" w:w="120"/>
-                  </w:tcMar>
-                  <w:vAlign w:val="center"/>
-                </w:tcPr>
-                <w:p>
-                  <w:pPr>
-                    <w:spacing w:after="0" w:before="0"/>
-                  </w:pPr>
-                  <w:r>
-                    <w:rPr>
-                      <w:rFonts w:ascii="Arial" w:cs="Arial" w:eastAsia="Arial" w:hAnsi="Arial"/>
-                      <w:sz w:val="21"/>
-                      <w:szCs w:val="21"/>
-                    </w:rPr>
-                    <w:t xml:space="preserve">Ask the user for five words, one on each line. Store them in a list. Then ask for a position counting from 0. Delete the item at that position. Display every remaining word, one on each line.</w:t>
-                  </w:r>
-                </w:p>
-              </w:tc>
-              <w:tc>
-                <w:tcPr>
-                  <w:tcW w:type="dxa" w:w="3342"/>
+                  <w:tcW w:type="dxa" w:w="2506"/>
+                  <w:tcBorders>
+                    <w:top w:val="single" w:color="B7C2D1" w:sz="4"/>
+                    <w:left w:val="single" w:color="B7C2D1" w:sz="4"/>
+                    <w:bottom w:val="single" w:color="B7C2D1" w:sz="4"/>
+                    <w:right w:val="single" w:color="B7C2D1" w:sz="4"/>
+                  </w:tcBorders>
+                  <w:shd w:fill="FFFFFF" w:color="auto" w:val="clear"/>
+                  <w:tcMar>
+                    <w:top w:type="dxa" w:w="80"/>
+                    <w:left w:type="dxa" w:w="120"/>
+                    <w:bottom w:type="dxa" w:w="80"/>
+                    <w:right w:type="dxa" w:w="120"/>
+                  </w:tcMar>
+                  <w:vAlign w:val="center"/>
+                </w:tcPr>
+                <w:p>
+                  <w:pPr>
+                    <w:spacing w:after="0" w:before="0"/>
+                  </w:pPr>
+                  <w:r>
+                    <w:rPr>
+                      <w:rFonts w:ascii="Arial" w:cs="Arial" w:eastAsia="Arial" w:hAnsi="Arial"/>
+                      <w:sz w:val="21"/>
+                      <w:szCs w:val="21"/>
+                    </w:rPr>
+                    <w:t xml:space="preserve">Finish the program so the word typed in is put on the end of the list. Display the whole list.</w:t>
+                  </w:r>
+                </w:p>
+              </w:tc>
+              <w:tc>
+                <w:tcPr>
+                  <w:tcW w:type="dxa" w:w="2506"/>
+                  <w:tcBorders>
+                    <w:top w:val="single" w:color="B7C2D1" w:sz="4"/>
+                    <w:left w:val="single" w:color="B7C2D1" w:sz="4"/>
+                    <w:bottom w:val="single" w:color="B7C2D1" w:sz="4"/>
+                    <w:right w:val="single" w:color="B7C2D1" w:sz="4"/>
+                  </w:tcBorders>
+                  <w:shd w:fill="FFFFFF" w:color="auto" w:val="clear"/>
+                  <w:tcMar>
+                    <w:top w:type="dxa" w:w="80"/>
+                    <w:left w:type="dxa" w:w="120"/>
+                    <w:bottom w:type="dxa" w:w="80"/>
+                    <w:right w:type="dxa" w:w="120"/>
+                  </w:tcMar>
+                  <w:vAlign w:val="center"/>
+                </w:tcPr>
+                <w:p>
+                  <w:pPr>
+                    <w:spacing w:after="0" w:before="0"/>
+                  </w:pPr>
+                  <w:r>
+                    <w:rPr>
+                      <w:rFonts w:ascii="Arial" w:cs="Arial" w:eastAsia="Arial" w:hAnsi="Arial"/>
+                      <w:b w:val="false"/>
+                      <w:bCs w:val="false"/>
+                      <w:sz w:val="21"/>
+                      <w:szCs w:val="21"/>
+                    </w:rPr>
+                    <w:t xml:space="preserve">Complete it</w:t>
+                  </w:r>
+                </w:p>
+              </w:tc>
+              <w:tc>
+                <w:tcPr>
+                  <w:tcW w:type="dxa" w:w="2506"/>
+                  <w:tcBorders>
+                    <w:top w:val="single" w:color="B7C2D1" w:sz="4"/>
+                    <w:left w:val="single" w:color="B7C2D1" w:sz="4"/>
+                    <w:bottom w:val="single" w:color="B7C2D1" w:sz="4"/>
+                    <w:right w:val="single" w:color="B7C2D1" w:sz="4"/>
+                  </w:tcBorders>
+                  <w:shd w:fill="FFFFFF" w:color="auto" w:val="clear"/>
+                  <w:tcMar>
+                    <w:top w:type="dxa" w:w="80"/>
+                    <w:left w:type="dxa" w:w="120"/>
+                    <w:bottom w:type="dxa" w:w="80"/>
+                    <w:right w:type="dxa" w:w="120"/>
+                  </w:tcMar>
+                  <w:vAlign w:val="center"/>
+                </w:tcPr>
+                <w:p>
+                  <w:pPr>
+                    <w:spacing w:after="0" w:before="0"/>
+                  </w:pPr>
+                  <w:r>
+                    <w:rPr>
+                      <w:rFonts w:ascii="Arial" w:cs="Arial" w:eastAsia="Arial" w:hAnsi="Arial"/>
+                      <w:b w:val="false"/>
+                      <w:bCs w:val="false"/>
+                      <w:sz w:val="21"/>
+                      <w:szCs w:val="21"/>
+                    </w:rPr>
+                    <w:t xml:space="preserve">2</w:t>
+                  </w:r>
+                </w:p>
+              </w:tc>
+              <w:tc>
+                <w:tcPr>
+                  <w:tcW w:type="dxa" w:w="2506"/>
+                  <w:tcBorders>
+                    <w:top w:val="single" w:color="B7C2D1" w:sz="4"/>
+                    <w:left w:val="single" w:color="B7C2D1" w:sz="4"/>
+                    <w:bottom w:val="single" w:color="B7C2D1" w:sz="4"/>
+                    <w:right w:val="single" w:color="B7C2D1" w:sz="4"/>
+                  </w:tcBorders>
+                  <w:shd w:fill="FFFFFF" w:color="auto" w:val="clear"/>
+                  <w:tcMar>
+                    <w:top w:type="dxa" w:w="80"/>
+                    <w:left w:type="dxa" w:w="120"/>
+                    <w:bottom w:type="dxa" w:w="80"/>
+                    <w:right w:type="dxa" w:w="120"/>
+                  </w:tcMar>
+                  <w:vAlign w:val="center"/>
+                </w:tcPr>
+                <w:p>
+                  <w:pPr>
+                    <w:spacing w:after="0" w:before="0"/>
+                  </w:pPr>
+                  <w:r>
+                    <w:rPr>
+                      <w:rFonts w:ascii="Arial" w:cs="Arial" w:eastAsia="Arial" w:hAnsi="Arial"/>
+                      <w:b w:val="false"/>
+                      <w:bCs w:val="false"/>
+                      <w:sz w:val="21"/>
+                      <w:szCs w:val="21"/>
+                    </w:rPr>
+                    <w:t xml:space="preserve"/>
+                  </w:r>
+                </w:p>
+              </w:tc>
+            </w:tr>
+            <w:tr>
+              <w:trPr>
+                <w:cantSplit/>
+                <w:trHeight w:val="360" w:hRule="atLeast"/>
+              </w:trPr>
+              <w:tc>
+                <w:tcPr>
+                  <w:tcW w:type="dxa" w:w="2506"/>
+                  <w:tcBorders>
+                    <w:top w:val="single" w:color="B7C2D1" w:sz="4"/>
+                    <w:left w:val="single" w:color="B7C2D1" w:sz="4"/>
+                    <w:bottom w:val="single" w:color="B7C2D1" w:sz="4"/>
+                    <w:right w:val="single" w:color="B7C2D1" w:sz="4"/>
+                  </w:tcBorders>
+                  <w:shd w:fill="FFFFFF" w:color="auto" w:val="clear"/>
+                  <w:tcMar>
+                    <w:top w:type="dxa" w:w="80"/>
+                    <w:left w:type="dxa" w:w="120"/>
+                    <w:bottom w:type="dxa" w:w="80"/>
+                    <w:right w:type="dxa" w:w="120"/>
+                  </w:tcMar>
+                  <w:vAlign w:val="center"/>
+                </w:tcPr>
+                <w:p>
+                  <w:pPr>
+                    <w:spacing w:after="0" w:before="0"/>
+                  </w:pPr>
+                  <w:r>
+                    <w:rPr>
+                      <w:rFonts w:ascii="Arial" w:cs="Arial" w:eastAsia="Arial" w:hAnsi="Arial"/>
+                      <w:sz w:val="21"/>
+                      <w:szCs w:val="21"/>
+                    </w:rPr>
+                    <w:t xml:space="preserve">Ask the user for four words, one on each line. Put each word on the end of a list that starts empty. Display the whole list.</w:t>
+                  </w:r>
+                </w:p>
+              </w:tc>
+              <w:tc>
+                <w:tcPr>
+                  <w:tcW w:type="dxa" w:w="2506"/>
+                  <w:tcBorders>
+                    <w:top w:val="single" w:color="B7C2D1" w:sz="4"/>
+                    <w:left w:val="single" w:color="B7C2D1" w:sz="4"/>
+                    <w:bottom w:val="single" w:color="B7C2D1" w:sz="4"/>
+                    <w:right w:val="single" w:color="B7C2D1" w:sz="4"/>
+                  </w:tcBorders>
+                  <w:shd w:fill="FFFFFF" w:color="auto" w:val="clear"/>
+                  <w:tcMar>
+                    <w:top w:type="dxa" w:w="80"/>
+                    <w:left w:type="dxa" w:w="120"/>
+                    <w:bottom w:type="dxa" w:w="80"/>
+                    <w:right w:type="dxa" w:w="120"/>
+                  </w:tcMar>
+                  <w:vAlign w:val="center"/>
+                </w:tcPr>
+                <w:p>
+                  <w:pPr>
+                    <w:spacing w:after="0" w:before="0"/>
+                  </w:pPr>
+                  <w:r>
+                    <w:rPr>
+                      <w:rFonts w:ascii="Arial" w:cs="Arial" w:eastAsia="Arial" w:hAnsi="Arial"/>
+                      <w:b w:val="false"/>
+                      <w:bCs w:val="false"/>
+                      <w:sz w:val="21"/>
+                      <w:szCs w:val="21"/>
+                    </w:rPr>
+                    <w:t xml:space="preserve">Write it</w:t>
+                  </w:r>
+                </w:p>
+              </w:tc>
+              <w:tc>
+                <w:tcPr>
+                  <w:tcW w:type="dxa" w:w="2506"/>
                   <w:tcBorders>
                     <w:top w:val="single" w:color="B7C2D1" w:sz="4"/>
                     <w:left w:val="single" w:color="B7C2D1" w:sz="4"/>
@@ -4611,7 +7025,427 @@
               </w:tc>
               <w:tc>
                 <w:tcPr>
-                  <w:tcW w:type="dxa" w:w="3342"/>
+                  <w:tcW w:type="dxa" w:w="2506"/>
+                  <w:tcBorders>
+                    <w:top w:val="single" w:color="B7C2D1" w:sz="4"/>
+                    <w:left w:val="single" w:color="B7C2D1" w:sz="4"/>
+                    <w:bottom w:val="single" w:color="B7C2D1" w:sz="4"/>
+                    <w:right w:val="single" w:color="B7C2D1" w:sz="4"/>
+                  </w:tcBorders>
+                  <w:shd w:fill="FFFFFF" w:color="auto" w:val="clear"/>
+                  <w:tcMar>
+                    <w:top w:type="dxa" w:w="80"/>
+                    <w:left w:type="dxa" w:w="120"/>
+                    <w:bottom w:type="dxa" w:w="80"/>
+                    <w:right w:type="dxa" w:w="120"/>
+                  </w:tcMar>
+                  <w:vAlign w:val="center"/>
+                </w:tcPr>
+                <w:p>
+                  <w:pPr>
+                    <w:spacing w:after="0" w:before="0"/>
+                  </w:pPr>
+                  <w:r>
+                    <w:rPr>
+                      <w:rFonts w:ascii="Arial" w:cs="Arial" w:eastAsia="Arial" w:hAnsi="Arial"/>
+                      <w:b w:val="false"/>
+                      <w:bCs w:val="false"/>
+                      <w:sz w:val="21"/>
+                      <w:szCs w:val="21"/>
+                    </w:rPr>
+                    <w:t xml:space="preserve"/>
+                  </w:r>
+                </w:p>
+              </w:tc>
+            </w:tr>
+            <w:tr>
+              <w:trPr>
+                <w:cantSplit/>
+                <w:trHeight w:val="360" w:hRule="atLeast"/>
+              </w:trPr>
+              <w:tc>
+                <w:tcPr>
+                  <w:tcW w:type="dxa" w:w="2506"/>
+                  <w:tcBorders>
+                    <w:top w:val="single" w:color="B7C2D1" w:sz="4"/>
+                    <w:left w:val="single" w:color="B7C2D1" w:sz="4"/>
+                    <w:bottom w:val="single" w:color="B7C2D1" w:sz="4"/>
+                    <w:right w:val="single" w:color="B7C2D1" w:sz="4"/>
+                  </w:tcBorders>
+                  <w:shd w:fill="FFFFFF" w:color="auto" w:val="clear"/>
+                  <w:tcMar>
+                    <w:top w:type="dxa" w:w="80"/>
+                    <w:left w:type="dxa" w:w="120"/>
+                    <w:bottom w:type="dxa" w:w="80"/>
+                    <w:right w:type="dxa" w:w="120"/>
+                  </w:tcMar>
+                  <w:vAlign w:val="center"/>
+                </w:tcPr>
+                <w:p>
+                  <w:pPr>
+                    <w:spacing w:after="0" w:before="0"/>
+                  </w:pPr>
+                  <w:r>
+                    <w:rPr>
+                      <w:rFonts w:ascii="Arial" w:cs="Arial" w:eastAsia="Arial" w:hAnsi="Arial"/>
+                      <w:sz w:val="21"/>
+                      <w:szCs w:val="21"/>
+                    </w:rPr>
+                    <w:t xml:space="preserve">Ask the user for five words, one on each line. Keep them in one list. Then ask for a word to take out. Remove that word from the list. Display every word that is left, one on each line.</w:t>
+                  </w:r>
+                </w:p>
+              </w:tc>
+              <w:tc>
+                <w:tcPr>
+                  <w:tcW w:type="dxa" w:w="2506"/>
+                  <w:tcBorders>
+                    <w:top w:val="single" w:color="B7C2D1" w:sz="4"/>
+                    <w:left w:val="single" w:color="B7C2D1" w:sz="4"/>
+                    <w:bottom w:val="single" w:color="B7C2D1" w:sz="4"/>
+                    <w:right w:val="single" w:color="B7C2D1" w:sz="4"/>
+                  </w:tcBorders>
+                  <w:shd w:fill="FFFFFF" w:color="auto" w:val="clear"/>
+                  <w:tcMar>
+                    <w:top w:type="dxa" w:w="80"/>
+                    <w:left w:type="dxa" w:w="120"/>
+                    <w:bottom w:type="dxa" w:w="80"/>
+                    <w:right w:type="dxa" w:w="120"/>
+                  </w:tcMar>
+                  <w:vAlign w:val="center"/>
+                </w:tcPr>
+                <w:p>
+                  <w:pPr>
+                    <w:spacing w:after="0" w:before="0"/>
+                  </w:pPr>
+                  <w:r>
+                    <w:rPr>
+                      <w:rFonts w:ascii="Arial" w:cs="Arial" w:eastAsia="Arial" w:hAnsi="Arial"/>
+                      <w:b w:val="false"/>
+                      <w:bCs w:val="false"/>
+                      <w:sz w:val="21"/>
+                      <w:szCs w:val="21"/>
+                    </w:rPr>
+                    <w:t xml:space="preserve">Write it</w:t>
+                  </w:r>
+                </w:p>
+              </w:tc>
+              <w:tc>
+                <w:tcPr>
+                  <w:tcW w:type="dxa" w:w="2506"/>
+                  <w:tcBorders>
+                    <w:top w:val="single" w:color="B7C2D1" w:sz="4"/>
+                    <w:left w:val="single" w:color="B7C2D1" w:sz="4"/>
+                    <w:bottom w:val="single" w:color="B7C2D1" w:sz="4"/>
+                    <w:right w:val="single" w:color="B7C2D1" w:sz="4"/>
+                  </w:tcBorders>
+                  <w:shd w:fill="FFFFFF" w:color="auto" w:val="clear"/>
+                  <w:tcMar>
+                    <w:top w:type="dxa" w:w="80"/>
+                    <w:left w:type="dxa" w:w="120"/>
+                    <w:bottom w:type="dxa" w:w="80"/>
+                    <w:right w:type="dxa" w:w="120"/>
+                  </w:tcMar>
+                  <w:vAlign w:val="center"/>
+                </w:tcPr>
+                <w:p>
+                  <w:pPr>
+                    <w:spacing w:after="0" w:before="0"/>
+                  </w:pPr>
+                  <w:r>
+                    <w:rPr>
+                      <w:rFonts w:ascii="Arial" w:cs="Arial" w:eastAsia="Arial" w:hAnsi="Arial"/>
+                      <w:b w:val="false"/>
+                      <w:bCs w:val="false"/>
+                      <w:sz w:val="21"/>
+                      <w:szCs w:val="21"/>
+                    </w:rPr>
+                    <w:t xml:space="preserve">3</w:t>
+                  </w:r>
+                </w:p>
+              </w:tc>
+              <w:tc>
+                <w:tcPr>
+                  <w:tcW w:type="dxa" w:w="2506"/>
+                  <w:tcBorders>
+                    <w:top w:val="single" w:color="B7C2D1" w:sz="4"/>
+                    <w:left w:val="single" w:color="B7C2D1" w:sz="4"/>
+                    <w:bottom w:val="single" w:color="B7C2D1" w:sz="4"/>
+                    <w:right w:val="single" w:color="B7C2D1" w:sz="4"/>
+                  </w:tcBorders>
+                  <w:shd w:fill="FFFFFF" w:color="auto" w:val="clear"/>
+                  <w:tcMar>
+                    <w:top w:type="dxa" w:w="80"/>
+                    <w:left w:type="dxa" w:w="120"/>
+                    <w:bottom w:type="dxa" w:w="80"/>
+                    <w:right w:type="dxa" w:w="120"/>
+                  </w:tcMar>
+                  <w:vAlign w:val="center"/>
+                </w:tcPr>
+                <w:p>
+                  <w:pPr>
+                    <w:spacing w:after="0" w:before="0"/>
+                  </w:pPr>
+                  <w:r>
+                    <w:rPr>
+                      <w:rFonts w:ascii="Arial" w:cs="Arial" w:eastAsia="Arial" w:hAnsi="Arial"/>
+                      <w:b w:val="false"/>
+                      <w:bCs w:val="false"/>
+                      <w:sz w:val="21"/>
+                      <w:szCs w:val="21"/>
+                    </w:rPr>
+                    <w:t xml:space="preserve"/>
+                  </w:r>
+                </w:p>
+              </w:tc>
+            </w:tr>
+            <w:tr>
+              <w:trPr>
+                <w:cantSplit/>
+                <w:trHeight w:val="360" w:hRule="atLeast"/>
+              </w:trPr>
+              <w:tc>
+                <w:tcPr>
+                  <w:tcW w:type="dxa" w:w="2506"/>
+                  <w:tcBorders>
+                    <w:top w:val="single" w:color="B7C2D1" w:sz="4"/>
+                    <w:left w:val="single" w:color="B7C2D1" w:sz="4"/>
+                    <w:bottom w:val="single" w:color="B7C2D1" w:sz="4"/>
+                    <w:right w:val="single" w:color="B7C2D1" w:sz="4"/>
+                  </w:tcBorders>
+                  <w:shd w:fill="FFFFFF" w:color="auto" w:val="clear"/>
+                  <w:tcMar>
+                    <w:top w:type="dxa" w:w="80"/>
+                    <w:left w:type="dxa" w:w="120"/>
+                    <w:bottom w:type="dxa" w:w="80"/>
+                    <w:right w:type="dxa" w:w="120"/>
+                  </w:tcMar>
+                  <w:vAlign w:val="center"/>
+                </w:tcPr>
+                <w:p>
+                  <w:pPr>
+                    <w:spacing w:after="0" w:before="0"/>
+                  </w:pPr>
+                  <w:r>
+                    <w:rPr>
+                      <w:rFonts w:ascii="Arial" w:cs="Arial" w:eastAsia="Arial" w:hAnsi="Arial"/>
+                      <w:sz w:val="21"/>
+                      <w:szCs w:val="21"/>
+                    </w:rPr>
+                    <w:t xml:space="preserve">This program should display the list with the typed word on the end. Find the mistake and put it right.</w:t>
+                  </w:r>
+                </w:p>
+              </w:tc>
+              <w:tc>
+                <w:tcPr>
+                  <w:tcW w:type="dxa" w:w="2506"/>
+                  <w:tcBorders>
+                    <w:top w:val="single" w:color="B7C2D1" w:sz="4"/>
+                    <w:left w:val="single" w:color="B7C2D1" w:sz="4"/>
+                    <w:bottom w:val="single" w:color="B7C2D1" w:sz="4"/>
+                    <w:right w:val="single" w:color="B7C2D1" w:sz="4"/>
+                  </w:tcBorders>
+                  <w:shd w:fill="FFFFFF" w:color="auto" w:val="clear"/>
+                  <w:tcMar>
+                    <w:top w:type="dxa" w:w="80"/>
+                    <w:left w:type="dxa" w:w="120"/>
+                    <w:bottom w:type="dxa" w:w="80"/>
+                    <w:right w:type="dxa" w:w="120"/>
+                  </w:tcMar>
+                  <w:vAlign w:val="center"/>
+                </w:tcPr>
+                <w:p>
+                  <w:pPr>
+                    <w:spacing w:after="0" w:before="0"/>
+                  </w:pPr>
+                  <w:r>
+                    <w:rPr>
+                      <w:rFonts w:ascii="Arial" w:cs="Arial" w:eastAsia="Arial" w:hAnsi="Arial"/>
+                      <w:b w:val="false"/>
+                      <w:bCs w:val="false"/>
+                      <w:sz w:val="21"/>
+                      <w:szCs w:val="21"/>
+                    </w:rPr>
+                    <w:t xml:space="preserve">Fix it</w:t>
+                  </w:r>
+                </w:p>
+              </w:tc>
+              <w:tc>
+                <w:tcPr>
+                  <w:tcW w:type="dxa" w:w="2506"/>
+                  <w:tcBorders>
+                    <w:top w:val="single" w:color="B7C2D1" w:sz="4"/>
+                    <w:left w:val="single" w:color="B7C2D1" w:sz="4"/>
+                    <w:bottom w:val="single" w:color="B7C2D1" w:sz="4"/>
+                    <w:right w:val="single" w:color="B7C2D1" w:sz="4"/>
+                  </w:tcBorders>
+                  <w:shd w:fill="FFFFFF" w:color="auto" w:val="clear"/>
+                  <w:tcMar>
+                    <w:top w:type="dxa" w:w="80"/>
+                    <w:left w:type="dxa" w:w="120"/>
+                    <w:bottom w:type="dxa" w:w="80"/>
+                    <w:right w:type="dxa" w:w="120"/>
+                  </w:tcMar>
+                  <w:vAlign w:val="center"/>
+                </w:tcPr>
+                <w:p>
+                  <w:pPr>
+                    <w:spacing w:after="0" w:before="0"/>
+                  </w:pPr>
+                  <w:r>
+                    <w:rPr>
+                      <w:rFonts w:ascii="Arial" w:cs="Arial" w:eastAsia="Arial" w:hAnsi="Arial"/>
+                      <w:b w:val="false"/>
+                      <w:bCs w:val="false"/>
+                      <w:sz w:val="21"/>
+                      <w:szCs w:val="21"/>
+                    </w:rPr>
+                    <w:t xml:space="preserve">2</w:t>
+                  </w:r>
+                </w:p>
+              </w:tc>
+              <w:tc>
+                <w:tcPr>
+                  <w:tcW w:type="dxa" w:w="2506"/>
+                  <w:tcBorders>
+                    <w:top w:val="single" w:color="B7C2D1" w:sz="4"/>
+                    <w:left w:val="single" w:color="B7C2D1" w:sz="4"/>
+                    <w:bottom w:val="single" w:color="B7C2D1" w:sz="4"/>
+                    <w:right w:val="single" w:color="B7C2D1" w:sz="4"/>
+                  </w:tcBorders>
+                  <w:shd w:fill="FFFFFF" w:color="auto" w:val="clear"/>
+                  <w:tcMar>
+                    <w:top w:type="dxa" w:w="80"/>
+                    <w:left w:type="dxa" w:w="120"/>
+                    <w:bottom w:type="dxa" w:w="80"/>
+                    <w:right w:type="dxa" w:w="120"/>
+                  </w:tcMar>
+                  <w:vAlign w:val="center"/>
+                </w:tcPr>
+                <w:p>
+                  <w:pPr>
+                    <w:spacing w:after="0" w:before="0"/>
+                  </w:pPr>
+                  <w:r>
+                    <w:rPr>
+                      <w:rFonts w:ascii="Arial" w:cs="Arial" w:eastAsia="Arial" w:hAnsi="Arial"/>
+                      <w:b w:val="false"/>
+                      <w:bCs w:val="false"/>
+                      <w:sz w:val="21"/>
+                      <w:szCs w:val="21"/>
+                    </w:rPr>
+                    <w:t xml:space="preserve"/>
+                  </w:r>
+                </w:p>
+              </w:tc>
+            </w:tr>
+            <w:tr>
+              <w:trPr>
+                <w:cantSplit/>
+                <w:trHeight w:val="360" w:hRule="atLeast"/>
+              </w:trPr>
+              <w:tc>
+                <w:tcPr>
+                  <w:tcW w:type="dxa" w:w="2506"/>
+                  <w:tcBorders>
+                    <w:top w:val="single" w:color="B7C2D1" w:sz="4"/>
+                    <w:left w:val="single" w:color="B7C2D1" w:sz="4"/>
+                    <w:bottom w:val="single" w:color="B7C2D1" w:sz="4"/>
+                    <w:right w:val="single" w:color="B7C2D1" w:sz="4"/>
+                  </w:tcBorders>
+                  <w:shd w:fill="FFFFFF" w:color="auto" w:val="clear"/>
+                  <w:tcMar>
+                    <w:top w:type="dxa" w:w="80"/>
+                    <w:left w:type="dxa" w:w="120"/>
+                    <w:bottom w:type="dxa" w:w="80"/>
+                    <w:right w:type="dxa" w:w="120"/>
+                  </w:tcMar>
+                  <w:vAlign w:val="center"/>
+                </w:tcPr>
+                <w:p>
+                  <w:pPr>
+                    <w:spacing w:after="0" w:before="0"/>
+                  </w:pPr>
+                  <w:r>
+                    <w:rPr>
+                      <w:rFonts w:ascii="Arial" w:cs="Arial" w:eastAsia="Arial" w:hAnsi="Arial"/>
+                      <w:sz w:val="21"/>
+                      <w:szCs w:val="21"/>
+                    </w:rPr>
+                    <w:t xml:space="preserve">Ask the user for five words, one on each line. Keep them in one list. Then ask for a position. Delete the word at that position. Display every word that is left, one on each line.</w:t>
+                  </w:r>
+                </w:p>
+              </w:tc>
+              <w:tc>
+                <w:tcPr>
+                  <w:tcW w:type="dxa" w:w="2506"/>
+                  <w:tcBorders>
+                    <w:top w:val="single" w:color="B7C2D1" w:sz="4"/>
+                    <w:left w:val="single" w:color="B7C2D1" w:sz="4"/>
+                    <w:bottom w:val="single" w:color="B7C2D1" w:sz="4"/>
+                    <w:right w:val="single" w:color="B7C2D1" w:sz="4"/>
+                  </w:tcBorders>
+                  <w:shd w:fill="FFFFFF" w:color="auto" w:val="clear"/>
+                  <w:tcMar>
+                    <w:top w:type="dxa" w:w="80"/>
+                    <w:left w:type="dxa" w:w="120"/>
+                    <w:bottom w:type="dxa" w:w="80"/>
+                    <w:right w:type="dxa" w:w="120"/>
+                  </w:tcMar>
+                  <w:vAlign w:val="center"/>
+                </w:tcPr>
+                <w:p>
+                  <w:pPr>
+                    <w:spacing w:after="0" w:before="0"/>
+                  </w:pPr>
+                  <w:r>
+                    <w:rPr>
+                      <w:rFonts w:ascii="Arial" w:cs="Arial" w:eastAsia="Arial" w:hAnsi="Arial"/>
+                      <w:b w:val="false"/>
+                      <w:bCs w:val="false"/>
+                      <w:sz w:val="21"/>
+                      <w:szCs w:val="21"/>
+                    </w:rPr>
+                    <w:t xml:space="preserve">Challenge (optional)</w:t>
+                  </w:r>
+                </w:p>
+              </w:tc>
+              <w:tc>
+                <w:tcPr>
+                  <w:tcW w:type="dxa" w:w="2506"/>
+                  <w:tcBorders>
+                    <w:top w:val="single" w:color="B7C2D1" w:sz="4"/>
+                    <w:left w:val="single" w:color="B7C2D1" w:sz="4"/>
+                    <w:bottom w:val="single" w:color="B7C2D1" w:sz="4"/>
+                    <w:right w:val="single" w:color="B7C2D1" w:sz="4"/>
+                  </w:tcBorders>
+                  <w:shd w:fill="FFFFFF" w:color="auto" w:val="clear"/>
+                  <w:tcMar>
+                    <w:top w:type="dxa" w:w="80"/>
+                    <w:left w:type="dxa" w:w="120"/>
+                    <w:bottom w:type="dxa" w:w="80"/>
+                    <w:right w:type="dxa" w:w="120"/>
+                  </w:tcMar>
+                  <w:vAlign w:val="center"/>
+                </w:tcPr>
+                <w:p>
+                  <w:pPr>
+                    <w:spacing w:after="0" w:before="0"/>
+                  </w:pPr>
+                  <w:r>
+                    <w:rPr>
+                      <w:rFonts w:ascii="Arial" w:cs="Arial" w:eastAsia="Arial" w:hAnsi="Arial"/>
+                      <w:b w:val="false"/>
+                      <w:bCs w:val="false"/>
+                      <w:sz w:val="21"/>
+                      <w:szCs w:val="21"/>
+                    </w:rPr>
+                    <w:t xml:space="preserve">3</w:t>
+                  </w:r>
+                </w:p>
+              </w:tc>
+              <w:tc>
+                <w:tcPr>
+                  <w:tcW w:type="dxa" w:w="2506"/>
                   <w:tcBorders>
                     <w:top w:val="single" w:color="B7C2D1" w:sz="4"/>
                     <w:left w:val="single" w:color="B7C2D1" w:sz="4"/>
@@ -4658,7 +7492,7 @@
                 <w:sz w:val="21"/>
                 <w:szCs w:val="21"/>
               </w:rPr>
-              <w:t xml:space="preserve">Plan the one you found hardest: inputs, what happens to them, what is printed.</w:t>
+              <w:t xml:space="preserve">Plan the one you found hardest: what is typed in, what happens to it, what is displayed.</w:t>
             </w:r>
           </w:p>
           <w:tbl>
@@ -5084,12 +7918,12 @@
                 <w:sz w:val="21"/>
                 <w:szCs w:val="21"/>
               </w:rPr>
-              <w:t xml:space="preserve">Tick each one off as its tests pass in the editor</w:t>
+              <w:t xml:space="preserve">Tick each one off as you finish it in the editor</w:t>
             </w:r>
           </w:p>
           <w:tbl>
             <w:tblPr>
-              <w:tblW w:type="dxa" w:w="10026"/>
+              <w:tblW w:type="dxa" w:w="10024"/>
               <w:tblBorders>
                 <w:top w:val="single" w:color="auto" w:sz="4"/>
                 <w:left w:val="single" w:color="auto" w:sz="4"/>
@@ -5100,9 +7934,10 @@
               </w:tblBorders>
             </w:tblPr>
             <w:tblGrid>
-              <w:gridCol w:w="3342"/>
-              <w:gridCol w:w="3342"/>
-              <w:gridCol w:w="3342"/>
+              <w:gridCol w:w="2506"/>
+              <w:gridCol w:w="2506"/>
+              <w:gridCol w:w="2506"/>
+              <w:gridCol w:w="2506"/>
             </w:tblGrid>
             <w:tr>
               <w:trPr>
@@ -5111,7 +7946,7 @@
               </w:trPr>
               <w:tc>
                 <w:tcPr>
-                  <w:tcW w:type="dxa" w:w="3342"/>
+                  <w:tcW w:type="dxa" w:w="2506"/>
                   <w:tcBorders>
                     <w:top w:val="single" w:color="B7C2D1" w:sz="4"/>
                     <w:left w:val="single" w:color="B7C2D1" w:sz="4"/>
@@ -5139,13 +7974,13 @@
                       <w:sz w:val="20"/>
                       <w:szCs w:val="20"/>
                     </w:rPr>
-                    <w:t xml:space="preserve">Program</w:t>
-                  </w:r>
-                </w:p>
-              </w:tc>
-              <w:tc>
-                <w:tcPr>
-                  <w:tcW w:type="dxa" w:w="3342"/>
+                    <w:t xml:space="preserve">Activity</w:t>
+                  </w:r>
+                </w:p>
+              </w:tc>
+              <w:tc>
+                <w:tcPr>
+                  <w:tcW w:type="dxa" w:w="2506"/>
                   <w:tcBorders>
                     <w:top w:val="single" w:color="B7C2D1" w:sz="4"/>
                     <w:left w:val="single" w:color="B7C2D1" w:sz="4"/>
@@ -5173,13 +8008,47 @@
                       <w:sz w:val="20"/>
                       <w:szCs w:val="20"/>
                     </w:rPr>
+                    <w:t xml:space="preserve">What to do</w:t>
+                  </w:r>
+                </w:p>
+              </w:tc>
+              <w:tc>
+                <w:tcPr>
+                  <w:tcW w:type="dxa" w:w="2506"/>
+                  <w:tcBorders>
+                    <w:top w:val="single" w:color="B7C2D1" w:sz="4"/>
+                    <w:left w:val="single" w:color="B7C2D1" w:sz="4"/>
+                    <w:bottom w:val="single" w:color="B7C2D1" w:sz="4"/>
+                    <w:right w:val="single" w:color="B7C2D1" w:sz="4"/>
+                  </w:tcBorders>
+                  <w:shd w:fill="E6ECF5" w:color="auto" w:val="clear"/>
+                  <w:tcMar>
+                    <w:top w:type="dxa" w:w="80"/>
+                    <w:left w:type="dxa" w:w="120"/>
+                    <w:bottom w:type="dxa" w:w="80"/>
+                    <w:right w:type="dxa" w:w="120"/>
+                  </w:tcMar>
+                  <w:vAlign w:val="center"/>
+                </w:tcPr>
+                <w:p>
+                  <w:pPr>
+                    <w:spacing w:after="0" w:before="0"/>
+                  </w:pPr>
+                  <w:r>
+                    <w:rPr>
+                      <w:rFonts w:ascii="Arial" w:cs="Arial" w:eastAsia="Arial" w:hAnsi="Arial"/>
+                      <w:b/>
+                      <w:bCs/>
+                      <w:sz w:val="20"/>
+                      <w:szCs w:val="20"/>
+                    </w:rPr>
                     <w:t xml:space="preserve">Marks</w:t>
                   </w:r>
                 </w:p>
               </w:tc>
               <w:tc>
                 <w:tcPr>
-                  <w:tcW w:type="dxa" w:w="3342"/>
+                  <w:tcW w:type="dxa" w:w="2506"/>
                   <w:tcBorders>
                     <w:top w:val="single" w:color="B7C2D1" w:sz="4"/>
                     <w:left w:val="single" w:color="B7C2D1" w:sz="4"/>
@@ -5219,73 +8088,107 @@
               </w:trPr>
               <w:tc>
                 <w:tcPr>
-                  <w:tcW w:type="dxa" w:w="3342"/>
-                  <w:tcBorders>
-                    <w:top w:val="single" w:color="B7C2D1" w:sz="4"/>
-                    <w:left w:val="single" w:color="B7C2D1" w:sz="4"/>
-                    <w:bottom w:val="single" w:color="B7C2D1" w:sz="4"/>
-                    <w:right w:val="single" w:color="B7C2D1" w:sz="4"/>
-                  </w:tcBorders>
-                  <w:shd w:fill="FFFFFF" w:color="auto" w:val="clear"/>
-                  <w:tcMar>
-                    <w:top w:type="dxa" w:w="80"/>
-                    <w:left w:type="dxa" w:w="120"/>
-                    <w:bottom w:type="dxa" w:w="80"/>
-                    <w:right w:type="dxa" w:w="120"/>
-                  </w:tcMar>
-                  <w:vAlign w:val="center"/>
-                </w:tcPr>
-                <w:p>
-                  <w:pPr>
-                    <w:spacing w:after="0" w:before="0"/>
-                  </w:pPr>
-                  <w:r>
-                    <w:rPr>
-                      <w:rFonts w:ascii="Arial" w:cs="Arial" w:eastAsia="Arial" w:hAnsi="Arial"/>
-                      <w:sz w:val="21"/>
-                      <w:szCs w:val="21"/>
-                    </w:rPr>
-                    <w:t xml:space="preserve">Ask the user for five whole numbers, one on each line. Store them in a list. Add them up. Display [the total] and nothing else.</w:t>
-                  </w:r>
-                </w:p>
-              </w:tc>
-              <w:tc>
-                <w:tcPr>
-                  <w:tcW w:type="dxa" w:w="3342"/>
-                  <w:tcBorders>
-                    <w:top w:val="single" w:color="B7C2D1" w:sz="4"/>
-                    <w:left w:val="single" w:color="B7C2D1" w:sz="4"/>
-                    <w:bottom w:val="single" w:color="B7C2D1" w:sz="4"/>
-                    <w:right w:val="single" w:color="B7C2D1" w:sz="4"/>
-                  </w:tcBorders>
-                  <w:shd w:fill="FFFFFF" w:color="auto" w:val="clear"/>
-                  <w:tcMar>
-                    <w:top w:type="dxa" w:w="80"/>
-                    <w:left w:type="dxa" w:w="120"/>
-                    <w:bottom w:type="dxa" w:w="80"/>
-                    <w:right w:type="dxa" w:w="120"/>
-                  </w:tcMar>
-                  <w:vAlign w:val="center"/>
-                </w:tcPr>
-                <w:p>
-                  <w:pPr>
-                    <w:spacing w:after="0" w:before="0"/>
-                  </w:pPr>
-                  <w:r>
-                    <w:rPr>
-                      <w:rFonts w:ascii="Arial" w:cs="Arial" w:eastAsia="Arial" w:hAnsi="Arial"/>
-                      <w:b w:val="false"/>
-                      <w:bCs w:val="false"/>
-                      <w:sz w:val="21"/>
-                      <w:szCs w:val="21"/>
-                    </w:rPr>
-                    <w:t xml:space="preserve">2</w:t>
-                  </w:r>
-                </w:p>
-              </w:tc>
-              <w:tc>
-                <w:tcPr>
-                  <w:tcW w:type="dxa" w:w="3342"/>
+                  <w:tcW w:type="dxa" w:w="2506"/>
+                  <w:tcBorders>
+                    <w:top w:val="single" w:color="B7C2D1" w:sz="4"/>
+                    <w:left w:val="single" w:color="B7C2D1" w:sz="4"/>
+                    <w:bottom w:val="single" w:color="B7C2D1" w:sz="4"/>
+                    <w:right w:val="single" w:color="B7C2D1" w:sz="4"/>
+                  </w:tcBorders>
+                  <w:shd w:fill="FFFFFF" w:color="auto" w:val="clear"/>
+                  <w:tcMar>
+                    <w:top w:type="dxa" w:w="80"/>
+                    <w:left w:type="dxa" w:w="120"/>
+                    <w:bottom w:type="dxa" w:w="80"/>
+                    <w:right w:type="dxa" w:w="120"/>
+                  </w:tcMar>
+                  <w:vAlign w:val="center"/>
+                </w:tcPr>
+                <w:p>
+                  <w:pPr>
+                    <w:spacing w:after="0" w:before="0"/>
+                  </w:pPr>
+                  <w:r>
+                    <w:rPr>
+                      <w:rFonts w:ascii="Arial" w:cs="Arial" w:eastAsia="Arial" w:hAnsi="Arial"/>
+                      <w:sz w:val="21"/>
+                      <w:szCs w:val="21"/>
+                    </w:rPr>
+                    <w:t xml:space="preserve">Press Run. The program adds up every number in the list.</w:t>
+                  </w:r>
+                </w:p>
+              </w:tc>
+              <w:tc>
+                <w:tcPr>
+                  <w:tcW w:type="dxa" w:w="2506"/>
+                  <w:tcBorders>
+                    <w:top w:val="single" w:color="B7C2D1" w:sz="4"/>
+                    <w:left w:val="single" w:color="B7C2D1" w:sz="4"/>
+                    <w:bottom w:val="single" w:color="B7C2D1" w:sz="4"/>
+                    <w:right w:val="single" w:color="B7C2D1" w:sz="4"/>
+                  </w:tcBorders>
+                  <w:shd w:fill="FFFFFF" w:color="auto" w:val="clear"/>
+                  <w:tcMar>
+                    <w:top w:type="dxa" w:w="80"/>
+                    <w:left w:type="dxa" w:w="120"/>
+                    <w:bottom w:type="dxa" w:w="80"/>
+                    <w:right w:type="dxa" w:w="120"/>
+                  </w:tcMar>
+                  <w:vAlign w:val="center"/>
+                </w:tcPr>
+                <w:p>
+                  <w:pPr>
+                    <w:spacing w:after="0" w:before="0"/>
+                  </w:pPr>
+                  <w:r>
+                    <w:rPr>
+                      <w:rFonts w:ascii="Arial" w:cs="Arial" w:eastAsia="Arial" w:hAnsi="Arial"/>
+                      <w:b w:val="false"/>
+                      <w:bCs w:val="false"/>
+                      <w:sz w:val="21"/>
+                      <w:szCs w:val="21"/>
+                    </w:rPr>
+                    <w:t xml:space="preserve">Run it</w:t>
+                  </w:r>
+                </w:p>
+              </w:tc>
+              <w:tc>
+                <w:tcPr>
+                  <w:tcW w:type="dxa" w:w="2506"/>
+                  <w:tcBorders>
+                    <w:top w:val="single" w:color="B7C2D1" w:sz="4"/>
+                    <w:left w:val="single" w:color="B7C2D1" w:sz="4"/>
+                    <w:bottom w:val="single" w:color="B7C2D1" w:sz="4"/>
+                    <w:right w:val="single" w:color="B7C2D1" w:sz="4"/>
+                  </w:tcBorders>
+                  <w:shd w:fill="FFFFFF" w:color="auto" w:val="clear"/>
+                  <w:tcMar>
+                    <w:top w:type="dxa" w:w="80"/>
+                    <w:left w:type="dxa" w:w="120"/>
+                    <w:bottom w:type="dxa" w:w="80"/>
+                    <w:right w:type="dxa" w:w="120"/>
+                  </w:tcMar>
+                  <w:vAlign w:val="center"/>
+                </w:tcPr>
+                <w:p>
+                  <w:pPr>
+                    <w:spacing w:after="0" w:before="0"/>
+                  </w:pPr>
+                  <w:r>
+                    <w:rPr>
+                      <w:rFonts w:ascii="Arial" w:cs="Arial" w:eastAsia="Arial" w:hAnsi="Arial"/>
+                      <w:b w:val="false"/>
+                      <w:bCs w:val="false"/>
+                      <w:sz w:val="21"/>
+                      <w:szCs w:val="21"/>
+                    </w:rPr>
+                    <w:t xml:space="preserve">1</w:t>
+                  </w:r>
+                </w:p>
+              </w:tc>
+              <w:tc>
+                <w:tcPr>
+                  <w:tcW w:type="dxa" w:w="2506"/>
                   <w:tcBorders>
                     <w:top w:val="single" w:color="B7C2D1" w:sz="4"/>
                     <w:left w:val="single" w:color="B7C2D1" w:sz="4"/>
@@ -5325,73 +8228,107 @@
               </w:trPr>
               <w:tc>
                 <w:tcPr>
-                  <w:tcW w:type="dxa" w:w="3342"/>
-                  <w:tcBorders>
-                    <w:top w:val="single" w:color="B7C2D1" w:sz="4"/>
-                    <w:left w:val="single" w:color="B7C2D1" w:sz="4"/>
-                    <w:bottom w:val="single" w:color="B7C2D1" w:sz="4"/>
-                    <w:right w:val="single" w:color="B7C2D1" w:sz="4"/>
-                  </w:tcBorders>
-                  <w:shd w:fill="FFFFFF" w:color="auto" w:val="clear"/>
-                  <w:tcMar>
-                    <w:top w:type="dxa" w:w="80"/>
-                    <w:left w:type="dxa" w:w="120"/>
-                    <w:bottom w:type="dxa" w:w="80"/>
-                    <w:right w:type="dxa" w:w="120"/>
-                  </w:tcMar>
-                  <w:vAlign w:val="center"/>
-                </w:tcPr>
-                <w:p>
-                  <w:pPr>
-                    <w:spacing w:after="0" w:before="0"/>
-                  </w:pPr>
-                  <w:r>
-                    <w:rPr>
-                      <w:rFonts w:ascii="Arial" w:cs="Arial" w:eastAsia="Arial" w:hAnsi="Arial"/>
-                      <w:sz w:val="21"/>
-                      <w:szCs w:val="21"/>
-                    </w:rPr>
-                    <w:t xml:space="preserve">Ask the user for five whole numbers, one on each line. Store them in a list. Work out their average. Round it to 1 decimal place. Display [the average] and nothing else, so 5 shows as 5.0.</w:t>
-                  </w:r>
-                </w:p>
-              </w:tc>
-              <w:tc>
-                <w:tcPr>
-                  <w:tcW w:type="dxa" w:w="3342"/>
-                  <w:tcBorders>
-                    <w:top w:val="single" w:color="B7C2D1" w:sz="4"/>
-                    <w:left w:val="single" w:color="B7C2D1" w:sz="4"/>
-                    <w:bottom w:val="single" w:color="B7C2D1" w:sz="4"/>
-                    <w:right w:val="single" w:color="B7C2D1" w:sz="4"/>
-                  </w:tcBorders>
-                  <w:shd w:fill="FFFFFF" w:color="auto" w:val="clear"/>
-                  <w:tcMar>
-                    <w:top w:type="dxa" w:w="80"/>
-                    <w:left w:type="dxa" w:w="120"/>
-                    <w:bottom w:type="dxa" w:w="80"/>
-                    <w:right w:type="dxa" w:w="120"/>
-                  </w:tcMar>
-                  <w:vAlign w:val="center"/>
-                </w:tcPr>
-                <w:p>
-                  <w:pPr>
-                    <w:spacing w:after="0" w:before="0"/>
-                  </w:pPr>
-                  <w:r>
-                    <w:rPr>
-                      <w:rFonts w:ascii="Arial" w:cs="Arial" w:eastAsia="Arial" w:hAnsi="Arial"/>
-                      <w:b w:val="false"/>
-                      <w:bCs w:val="false"/>
-                      <w:sz w:val="21"/>
-                      <w:szCs w:val="21"/>
-                    </w:rPr>
-                    <w:t xml:space="preserve">3</w:t>
-                  </w:r>
-                </w:p>
-              </w:tc>
-              <w:tc>
-                <w:tcPr>
-                  <w:tcW w:type="dxa" w:w="3342"/>
+                  <w:tcW w:type="dxa" w:w="2506"/>
+                  <w:tcBorders>
+                    <w:top w:val="single" w:color="B7C2D1" w:sz="4"/>
+                    <w:left w:val="single" w:color="B7C2D1" w:sz="4"/>
+                    <w:bottom w:val="single" w:color="B7C2D1" w:sz="4"/>
+                    <w:right w:val="single" w:color="B7C2D1" w:sz="4"/>
+                  </w:tcBorders>
+                  <w:shd w:fill="FFFFFF" w:color="auto" w:val="clear"/>
+                  <w:tcMar>
+                    <w:top w:type="dxa" w:w="80"/>
+                    <w:left w:type="dxa" w:w="120"/>
+                    <w:bottom w:type="dxa" w:w="80"/>
+                    <w:right w:type="dxa" w:w="120"/>
+                  </w:tcMar>
+                  <w:vAlign w:val="center"/>
+                </w:tcPr>
+                <w:p>
+                  <w:pPr>
+                    <w:spacing w:after="0" w:before="0"/>
+                  </w:pPr>
+                  <w:r>
+                    <w:rPr>
+                      <w:rFonts w:ascii="Arial" w:cs="Arial" w:eastAsia="Arial" w:hAnsi="Arial"/>
+                      <w:sz w:val="21"/>
+                      <w:szCs w:val="21"/>
+                    </w:rPr>
+                    <w:t xml:space="preserve">What will this program display?</w:t>
+                  </w:r>
+                </w:p>
+              </w:tc>
+              <w:tc>
+                <w:tcPr>
+                  <w:tcW w:type="dxa" w:w="2506"/>
+                  <w:tcBorders>
+                    <w:top w:val="single" w:color="B7C2D1" w:sz="4"/>
+                    <w:left w:val="single" w:color="B7C2D1" w:sz="4"/>
+                    <w:bottom w:val="single" w:color="B7C2D1" w:sz="4"/>
+                    <w:right w:val="single" w:color="B7C2D1" w:sz="4"/>
+                  </w:tcBorders>
+                  <w:shd w:fill="FFFFFF" w:color="auto" w:val="clear"/>
+                  <w:tcMar>
+                    <w:top w:type="dxa" w:w="80"/>
+                    <w:left w:type="dxa" w:w="120"/>
+                    <w:bottom w:type="dxa" w:w="80"/>
+                    <w:right w:type="dxa" w:w="120"/>
+                  </w:tcMar>
+                  <w:vAlign w:val="center"/>
+                </w:tcPr>
+                <w:p>
+                  <w:pPr>
+                    <w:spacing w:after="0" w:before="0"/>
+                  </w:pPr>
+                  <w:r>
+                    <w:rPr>
+                      <w:rFonts w:ascii="Arial" w:cs="Arial" w:eastAsia="Arial" w:hAnsi="Arial"/>
+                      <w:b w:val="false"/>
+                      <w:bCs w:val="false"/>
+                      <w:sz w:val="21"/>
+                      <w:szCs w:val="21"/>
+                    </w:rPr>
+                    <w:t xml:space="preserve">Predict</w:t>
+                  </w:r>
+                </w:p>
+              </w:tc>
+              <w:tc>
+                <w:tcPr>
+                  <w:tcW w:type="dxa" w:w="2506"/>
+                  <w:tcBorders>
+                    <w:top w:val="single" w:color="B7C2D1" w:sz="4"/>
+                    <w:left w:val="single" w:color="B7C2D1" w:sz="4"/>
+                    <w:bottom w:val="single" w:color="B7C2D1" w:sz="4"/>
+                    <w:right w:val="single" w:color="B7C2D1" w:sz="4"/>
+                  </w:tcBorders>
+                  <w:shd w:fill="FFFFFF" w:color="auto" w:val="clear"/>
+                  <w:tcMar>
+                    <w:top w:type="dxa" w:w="80"/>
+                    <w:left w:type="dxa" w:w="120"/>
+                    <w:bottom w:type="dxa" w:w="80"/>
+                    <w:right w:type="dxa" w:w="120"/>
+                  </w:tcMar>
+                  <w:vAlign w:val="center"/>
+                </w:tcPr>
+                <w:p>
+                  <w:pPr>
+                    <w:spacing w:after="0" w:before="0"/>
+                  </w:pPr>
+                  <w:r>
+                    <w:rPr>
+                      <w:rFonts w:ascii="Arial" w:cs="Arial" w:eastAsia="Arial" w:hAnsi="Arial"/>
+                      <w:b w:val="false"/>
+                      <w:bCs w:val="false"/>
+                      <w:sz w:val="21"/>
+                      <w:szCs w:val="21"/>
+                    </w:rPr>
+                    <w:t xml:space="preserve">1</w:t>
+                  </w:r>
+                </w:p>
+              </w:tc>
+              <w:tc>
+                <w:tcPr>
+                  <w:tcW w:type="dxa" w:w="2506"/>
                   <w:tcBorders>
                     <w:top w:val="single" w:color="B7C2D1" w:sz="4"/>
                     <w:left w:val="single" w:color="B7C2D1" w:sz="4"/>
@@ -5431,39 +8368,353 @@
               </w:trPr>
               <w:tc>
                 <w:tcPr>
-                  <w:tcW w:type="dxa" w:w="3342"/>
-                  <w:tcBorders>
-                    <w:top w:val="single" w:color="B7C2D1" w:sz="4"/>
-                    <w:left w:val="single" w:color="B7C2D1" w:sz="4"/>
-                    <w:bottom w:val="single" w:color="B7C2D1" w:sz="4"/>
-                    <w:right w:val="single" w:color="B7C2D1" w:sz="4"/>
-                  </w:tcBorders>
-                  <w:shd w:fill="FFFFFF" w:color="auto" w:val="clear"/>
-                  <w:tcMar>
-                    <w:top w:type="dxa" w:w="80"/>
-                    <w:left w:type="dxa" w:w="120"/>
-                    <w:bottom w:type="dxa" w:w="80"/>
-                    <w:right w:type="dxa" w:w="120"/>
-                  </w:tcMar>
-                  <w:vAlign w:val="center"/>
-                </w:tcPr>
-                <w:p>
-                  <w:pPr>
-                    <w:spacing w:after="0" w:before="0"/>
-                  </w:pPr>
-                  <w:r>
-                    <w:rPr>
-                      <w:rFonts w:ascii="Arial" w:cs="Arial" w:eastAsia="Arial" w:hAnsi="Arial"/>
-                      <w:sz w:val="21"/>
-                      <w:szCs w:val="21"/>
-                    </w:rPr>
-                    <w:t xml:space="preserve">Ask the user for seven whole numbers, one on each line. Store them in a list. Find the largest with a loop of your own, not with max(). Display [the largest] and nothing else.</w:t>
-                  </w:r>
-                </w:p>
-              </w:tc>
-              <w:tc>
-                <w:tcPr>
-                  <w:tcW w:type="dxa" w:w="3342"/>
+                  <w:tcW w:type="dxa" w:w="2506"/>
+                  <w:tcBorders>
+                    <w:top w:val="single" w:color="B7C2D1" w:sz="4"/>
+                    <w:left w:val="single" w:color="B7C2D1" w:sz="4"/>
+                    <w:bottom w:val="single" w:color="B7C2D1" w:sz="4"/>
+                    <w:right w:val="single" w:color="B7C2D1" w:sz="4"/>
+                  </w:tcBorders>
+                  <w:shd w:fill="FFFFFF" w:color="auto" w:val="clear"/>
+                  <w:tcMar>
+                    <w:top w:type="dxa" w:w="80"/>
+                    <w:left w:type="dxa" w:w="120"/>
+                    <w:bottom w:type="dxa" w:w="80"/>
+                    <w:right w:type="dxa" w:w="120"/>
+                  </w:tcMar>
+                  <w:vAlign w:val="center"/>
+                </w:tcPr>
+                <w:p>
+                  <w:pPr>
+                    <w:spacing w:after="0" w:before="0"/>
+                  </w:pPr>
+                  <w:r>
+                    <w:rPr>
+                      <w:rFonts w:ascii="Arial" w:cs="Arial" w:eastAsia="Arial" w:hAnsi="Arial"/>
+                      <w:sz w:val="21"/>
+                      <w:szCs w:val="21"/>
+                    </w:rPr>
+                    <w:t xml:space="preserve">Finish the program so it adds up every number in the list and displays the total.</w:t>
+                  </w:r>
+                </w:p>
+              </w:tc>
+              <w:tc>
+                <w:tcPr>
+                  <w:tcW w:type="dxa" w:w="2506"/>
+                  <w:tcBorders>
+                    <w:top w:val="single" w:color="B7C2D1" w:sz="4"/>
+                    <w:left w:val="single" w:color="B7C2D1" w:sz="4"/>
+                    <w:bottom w:val="single" w:color="B7C2D1" w:sz="4"/>
+                    <w:right w:val="single" w:color="B7C2D1" w:sz="4"/>
+                  </w:tcBorders>
+                  <w:shd w:fill="FFFFFF" w:color="auto" w:val="clear"/>
+                  <w:tcMar>
+                    <w:top w:type="dxa" w:w="80"/>
+                    <w:left w:type="dxa" w:w="120"/>
+                    <w:bottom w:type="dxa" w:w="80"/>
+                    <w:right w:type="dxa" w:w="120"/>
+                  </w:tcMar>
+                  <w:vAlign w:val="center"/>
+                </w:tcPr>
+                <w:p>
+                  <w:pPr>
+                    <w:spacing w:after="0" w:before="0"/>
+                  </w:pPr>
+                  <w:r>
+                    <w:rPr>
+                      <w:rFonts w:ascii="Arial" w:cs="Arial" w:eastAsia="Arial" w:hAnsi="Arial"/>
+                      <w:b w:val="false"/>
+                      <w:bCs w:val="false"/>
+                      <w:sz w:val="21"/>
+                      <w:szCs w:val="21"/>
+                    </w:rPr>
+                    <w:t xml:space="preserve">Complete it</w:t>
+                  </w:r>
+                </w:p>
+              </w:tc>
+              <w:tc>
+                <w:tcPr>
+                  <w:tcW w:type="dxa" w:w="2506"/>
+                  <w:tcBorders>
+                    <w:top w:val="single" w:color="B7C2D1" w:sz="4"/>
+                    <w:left w:val="single" w:color="B7C2D1" w:sz="4"/>
+                    <w:bottom w:val="single" w:color="B7C2D1" w:sz="4"/>
+                    <w:right w:val="single" w:color="B7C2D1" w:sz="4"/>
+                  </w:tcBorders>
+                  <w:shd w:fill="FFFFFF" w:color="auto" w:val="clear"/>
+                  <w:tcMar>
+                    <w:top w:type="dxa" w:w="80"/>
+                    <w:left w:type="dxa" w:w="120"/>
+                    <w:bottom w:type="dxa" w:w="80"/>
+                    <w:right w:type="dxa" w:w="120"/>
+                  </w:tcMar>
+                  <w:vAlign w:val="center"/>
+                </w:tcPr>
+                <w:p>
+                  <w:pPr>
+                    <w:spacing w:after="0" w:before="0"/>
+                  </w:pPr>
+                  <w:r>
+                    <w:rPr>
+                      <w:rFonts w:ascii="Arial" w:cs="Arial" w:eastAsia="Arial" w:hAnsi="Arial"/>
+                      <w:b w:val="false"/>
+                      <w:bCs w:val="false"/>
+                      <w:sz w:val="21"/>
+                      <w:szCs w:val="21"/>
+                    </w:rPr>
+                    <w:t xml:space="preserve">2</w:t>
+                  </w:r>
+                </w:p>
+              </w:tc>
+              <w:tc>
+                <w:tcPr>
+                  <w:tcW w:type="dxa" w:w="2506"/>
+                  <w:tcBorders>
+                    <w:top w:val="single" w:color="B7C2D1" w:sz="4"/>
+                    <w:left w:val="single" w:color="B7C2D1" w:sz="4"/>
+                    <w:bottom w:val="single" w:color="B7C2D1" w:sz="4"/>
+                    <w:right w:val="single" w:color="B7C2D1" w:sz="4"/>
+                  </w:tcBorders>
+                  <w:shd w:fill="FFFFFF" w:color="auto" w:val="clear"/>
+                  <w:tcMar>
+                    <w:top w:type="dxa" w:w="80"/>
+                    <w:left w:type="dxa" w:w="120"/>
+                    <w:bottom w:type="dxa" w:w="80"/>
+                    <w:right w:type="dxa" w:w="120"/>
+                  </w:tcMar>
+                  <w:vAlign w:val="center"/>
+                </w:tcPr>
+                <w:p>
+                  <w:pPr>
+                    <w:spacing w:after="0" w:before="0"/>
+                  </w:pPr>
+                  <w:r>
+                    <w:rPr>
+                      <w:rFonts w:ascii="Arial" w:cs="Arial" w:eastAsia="Arial" w:hAnsi="Arial"/>
+                      <w:b w:val="false"/>
+                      <w:bCs w:val="false"/>
+                      <w:sz w:val="21"/>
+                      <w:szCs w:val="21"/>
+                    </w:rPr>
+                    <w:t xml:space="preserve"/>
+                  </w:r>
+                </w:p>
+              </w:tc>
+            </w:tr>
+            <w:tr>
+              <w:trPr>
+                <w:cantSplit/>
+                <w:trHeight w:val="360" w:hRule="atLeast"/>
+              </w:trPr>
+              <w:tc>
+                <w:tcPr>
+                  <w:tcW w:type="dxa" w:w="2506"/>
+                  <w:tcBorders>
+                    <w:top w:val="single" w:color="B7C2D1" w:sz="4"/>
+                    <w:left w:val="single" w:color="B7C2D1" w:sz="4"/>
+                    <w:bottom w:val="single" w:color="B7C2D1" w:sz="4"/>
+                    <w:right w:val="single" w:color="B7C2D1" w:sz="4"/>
+                  </w:tcBorders>
+                  <w:shd w:fill="FFFFFF" w:color="auto" w:val="clear"/>
+                  <w:tcMar>
+                    <w:top w:type="dxa" w:w="80"/>
+                    <w:left w:type="dxa" w:w="120"/>
+                    <w:bottom w:type="dxa" w:w="80"/>
+                    <w:right w:type="dxa" w:w="120"/>
+                  </w:tcMar>
+                  <w:vAlign w:val="center"/>
+                </w:tcPr>
+                <w:p>
+                  <w:pPr>
+                    <w:spacing w:after="0" w:before="0"/>
+                  </w:pPr>
+                  <w:r>
+                    <w:rPr>
+                      <w:rFonts w:ascii="Arial" w:cs="Arial" w:eastAsia="Arial" w:hAnsi="Arial"/>
+                      <w:sz w:val="21"/>
+                      <w:szCs w:val="21"/>
+                    </w:rPr>
+                    <w:t xml:space="preserve">Ask the user for five whole numbers, one on each line. Keep them in one list. Add them all up. Display the total.</w:t>
+                  </w:r>
+                </w:p>
+              </w:tc>
+              <w:tc>
+                <w:tcPr>
+                  <w:tcW w:type="dxa" w:w="2506"/>
+                  <w:tcBorders>
+                    <w:top w:val="single" w:color="B7C2D1" w:sz="4"/>
+                    <w:left w:val="single" w:color="B7C2D1" w:sz="4"/>
+                    <w:bottom w:val="single" w:color="B7C2D1" w:sz="4"/>
+                    <w:right w:val="single" w:color="B7C2D1" w:sz="4"/>
+                  </w:tcBorders>
+                  <w:shd w:fill="FFFFFF" w:color="auto" w:val="clear"/>
+                  <w:tcMar>
+                    <w:top w:type="dxa" w:w="80"/>
+                    <w:left w:type="dxa" w:w="120"/>
+                    <w:bottom w:type="dxa" w:w="80"/>
+                    <w:right w:type="dxa" w:w="120"/>
+                  </w:tcMar>
+                  <w:vAlign w:val="center"/>
+                </w:tcPr>
+                <w:p>
+                  <w:pPr>
+                    <w:spacing w:after="0" w:before="0"/>
+                  </w:pPr>
+                  <w:r>
+                    <w:rPr>
+                      <w:rFonts w:ascii="Arial" w:cs="Arial" w:eastAsia="Arial" w:hAnsi="Arial"/>
+                      <w:b w:val="false"/>
+                      <w:bCs w:val="false"/>
+                      <w:sz w:val="21"/>
+                      <w:szCs w:val="21"/>
+                    </w:rPr>
+                    <w:t xml:space="preserve">Write it</w:t>
+                  </w:r>
+                </w:p>
+              </w:tc>
+              <w:tc>
+                <w:tcPr>
+                  <w:tcW w:type="dxa" w:w="2506"/>
+                  <w:tcBorders>
+                    <w:top w:val="single" w:color="B7C2D1" w:sz="4"/>
+                    <w:left w:val="single" w:color="B7C2D1" w:sz="4"/>
+                    <w:bottom w:val="single" w:color="B7C2D1" w:sz="4"/>
+                    <w:right w:val="single" w:color="B7C2D1" w:sz="4"/>
+                  </w:tcBorders>
+                  <w:shd w:fill="FFFFFF" w:color="auto" w:val="clear"/>
+                  <w:tcMar>
+                    <w:top w:type="dxa" w:w="80"/>
+                    <w:left w:type="dxa" w:w="120"/>
+                    <w:bottom w:type="dxa" w:w="80"/>
+                    <w:right w:type="dxa" w:w="120"/>
+                  </w:tcMar>
+                  <w:vAlign w:val="center"/>
+                </w:tcPr>
+                <w:p>
+                  <w:pPr>
+                    <w:spacing w:after="0" w:before="0"/>
+                  </w:pPr>
+                  <w:r>
+                    <w:rPr>
+                      <w:rFonts w:ascii="Arial" w:cs="Arial" w:eastAsia="Arial" w:hAnsi="Arial"/>
+                      <w:b w:val="false"/>
+                      <w:bCs w:val="false"/>
+                      <w:sz w:val="21"/>
+                      <w:szCs w:val="21"/>
+                    </w:rPr>
+                    <w:t xml:space="preserve">2</w:t>
+                  </w:r>
+                </w:p>
+              </w:tc>
+              <w:tc>
+                <w:tcPr>
+                  <w:tcW w:type="dxa" w:w="2506"/>
+                  <w:tcBorders>
+                    <w:top w:val="single" w:color="B7C2D1" w:sz="4"/>
+                    <w:left w:val="single" w:color="B7C2D1" w:sz="4"/>
+                    <w:bottom w:val="single" w:color="B7C2D1" w:sz="4"/>
+                    <w:right w:val="single" w:color="B7C2D1" w:sz="4"/>
+                  </w:tcBorders>
+                  <w:shd w:fill="FFFFFF" w:color="auto" w:val="clear"/>
+                  <w:tcMar>
+                    <w:top w:type="dxa" w:w="80"/>
+                    <w:left w:type="dxa" w:w="120"/>
+                    <w:bottom w:type="dxa" w:w="80"/>
+                    <w:right w:type="dxa" w:w="120"/>
+                  </w:tcMar>
+                  <w:vAlign w:val="center"/>
+                </w:tcPr>
+                <w:p>
+                  <w:pPr>
+                    <w:spacing w:after="0" w:before="0"/>
+                  </w:pPr>
+                  <w:r>
+                    <w:rPr>
+                      <w:rFonts w:ascii="Arial" w:cs="Arial" w:eastAsia="Arial" w:hAnsi="Arial"/>
+                      <w:b w:val="false"/>
+                      <w:bCs w:val="false"/>
+                      <w:sz w:val="21"/>
+                      <w:szCs w:val="21"/>
+                    </w:rPr>
+                    <w:t xml:space="preserve"/>
+                  </w:r>
+                </w:p>
+              </w:tc>
+            </w:tr>
+            <w:tr>
+              <w:trPr>
+                <w:cantSplit/>
+                <w:trHeight w:val="360" w:hRule="atLeast"/>
+              </w:trPr>
+              <w:tc>
+                <w:tcPr>
+                  <w:tcW w:type="dxa" w:w="2506"/>
+                  <w:tcBorders>
+                    <w:top w:val="single" w:color="B7C2D1" w:sz="4"/>
+                    <w:left w:val="single" w:color="B7C2D1" w:sz="4"/>
+                    <w:bottom w:val="single" w:color="B7C2D1" w:sz="4"/>
+                    <w:right w:val="single" w:color="B7C2D1" w:sz="4"/>
+                  </w:tcBorders>
+                  <w:shd w:fill="FFFFFF" w:color="auto" w:val="clear"/>
+                  <w:tcMar>
+                    <w:top w:type="dxa" w:w="80"/>
+                    <w:left w:type="dxa" w:w="120"/>
+                    <w:bottom w:type="dxa" w:w="80"/>
+                    <w:right w:type="dxa" w:w="120"/>
+                  </w:tcMar>
+                  <w:vAlign w:val="center"/>
+                </w:tcPr>
+                <w:p>
+                  <w:pPr>
+                    <w:spacing w:after="0" w:before="0"/>
+                  </w:pPr>
+                  <w:r>
+                    <w:rPr>
+                      <w:rFonts w:ascii="Arial" w:cs="Arial" w:eastAsia="Arial" w:hAnsi="Arial"/>
+                      <w:sz w:val="21"/>
+                      <w:szCs w:val="21"/>
+                    </w:rPr>
+                    <w:t xml:space="preserve">Ask the user for five whole numbers, one on each line. Keep them in one list. Work out their average. Round the average to 1 decimal place. Display the average.</w:t>
+                  </w:r>
+                </w:p>
+              </w:tc>
+              <w:tc>
+                <w:tcPr>
+                  <w:tcW w:type="dxa" w:w="2506"/>
+                  <w:tcBorders>
+                    <w:top w:val="single" w:color="B7C2D1" w:sz="4"/>
+                    <w:left w:val="single" w:color="B7C2D1" w:sz="4"/>
+                    <w:bottom w:val="single" w:color="B7C2D1" w:sz="4"/>
+                    <w:right w:val="single" w:color="B7C2D1" w:sz="4"/>
+                  </w:tcBorders>
+                  <w:shd w:fill="FFFFFF" w:color="auto" w:val="clear"/>
+                  <w:tcMar>
+                    <w:top w:type="dxa" w:w="80"/>
+                    <w:left w:type="dxa" w:w="120"/>
+                    <w:bottom w:type="dxa" w:w="80"/>
+                    <w:right w:type="dxa" w:w="120"/>
+                  </w:tcMar>
+                  <w:vAlign w:val="center"/>
+                </w:tcPr>
+                <w:p>
+                  <w:pPr>
+                    <w:spacing w:after="0" w:before="0"/>
+                  </w:pPr>
+                  <w:r>
+                    <w:rPr>
+                      <w:rFonts w:ascii="Arial" w:cs="Arial" w:eastAsia="Arial" w:hAnsi="Arial"/>
+                      <w:b w:val="false"/>
+                      <w:bCs w:val="false"/>
+                      <w:sz w:val="21"/>
+                      <w:szCs w:val="21"/>
+                    </w:rPr>
+                    <w:t xml:space="preserve">Write it</w:t>
+                  </w:r>
+                </w:p>
+              </w:tc>
+              <w:tc>
+                <w:tcPr>
+                  <w:tcW w:type="dxa" w:w="2506"/>
                   <w:tcBorders>
                     <w:top w:val="single" w:color="B7C2D1" w:sz="4"/>
                     <w:left w:val="single" w:color="B7C2D1" w:sz="4"/>
@@ -5497,7 +8748,427 @@
               </w:tc>
               <w:tc>
                 <w:tcPr>
-                  <w:tcW w:type="dxa" w:w="3342"/>
+                  <w:tcW w:type="dxa" w:w="2506"/>
+                  <w:tcBorders>
+                    <w:top w:val="single" w:color="B7C2D1" w:sz="4"/>
+                    <w:left w:val="single" w:color="B7C2D1" w:sz="4"/>
+                    <w:bottom w:val="single" w:color="B7C2D1" w:sz="4"/>
+                    <w:right w:val="single" w:color="B7C2D1" w:sz="4"/>
+                  </w:tcBorders>
+                  <w:shd w:fill="FFFFFF" w:color="auto" w:val="clear"/>
+                  <w:tcMar>
+                    <w:top w:type="dxa" w:w="80"/>
+                    <w:left w:type="dxa" w:w="120"/>
+                    <w:bottom w:type="dxa" w:w="80"/>
+                    <w:right w:type="dxa" w:w="120"/>
+                  </w:tcMar>
+                  <w:vAlign w:val="center"/>
+                </w:tcPr>
+                <w:p>
+                  <w:pPr>
+                    <w:spacing w:after="0" w:before="0"/>
+                  </w:pPr>
+                  <w:r>
+                    <w:rPr>
+                      <w:rFonts w:ascii="Arial" w:cs="Arial" w:eastAsia="Arial" w:hAnsi="Arial"/>
+                      <w:b w:val="false"/>
+                      <w:bCs w:val="false"/>
+                      <w:sz w:val="21"/>
+                      <w:szCs w:val="21"/>
+                    </w:rPr>
+                    <w:t xml:space="preserve"/>
+                  </w:r>
+                </w:p>
+              </w:tc>
+            </w:tr>
+            <w:tr>
+              <w:trPr>
+                <w:cantSplit/>
+                <w:trHeight w:val="360" w:hRule="atLeast"/>
+              </w:trPr>
+              <w:tc>
+                <w:tcPr>
+                  <w:tcW w:type="dxa" w:w="2506"/>
+                  <w:tcBorders>
+                    <w:top w:val="single" w:color="B7C2D1" w:sz="4"/>
+                    <w:left w:val="single" w:color="B7C2D1" w:sz="4"/>
+                    <w:bottom w:val="single" w:color="B7C2D1" w:sz="4"/>
+                    <w:right w:val="single" w:color="B7C2D1" w:sz="4"/>
+                  </w:tcBorders>
+                  <w:shd w:fill="FFFFFF" w:color="auto" w:val="clear"/>
+                  <w:tcMar>
+                    <w:top w:type="dxa" w:w="80"/>
+                    <w:left w:type="dxa" w:w="120"/>
+                    <w:bottom w:type="dxa" w:w="80"/>
+                    <w:right w:type="dxa" w:w="120"/>
+                  </w:tcMar>
+                  <w:vAlign w:val="center"/>
+                </w:tcPr>
+                <w:p>
+                  <w:pPr>
+                    <w:spacing w:after="0" w:before="0"/>
+                  </w:pPr>
+                  <w:r>
+                    <w:rPr>
+                      <w:rFonts w:ascii="Arial" w:cs="Arial" w:eastAsia="Arial" w:hAnsi="Arial"/>
+                      <w:sz w:val="21"/>
+                      <w:szCs w:val="21"/>
+                    </w:rPr>
+                    <w:t xml:space="preserve">This program should display the total of the list. Find the mistake and put it right.</w:t>
+                  </w:r>
+                </w:p>
+              </w:tc>
+              <w:tc>
+                <w:tcPr>
+                  <w:tcW w:type="dxa" w:w="2506"/>
+                  <w:tcBorders>
+                    <w:top w:val="single" w:color="B7C2D1" w:sz="4"/>
+                    <w:left w:val="single" w:color="B7C2D1" w:sz="4"/>
+                    <w:bottom w:val="single" w:color="B7C2D1" w:sz="4"/>
+                    <w:right w:val="single" w:color="B7C2D1" w:sz="4"/>
+                  </w:tcBorders>
+                  <w:shd w:fill="FFFFFF" w:color="auto" w:val="clear"/>
+                  <w:tcMar>
+                    <w:top w:type="dxa" w:w="80"/>
+                    <w:left w:type="dxa" w:w="120"/>
+                    <w:bottom w:type="dxa" w:w="80"/>
+                    <w:right w:type="dxa" w:w="120"/>
+                  </w:tcMar>
+                  <w:vAlign w:val="center"/>
+                </w:tcPr>
+                <w:p>
+                  <w:pPr>
+                    <w:spacing w:after="0" w:before="0"/>
+                  </w:pPr>
+                  <w:r>
+                    <w:rPr>
+                      <w:rFonts w:ascii="Arial" w:cs="Arial" w:eastAsia="Arial" w:hAnsi="Arial"/>
+                      <w:b w:val="false"/>
+                      <w:bCs w:val="false"/>
+                      <w:sz w:val="21"/>
+                      <w:szCs w:val="21"/>
+                    </w:rPr>
+                    <w:t xml:space="preserve">Fix it</w:t>
+                  </w:r>
+                </w:p>
+              </w:tc>
+              <w:tc>
+                <w:tcPr>
+                  <w:tcW w:type="dxa" w:w="2506"/>
+                  <w:tcBorders>
+                    <w:top w:val="single" w:color="B7C2D1" w:sz="4"/>
+                    <w:left w:val="single" w:color="B7C2D1" w:sz="4"/>
+                    <w:bottom w:val="single" w:color="B7C2D1" w:sz="4"/>
+                    <w:right w:val="single" w:color="B7C2D1" w:sz="4"/>
+                  </w:tcBorders>
+                  <w:shd w:fill="FFFFFF" w:color="auto" w:val="clear"/>
+                  <w:tcMar>
+                    <w:top w:type="dxa" w:w="80"/>
+                    <w:left w:type="dxa" w:w="120"/>
+                    <w:bottom w:type="dxa" w:w="80"/>
+                    <w:right w:type="dxa" w:w="120"/>
+                  </w:tcMar>
+                  <w:vAlign w:val="center"/>
+                </w:tcPr>
+                <w:p>
+                  <w:pPr>
+                    <w:spacing w:after="0" w:before="0"/>
+                  </w:pPr>
+                  <w:r>
+                    <w:rPr>
+                      <w:rFonts w:ascii="Arial" w:cs="Arial" w:eastAsia="Arial" w:hAnsi="Arial"/>
+                      <w:b w:val="false"/>
+                      <w:bCs w:val="false"/>
+                      <w:sz w:val="21"/>
+                      <w:szCs w:val="21"/>
+                    </w:rPr>
+                    <w:t xml:space="preserve">2</w:t>
+                  </w:r>
+                </w:p>
+              </w:tc>
+              <w:tc>
+                <w:tcPr>
+                  <w:tcW w:type="dxa" w:w="2506"/>
+                  <w:tcBorders>
+                    <w:top w:val="single" w:color="B7C2D1" w:sz="4"/>
+                    <w:left w:val="single" w:color="B7C2D1" w:sz="4"/>
+                    <w:bottom w:val="single" w:color="B7C2D1" w:sz="4"/>
+                    <w:right w:val="single" w:color="B7C2D1" w:sz="4"/>
+                  </w:tcBorders>
+                  <w:shd w:fill="FFFFFF" w:color="auto" w:val="clear"/>
+                  <w:tcMar>
+                    <w:top w:type="dxa" w:w="80"/>
+                    <w:left w:type="dxa" w:w="120"/>
+                    <w:bottom w:type="dxa" w:w="80"/>
+                    <w:right w:type="dxa" w:w="120"/>
+                  </w:tcMar>
+                  <w:vAlign w:val="center"/>
+                </w:tcPr>
+                <w:p>
+                  <w:pPr>
+                    <w:spacing w:after="0" w:before="0"/>
+                  </w:pPr>
+                  <w:r>
+                    <w:rPr>
+                      <w:rFonts w:ascii="Arial" w:cs="Arial" w:eastAsia="Arial" w:hAnsi="Arial"/>
+                      <w:b w:val="false"/>
+                      <w:bCs w:val="false"/>
+                      <w:sz w:val="21"/>
+                      <w:szCs w:val="21"/>
+                    </w:rPr>
+                    <w:t xml:space="preserve"/>
+                  </w:r>
+                </w:p>
+              </w:tc>
+            </w:tr>
+            <w:tr>
+              <w:trPr>
+                <w:cantSplit/>
+                <w:trHeight w:val="360" w:hRule="atLeast"/>
+              </w:trPr>
+              <w:tc>
+                <w:tcPr>
+                  <w:tcW w:type="dxa" w:w="2506"/>
+                  <w:tcBorders>
+                    <w:top w:val="single" w:color="B7C2D1" w:sz="4"/>
+                    <w:left w:val="single" w:color="B7C2D1" w:sz="4"/>
+                    <w:bottom w:val="single" w:color="B7C2D1" w:sz="4"/>
+                    <w:right w:val="single" w:color="B7C2D1" w:sz="4"/>
+                  </w:tcBorders>
+                  <w:shd w:fill="FFFFFF" w:color="auto" w:val="clear"/>
+                  <w:tcMar>
+                    <w:top w:type="dxa" w:w="80"/>
+                    <w:left w:type="dxa" w:w="120"/>
+                    <w:bottom w:type="dxa" w:w="80"/>
+                    <w:right w:type="dxa" w:w="120"/>
+                  </w:tcMar>
+                  <w:vAlign w:val="center"/>
+                </w:tcPr>
+                <w:p>
+                  <w:pPr>
+                    <w:spacing w:after="0" w:before="0"/>
+                  </w:pPr>
+                  <w:r>
+                    <w:rPr>
+                      <w:rFonts w:ascii="Arial" w:cs="Arial" w:eastAsia="Arial" w:hAnsi="Arial"/>
+                      <w:sz w:val="21"/>
+                      <w:szCs w:val="21"/>
+                    </w:rPr>
+                    <w:t xml:space="preserve">Ask the user for six whole numbers, one on each line. Keep them in one list. Find the largest one with a loop of your own. Display the largest.</w:t>
+                  </w:r>
+                </w:p>
+              </w:tc>
+              <w:tc>
+                <w:tcPr>
+                  <w:tcW w:type="dxa" w:w="2506"/>
+                  <w:tcBorders>
+                    <w:top w:val="single" w:color="B7C2D1" w:sz="4"/>
+                    <w:left w:val="single" w:color="B7C2D1" w:sz="4"/>
+                    <w:bottom w:val="single" w:color="B7C2D1" w:sz="4"/>
+                    <w:right w:val="single" w:color="B7C2D1" w:sz="4"/>
+                  </w:tcBorders>
+                  <w:shd w:fill="FFFFFF" w:color="auto" w:val="clear"/>
+                  <w:tcMar>
+                    <w:top w:type="dxa" w:w="80"/>
+                    <w:left w:type="dxa" w:w="120"/>
+                    <w:bottom w:type="dxa" w:w="80"/>
+                    <w:right w:type="dxa" w:w="120"/>
+                  </w:tcMar>
+                  <w:vAlign w:val="center"/>
+                </w:tcPr>
+                <w:p>
+                  <w:pPr>
+                    <w:spacing w:after="0" w:before="0"/>
+                  </w:pPr>
+                  <w:r>
+                    <w:rPr>
+                      <w:rFonts w:ascii="Arial" w:cs="Arial" w:eastAsia="Arial" w:hAnsi="Arial"/>
+                      <w:b w:val="false"/>
+                      <w:bCs w:val="false"/>
+                      <w:sz w:val="21"/>
+                      <w:szCs w:val="21"/>
+                    </w:rPr>
+                    <w:t xml:space="preserve">Write it</w:t>
+                  </w:r>
+                </w:p>
+              </w:tc>
+              <w:tc>
+                <w:tcPr>
+                  <w:tcW w:type="dxa" w:w="2506"/>
+                  <w:tcBorders>
+                    <w:top w:val="single" w:color="B7C2D1" w:sz="4"/>
+                    <w:left w:val="single" w:color="B7C2D1" w:sz="4"/>
+                    <w:bottom w:val="single" w:color="B7C2D1" w:sz="4"/>
+                    <w:right w:val="single" w:color="B7C2D1" w:sz="4"/>
+                  </w:tcBorders>
+                  <w:shd w:fill="FFFFFF" w:color="auto" w:val="clear"/>
+                  <w:tcMar>
+                    <w:top w:type="dxa" w:w="80"/>
+                    <w:left w:type="dxa" w:w="120"/>
+                    <w:bottom w:type="dxa" w:w="80"/>
+                    <w:right w:type="dxa" w:w="120"/>
+                  </w:tcMar>
+                  <w:vAlign w:val="center"/>
+                </w:tcPr>
+                <w:p>
+                  <w:pPr>
+                    <w:spacing w:after="0" w:before="0"/>
+                  </w:pPr>
+                  <w:r>
+                    <w:rPr>
+                      <w:rFonts w:ascii="Arial" w:cs="Arial" w:eastAsia="Arial" w:hAnsi="Arial"/>
+                      <w:b w:val="false"/>
+                      <w:bCs w:val="false"/>
+                      <w:sz w:val="21"/>
+                      <w:szCs w:val="21"/>
+                    </w:rPr>
+                    <w:t xml:space="preserve">3</w:t>
+                  </w:r>
+                </w:p>
+              </w:tc>
+              <w:tc>
+                <w:tcPr>
+                  <w:tcW w:type="dxa" w:w="2506"/>
+                  <w:tcBorders>
+                    <w:top w:val="single" w:color="B7C2D1" w:sz="4"/>
+                    <w:left w:val="single" w:color="B7C2D1" w:sz="4"/>
+                    <w:bottom w:val="single" w:color="B7C2D1" w:sz="4"/>
+                    <w:right w:val="single" w:color="B7C2D1" w:sz="4"/>
+                  </w:tcBorders>
+                  <w:shd w:fill="FFFFFF" w:color="auto" w:val="clear"/>
+                  <w:tcMar>
+                    <w:top w:type="dxa" w:w="80"/>
+                    <w:left w:type="dxa" w:w="120"/>
+                    <w:bottom w:type="dxa" w:w="80"/>
+                    <w:right w:type="dxa" w:w="120"/>
+                  </w:tcMar>
+                  <w:vAlign w:val="center"/>
+                </w:tcPr>
+                <w:p>
+                  <w:pPr>
+                    <w:spacing w:after="0" w:before="0"/>
+                  </w:pPr>
+                  <w:r>
+                    <w:rPr>
+                      <w:rFonts w:ascii="Arial" w:cs="Arial" w:eastAsia="Arial" w:hAnsi="Arial"/>
+                      <w:b w:val="false"/>
+                      <w:bCs w:val="false"/>
+                      <w:sz w:val="21"/>
+                      <w:szCs w:val="21"/>
+                    </w:rPr>
+                    <w:t xml:space="preserve"/>
+                  </w:r>
+                </w:p>
+              </w:tc>
+            </w:tr>
+            <w:tr>
+              <w:trPr>
+                <w:cantSplit/>
+                <w:trHeight w:val="360" w:hRule="atLeast"/>
+              </w:trPr>
+              <w:tc>
+                <w:tcPr>
+                  <w:tcW w:type="dxa" w:w="2506"/>
+                  <w:tcBorders>
+                    <w:top w:val="single" w:color="B7C2D1" w:sz="4"/>
+                    <w:left w:val="single" w:color="B7C2D1" w:sz="4"/>
+                    <w:bottom w:val="single" w:color="B7C2D1" w:sz="4"/>
+                    <w:right w:val="single" w:color="B7C2D1" w:sz="4"/>
+                  </w:tcBorders>
+                  <w:shd w:fill="FFFFFF" w:color="auto" w:val="clear"/>
+                  <w:tcMar>
+                    <w:top w:type="dxa" w:w="80"/>
+                    <w:left w:type="dxa" w:w="120"/>
+                    <w:bottom w:type="dxa" w:w="80"/>
+                    <w:right w:type="dxa" w:w="120"/>
+                  </w:tcMar>
+                  <w:vAlign w:val="center"/>
+                </w:tcPr>
+                <w:p>
+                  <w:pPr>
+                    <w:spacing w:after="0" w:before="0"/>
+                  </w:pPr>
+                  <w:r>
+                    <w:rPr>
+                      <w:rFonts w:ascii="Arial" w:cs="Arial" w:eastAsia="Arial" w:hAnsi="Arial"/>
+                      <w:sz w:val="21"/>
+                      <w:szCs w:val="21"/>
+                    </w:rPr>
+                    <w:t xml:space="preserve">Ask the user for five whole numbers, one on each line. Keep them in one list. Work out their average. Count how many of the numbers are bigger than the average. Display that count.</w:t>
+                  </w:r>
+                </w:p>
+              </w:tc>
+              <w:tc>
+                <w:tcPr>
+                  <w:tcW w:type="dxa" w:w="2506"/>
+                  <w:tcBorders>
+                    <w:top w:val="single" w:color="B7C2D1" w:sz="4"/>
+                    <w:left w:val="single" w:color="B7C2D1" w:sz="4"/>
+                    <w:bottom w:val="single" w:color="B7C2D1" w:sz="4"/>
+                    <w:right w:val="single" w:color="B7C2D1" w:sz="4"/>
+                  </w:tcBorders>
+                  <w:shd w:fill="FFFFFF" w:color="auto" w:val="clear"/>
+                  <w:tcMar>
+                    <w:top w:type="dxa" w:w="80"/>
+                    <w:left w:type="dxa" w:w="120"/>
+                    <w:bottom w:type="dxa" w:w="80"/>
+                    <w:right w:type="dxa" w:w="120"/>
+                  </w:tcMar>
+                  <w:vAlign w:val="center"/>
+                </w:tcPr>
+                <w:p>
+                  <w:pPr>
+                    <w:spacing w:after="0" w:before="0"/>
+                  </w:pPr>
+                  <w:r>
+                    <w:rPr>
+                      <w:rFonts w:ascii="Arial" w:cs="Arial" w:eastAsia="Arial" w:hAnsi="Arial"/>
+                      <w:b w:val="false"/>
+                      <w:bCs w:val="false"/>
+                      <w:sz w:val="21"/>
+                      <w:szCs w:val="21"/>
+                    </w:rPr>
+                    <w:t xml:space="preserve">Challenge (optional)</w:t>
+                  </w:r>
+                </w:p>
+              </w:tc>
+              <w:tc>
+                <w:tcPr>
+                  <w:tcW w:type="dxa" w:w="2506"/>
+                  <w:tcBorders>
+                    <w:top w:val="single" w:color="B7C2D1" w:sz="4"/>
+                    <w:left w:val="single" w:color="B7C2D1" w:sz="4"/>
+                    <w:bottom w:val="single" w:color="B7C2D1" w:sz="4"/>
+                    <w:right w:val="single" w:color="B7C2D1" w:sz="4"/>
+                  </w:tcBorders>
+                  <w:shd w:fill="FFFFFF" w:color="auto" w:val="clear"/>
+                  <w:tcMar>
+                    <w:top w:type="dxa" w:w="80"/>
+                    <w:left w:type="dxa" w:w="120"/>
+                    <w:bottom w:type="dxa" w:w="80"/>
+                    <w:right w:type="dxa" w:w="120"/>
+                  </w:tcMar>
+                  <w:vAlign w:val="center"/>
+                </w:tcPr>
+                <w:p>
+                  <w:pPr>
+                    <w:spacing w:after="0" w:before="0"/>
+                  </w:pPr>
+                  <w:r>
+                    <w:rPr>
+                      <w:rFonts w:ascii="Arial" w:cs="Arial" w:eastAsia="Arial" w:hAnsi="Arial"/>
+                      <w:b w:val="false"/>
+                      <w:bCs w:val="false"/>
+                      <w:sz w:val="21"/>
+                      <w:szCs w:val="21"/>
+                    </w:rPr>
+                    <w:t xml:space="preserve">3</w:t>
+                  </w:r>
+                </w:p>
+              </w:tc>
+              <w:tc>
+                <w:tcPr>
+                  <w:tcW w:type="dxa" w:w="2506"/>
                   <w:tcBorders>
                     <w:top w:val="single" w:color="B7C2D1" w:sz="4"/>
                     <w:left w:val="single" w:color="B7C2D1" w:sz="4"/>
@@ -5544,7 +9215,7 @@
                 <w:sz w:val="21"/>
                 <w:szCs w:val="21"/>
               </w:rPr>
-              <w:t xml:space="preserve">Plan the one you found hardest: inputs, what happens to them, what is printed.</w:t>
+              <w:t xml:space="preserve">Plan the one you found hardest: what is typed in, what happens to it, what is displayed.</w:t>
             </w:r>
           </w:p>
           <w:tbl>
@@ -5970,12 +9641,12 @@
                 <w:sz w:val="21"/>
                 <w:szCs w:val="21"/>
               </w:rPr>
-              <w:t xml:space="preserve">Tick each one off as its tests pass in the editor</w:t>
+              <w:t xml:space="preserve">Tick each one off as you finish it in the editor</w:t>
             </w:r>
           </w:p>
           <w:tbl>
             <w:tblPr>
-              <w:tblW w:type="dxa" w:w="10026"/>
+              <w:tblW w:type="dxa" w:w="10024"/>
               <w:tblBorders>
                 <w:top w:val="single" w:color="auto" w:sz="4"/>
                 <w:left w:val="single" w:color="auto" w:sz="4"/>
@@ -5986,9 +9657,10 @@
               </w:tblBorders>
             </w:tblPr>
             <w:tblGrid>
-              <w:gridCol w:w="3342"/>
-              <w:gridCol w:w="3342"/>
-              <w:gridCol w:w="3342"/>
+              <w:gridCol w:w="2506"/>
+              <w:gridCol w:w="2506"/>
+              <w:gridCol w:w="2506"/>
+              <w:gridCol w:w="2506"/>
             </w:tblGrid>
             <w:tr>
               <w:trPr>
@@ -5997,7 +9669,7 @@
               </w:trPr>
               <w:tc>
                 <w:tcPr>
-                  <w:tcW w:type="dxa" w:w="3342"/>
+                  <w:tcW w:type="dxa" w:w="2506"/>
                   <w:tcBorders>
                     <w:top w:val="single" w:color="B7C2D1" w:sz="4"/>
                     <w:left w:val="single" w:color="B7C2D1" w:sz="4"/>
@@ -6025,13 +9697,13 @@
                       <w:sz w:val="20"/>
                       <w:szCs w:val="20"/>
                     </w:rPr>
-                    <w:t xml:space="preserve">Program</w:t>
-                  </w:r>
-                </w:p>
-              </w:tc>
-              <w:tc>
-                <w:tcPr>
-                  <w:tcW w:type="dxa" w:w="3342"/>
+                    <w:t xml:space="preserve">Activity</w:t>
+                  </w:r>
+                </w:p>
+              </w:tc>
+              <w:tc>
+                <w:tcPr>
+                  <w:tcW w:type="dxa" w:w="2506"/>
                   <w:tcBorders>
                     <w:top w:val="single" w:color="B7C2D1" w:sz="4"/>
                     <w:left w:val="single" w:color="B7C2D1" w:sz="4"/>
@@ -6059,13 +9731,47 @@
                       <w:sz w:val="20"/>
                       <w:szCs w:val="20"/>
                     </w:rPr>
+                    <w:t xml:space="preserve">What to do</w:t>
+                  </w:r>
+                </w:p>
+              </w:tc>
+              <w:tc>
+                <w:tcPr>
+                  <w:tcW w:type="dxa" w:w="2506"/>
+                  <w:tcBorders>
+                    <w:top w:val="single" w:color="B7C2D1" w:sz="4"/>
+                    <w:left w:val="single" w:color="B7C2D1" w:sz="4"/>
+                    <w:bottom w:val="single" w:color="B7C2D1" w:sz="4"/>
+                    <w:right w:val="single" w:color="B7C2D1" w:sz="4"/>
+                  </w:tcBorders>
+                  <w:shd w:fill="E6ECF5" w:color="auto" w:val="clear"/>
+                  <w:tcMar>
+                    <w:top w:type="dxa" w:w="80"/>
+                    <w:left w:type="dxa" w:w="120"/>
+                    <w:bottom w:type="dxa" w:w="80"/>
+                    <w:right w:type="dxa" w:w="120"/>
+                  </w:tcMar>
+                  <w:vAlign w:val="center"/>
+                </w:tcPr>
+                <w:p>
+                  <w:pPr>
+                    <w:spacing w:after="0" w:before="0"/>
+                  </w:pPr>
+                  <w:r>
+                    <w:rPr>
+                      <w:rFonts w:ascii="Arial" w:cs="Arial" w:eastAsia="Arial" w:hAnsi="Arial"/>
+                      <w:b/>
+                      <w:bCs/>
+                      <w:sz w:val="20"/>
+                      <w:szCs w:val="20"/>
+                    </w:rPr>
                     <w:t xml:space="preserve">Marks</w:t>
                   </w:r>
                 </w:p>
               </w:tc>
               <w:tc>
                 <w:tcPr>
-                  <w:tcW w:type="dxa" w:w="3342"/>
+                  <w:tcW w:type="dxa" w:w="2506"/>
                   <w:tcBorders>
                     <w:top w:val="single" w:color="B7C2D1" w:sz="4"/>
                     <w:left w:val="single" w:color="B7C2D1" w:sz="4"/>
@@ -6105,73 +9811,107 @@
               </w:trPr>
               <w:tc>
                 <w:tcPr>
-                  <w:tcW w:type="dxa" w:w="3342"/>
-                  <w:tcBorders>
-                    <w:top w:val="single" w:color="B7C2D1" w:sz="4"/>
-                    <w:left w:val="single" w:color="B7C2D1" w:sz="4"/>
-                    <w:bottom w:val="single" w:color="B7C2D1" w:sz="4"/>
-                    <w:right w:val="single" w:color="B7C2D1" w:sz="4"/>
-                  </w:tcBorders>
-                  <w:shd w:fill="FFFFFF" w:color="auto" w:val="clear"/>
-                  <w:tcMar>
-                    <w:top w:type="dxa" w:w="80"/>
-                    <w:left w:type="dxa" w:w="120"/>
-                    <w:bottom w:type="dxa" w:w="80"/>
-                    <w:right w:type="dxa" w:w="120"/>
-                  </w:tcMar>
-                  <w:vAlign w:val="center"/>
-                </w:tcPr>
-                <w:p>
-                  <w:pPr>
-                    <w:spacing w:after="0" w:before="0"/>
-                  </w:pPr>
-                  <w:r>
-                    <w:rPr>
-                      <w:rFonts w:ascii="Arial" w:cs="Arial" w:eastAsia="Arial" w:hAnsi="Arial"/>
-                      <w:sz w:val="21"/>
-                      <w:szCs w:val="21"/>
-                    </w:rPr>
-                    <w:t xml:space="preserve">Ask the user for eight whole numbers, one on each line. Store them in a list. Add them up. Work out their average. Round the average to 1 decimal place. Display [the total]. Then display [the average] on the next line.</w:t>
-                  </w:r>
-                </w:p>
-              </w:tc>
-              <w:tc>
-                <w:tcPr>
-                  <w:tcW w:type="dxa" w:w="3342"/>
-                  <w:tcBorders>
-                    <w:top w:val="single" w:color="B7C2D1" w:sz="4"/>
-                    <w:left w:val="single" w:color="B7C2D1" w:sz="4"/>
-                    <w:bottom w:val="single" w:color="B7C2D1" w:sz="4"/>
-                    <w:right w:val="single" w:color="B7C2D1" w:sz="4"/>
-                  </w:tcBorders>
-                  <w:shd w:fill="FFFFFF" w:color="auto" w:val="clear"/>
-                  <w:tcMar>
-                    <w:top w:type="dxa" w:w="80"/>
-                    <w:left w:type="dxa" w:w="120"/>
-                    <w:bottom w:type="dxa" w:w="80"/>
-                    <w:right w:type="dxa" w:w="120"/>
-                  </w:tcMar>
-                  <w:vAlign w:val="center"/>
-                </w:tcPr>
-                <w:p>
-                  <w:pPr>
-                    <w:spacing w:after="0" w:before="0"/>
-                  </w:pPr>
-                  <w:r>
-                    <w:rPr>
-                      <w:rFonts w:ascii="Arial" w:cs="Arial" w:eastAsia="Arial" w:hAnsi="Arial"/>
-                      <w:b w:val="false"/>
-                      <w:bCs w:val="false"/>
-                      <w:sz w:val="21"/>
-                      <w:szCs w:val="21"/>
-                    </w:rPr>
-                    <w:t xml:space="preserve">3</w:t>
-                  </w:r>
-                </w:p>
-              </w:tc>
-              <w:tc>
-                <w:tcPr>
-                  <w:tcW w:type="dxa" w:w="3342"/>
+                  <w:tcW w:type="dxa" w:w="2506"/>
+                  <w:tcBorders>
+                    <w:top w:val="single" w:color="B7C2D1" w:sz="4"/>
+                    <w:left w:val="single" w:color="B7C2D1" w:sz="4"/>
+                    <w:bottom w:val="single" w:color="B7C2D1" w:sz="4"/>
+                    <w:right w:val="single" w:color="B7C2D1" w:sz="4"/>
+                  </w:tcBorders>
+                  <w:shd w:fill="FFFFFF" w:color="auto" w:val="clear"/>
+                  <w:tcMar>
+                    <w:top w:type="dxa" w:w="80"/>
+                    <w:left w:type="dxa" w:w="120"/>
+                    <w:bottom w:type="dxa" w:w="80"/>
+                    <w:right w:type="dxa" w:w="120"/>
+                  </w:tcMar>
+                  <w:vAlign w:val="center"/>
+                </w:tcPr>
+                <w:p>
+                  <w:pPr>
+                    <w:spacing w:after="0" w:before="0"/>
+                  </w:pPr>
+                  <w:r>
+                    <w:rPr>
+                      <w:rFonts w:ascii="Arial" w:cs="Arial" w:eastAsia="Arial" w:hAnsi="Arial"/>
+                      <w:sz w:val="21"/>
+                      <w:szCs w:val="21"/>
+                    </w:rPr>
+                    <w:t xml:space="preserve">What will this program display?</w:t>
+                  </w:r>
+                </w:p>
+              </w:tc>
+              <w:tc>
+                <w:tcPr>
+                  <w:tcW w:type="dxa" w:w="2506"/>
+                  <w:tcBorders>
+                    <w:top w:val="single" w:color="B7C2D1" w:sz="4"/>
+                    <w:left w:val="single" w:color="B7C2D1" w:sz="4"/>
+                    <w:bottom w:val="single" w:color="B7C2D1" w:sz="4"/>
+                    <w:right w:val="single" w:color="B7C2D1" w:sz="4"/>
+                  </w:tcBorders>
+                  <w:shd w:fill="FFFFFF" w:color="auto" w:val="clear"/>
+                  <w:tcMar>
+                    <w:top w:type="dxa" w:w="80"/>
+                    <w:left w:type="dxa" w:w="120"/>
+                    <w:bottom w:type="dxa" w:w="80"/>
+                    <w:right w:type="dxa" w:w="120"/>
+                  </w:tcMar>
+                  <w:vAlign w:val="center"/>
+                </w:tcPr>
+                <w:p>
+                  <w:pPr>
+                    <w:spacing w:after="0" w:before="0"/>
+                  </w:pPr>
+                  <w:r>
+                    <w:rPr>
+                      <w:rFonts w:ascii="Arial" w:cs="Arial" w:eastAsia="Arial" w:hAnsi="Arial"/>
+                      <w:b w:val="false"/>
+                      <w:bCs w:val="false"/>
+                      <w:sz w:val="21"/>
+                      <w:szCs w:val="21"/>
+                    </w:rPr>
+                    <w:t xml:space="preserve">Predict</w:t>
+                  </w:r>
+                </w:p>
+              </w:tc>
+              <w:tc>
+                <w:tcPr>
+                  <w:tcW w:type="dxa" w:w="2506"/>
+                  <w:tcBorders>
+                    <w:top w:val="single" w:color="B7C2D1" w:sz="4"/>
+                    <w:left w:val="single" w:color="B7C2D1" w:sz="4"/>
+                    <w:bottom w:val="single" w:color="B7C2D1" w:sz="4"/>
+                    <w:right w:val="single" w:color="B7C2D1" w:sz="4"/>
+                  </w:tcBorders>
+                  <w:shd w:fill="FFFFFF" w:color="auto" w:val="clear"/>
+                  <w:tcMar>
+                    <w:top w:type="dxa" w:w="80"/>
+                    <w:left w:type="dxa" w:w="120"/>
+                    <w:bottom w:type="dxa" w:w="80"/>
+                    <w:right w:type="dxa" w:w="120"/>
+                  </w:tcMar>
+                  <w:vAlign w:val="center"/>
+                </w:tcPr>
+                <w:p>
+                  <w:pPr>
+                    <w:spacing w:after="0" w:before="0"/>
+                  </w:pPr>
+                  <w:r>
+                    <w:rPr>
+                      <w:rFonts w:ascii="Arial" w:cs="Arial" w:eastAsia="Arial" w:hAnsi="Arial"/>
+                      <w:b w:val="false"/>
+                      <w:bCs w:val="false"/>
+                      <w:sz w:val="21"/>
+                      <w:szCs w:val="21"/>
+                    </w:rPr>
+                    <w:t xml:space="preserve">1</w:t>
+                  </w:r>
+                </w:p>
+              </w:tc>
+              <w:tc>
+                <w:tcPr>
+                  <w:tcW w:type="dxa" w:w="2506"/>
                   <w:tcBorders>
                     <w:top w:val="single" w:color="B7C2D1" w:sz="4"/>
                     <w:left w:val="single" w:color="B7C2D1" w:sz="4"/>
@@ -6211,73 +9951,107 @@
               </w:trPr>
               <w:tc>
                 <w:tcPr>
-                  <w:tcW w:type="dxa" w:w="3342"/>
-                  <w:tcBorders>
-                    <w:top w:val="single" w:color="B7C2D1" w:sz="4"/>
-                    <w:left w:val="single" w:color="B7C2D1" w:sz="4"/>
-                    <w:bottom w:val="single" w:color="B7C2D1" w:sz="4"/>
-                    <w:right w:val="single" w:color="B7C2D1" w:sz="4"/>
-                  </w:tcBorders>
-                  <w:shd w:fill="FFFFFF" w:color="auto" w:val="clear"/>
-                  <w:tcMar>
-                    <w:top w:type="dxa" w:w="80"/>
-                    <w:left w:type="dxa" w:w="120"/>
-                    <w:bottom w:type="dxa" w:w="80"/>
-                    <w:right w:type="dxa" w:w="120"/>
-                  </w:tcMar>
-                  <w:vAlign w:val="center"/>
-                </w:tcPr>
-                <w:p>
-                  <w:pPr>
-                    <w:spacing w:after="0" w:before="0"/>
-                  </w:pPr>
-                  <w:r>
-                    <w:rPr>
-                      <w:rFonts w:ascii="Arial" w:cs="Arial" w:eastAsia="Arial" w:hAnsi="Arial"/>
-                      <w:sz w:val="21"/>
-                      <w:szCs w:val="21"/>
-                    </w:rPr>
-                    <w:t xml:space="preserve">Ask the user for seven whole numbers, one on each line. Store them in a list. Find the largest with a loop of your own, not with max(). Find the smallest with a loop of your own, not with min(). Display [the largest]. Then display [the smallest] on the next line.</w:t>
-                  </w:r>
-                </w:p>
-              </w:tc>
-              <w:tc>
-                <w:tcPr>
-                  <w:tcW w:type="dxa" w:w="3342"/>
-                  <w:tcBorders>
-                    <w:top w:val="single" w:color="B7C2D1" w:sz="4"/>
-                    <w:left w:val="single" w:color="B7C2D1" w:sz="4"/>
-                    <w:bottom w:val="single" w:color="B7C2D1" w:sz="4"/>
-                    <w:right w:val="single" w:color="B7C2D1" w:sz="4"/>
-                  </w:tcBorders>
-                  <w:shd w:fill="FFFFFF" w:color="auto" w:val="clear"/>
-                  <w:tcMar>
-                    <w:top w:type="dxa" w:w="80"/>
-                    <w:left w:type="dxa" w:w="120"/>
-                    <w:bottom w:type="dxa" w:w="80"/>
-                    <w:right w:type="dxa" w:w="120"/>
-                  </w:tcMar>
-                  <w:vAlign w:val="center"/>
-                </w:tcPr>
-                <w:p>
-                  <w:pPr>
-                    <w:spacing w:after="0" w:before="0"/>
-                  </w:pPr>
-                  <w:r>
-                    <w:rPr>
-                      <w:rFonts w:ascii="Arial" w:cs="Arial" w:eastAsia="Arial" w:hAnsi="Arial"/>
-                      <w:b w:val="false"/>
-                      <w:bCs w:val="false"/>
-                      <w:sz w:val="21"/>
-                      <w:szCs w:val="21"/>
-                    </w:rPr>
-                    <w:t xml:space="preserve">4</w:t>
-                  </w:r>
-                </w:p>
-              </w:tc>
-              <w:tc>
-                <w:tcPr>
-                  <w:tcW w:type="dxa" w:w="3342"/>
+                  <w:tcW w:type="dxa" w:w="2506"/>
+                  <w:tcBorders>
+                    <w:top w:val="single" w:color="B7C2D1" w:sz="4"/>
+                    <w:left w:val="single" w:color="B7C2D1" w:sz="4"/>
+                    <w:bottom w:val="single" w:color="B7C2D1" w:sz="4"/>
+                    <w:right w:val="single" w:color="B7C2D1" w:sz="4"/>
+                  </w:tcBorders>
+                  <w:shd w:fill="FFFFFF" w:color="auto" w:val="clear"/>
+                  <w:tcMar>
+                    <w:top w:type="dxa" w:w="80"/>
+                    <w:left w:type="dxa" w:w="120"/>
+                    <w:bottom w:type="dxa" w:w="80"/>
+                    <w:right w:type="dxa" w:w="120"/>
+                  </w:tcMar>
+                  <w:vAlign w:val="center"/>
+                </w:tcPr>
+                <w:p>
+                  <w:pPr>
+                    <w:spacing w:after="0" w:before="0"/>
+                  </w:pPr>
+                  <w:r>
+                    <w:rPr>
+                      <w:rFonts w:ascii="Arial" w:cs="Arial" w:eastAsia="Arial" w:hAnsi="Arial"/>
+                      <w:sz w:val="21"/>
+                      <w:szCs w:val="21"/>
+                    </w:rPr>
+                    <w:t xml:space="preserve">Change the program so it counts the numbers that are 5 or more instead of the numbers that are more than 5.</w:t>
+                  </w:r>
+                </w:p>
+              </w:tc>
+              <w:tc>
+                <w:tcPr>
+                  <w:tcW w:type="dxa" w:w="2506"/>
+                  <w:tcBorders>
+                    <w:top w:val="single" w:color="B7C2D1" w:sz="4"/>
+                    <w:left w:val="single" w:color="B7C2D1" w:sz="4"/>
+                    <w:bottom w:val="single" w:color="B7C2D1" w:sz="4"/>
+                    <w:right w:val="single" w:color="B7C2D1" w:sz="4"/>
+                  </w:tcBorders>
+                  <w:shd w:fill="FFFFFF" w:color="auto" w:val="clear"/>
+                  <w:tcMar>
+                    <w:top w:type="dxa" w:w="80"/>
+                    <w:left w:type="dxa" w:w="120"/>
+                    <w:bottom w:type="dxa" w:w="80"/>
+                    <w:right w:type="dxa" w:w="120"/>
+                  </w:tcMar>
+                  <w:vAlign w:val="center"/>
+                </w:tcPr>
+                <w:p>
+                  <w:pPr>
+                    <w:spacing w:after="0" w:before="0"/>
+                  </w:pPr>
+                  <w:r>
+                    <w:rPr>
+                      <w:rFonts w:ascii="Arial" w:cs="Arial" w:eastAsia="Arial" w:hAnsi="Arial"/>
+                      <w:b w:val="false"/>
+                      <w:bCs w:val="false"/>
+                      <w:sz w:val="21"/>
+                      <w:szCs w:val="21"/>
+                    </w:rPr>
+                    <w:t xml:space="preserve">Change it</w:t>
+                  </w:r>
+                </w:p>
+              </w:tc>
+              <w:tc>
+                <w:tcPr>
+                  <w:tcW w:type="dxa" w:w="2506"/>
+                  <w:tcBorders>
+                    <w:top w:val="single" w:color="B7C2D1" w:sz="4"/>
+                    <w:left w:val="single" w:color="B7C2D1" w:sz="4"/>
+                    <w:bottom w:val="single" w:color="B7C2D1" w:sz="4"/>
+                    <w:right w:val="single" w:color="B7C2D1" w:sz="4"/>
+                  </w:tcBorders>
+                  <w:shd w:fill="FFFFFF" w:color="auto" w:val="clear"/>
+                  <w:tcMar>
+                    <w:top w:type="dxa" w:w="80"/>
+                    <w:left w:type="dxa" w:w="120"/>
+                    <w:bottom w:type="dxa" w:w="80"/>
+                    <w:right w:type="dxa" w:w="120"/>
+                  </w:tcMar>
+                  <w:vAlign w:val="center"/>
+                </w:tcPr>
+                <w:p>
+                  <w:pPr>
+                    <w:spacing w:after="0" w:before="0"/>
+                  </w:pPr>
+                  <w:r>
+                    <w:rPr>
+                      <w:rFonts w:ascii="Arial" w:cs="Arial" w:eastAsia="Arial" w:hAnsi="Arial"/>
+                      <w:b w:val="false"/>
+                      <w:bCs w:val="false"/>
+                      <w:sz w:val="21"/>
+                      <w:szCs w:val="21"/>
+                    </w:rPr>
+                    <w:t xml:space="preserve">1</w:t>
+                  </w:r>
+                </w:p>
+              </w:tc>
+              <w:tc>
+                <w:tcPr>
+                  <w:tcW w:type="dxa" w:w="2506"/>
                   <w:tcBorders>
                     <w:top w:val="single" w:color="B7C2D1" w:sz="4"/>
                     <w:left w:val="single" w:color="B7C2D1" w:sz="4"/>
@@ -6317,73 +10091,667 @@
               </w:trPr>
               <w:tc>
                 <w:tcPr>
-                  <w:tcW w:type="dxa" w:w="3342"/>
-                  <w:tcBorders>
-                    <w:top w:val="single" w:color="B7C2D1" w:sz="4"/>
-                    <w:left w:val="single" w:color="B7C2D1" w:sz="4"/>
-                    <w:bottom w:val="single" w:color="B7C2D1" w:sz="4"/>
-                    <w:right w:val="single" w:color="B7C2D1" w:sz="4"/>
-                  </w:tcBorders>
-                  <w:shd w:fill="FFFFFF" w:color="auto" w:val="clear"/>
-                  <w:tcMar>
-                    <w:top w:type="dxa" w:w="80"/>
-                    <w:left w:type="dxa" w:w="120"/>
-                    <w:bottom w:type="dxa" w:w="80"/>
-                    <w:right w:type="dxa" w:w="120"/>
-                  </w:tcMar>
-                  <w:vAlign w:val="center"/>
-                </w:tcPr>
-                <w:p>
-                  <w:pPr>
-                    <w:spacing w:after="0" w:before="0"/>
-                  </w:pPr>
-                  <w:r>
-                    <w:rPr>
-                      <w:rFonts w:ascii="Arial" w:cs="Arial" w:eastAsia="Arial" w:hAnsi="Arial"/>
-                      <w:sz w:val="21"/>
-                      <w:szCs w:val="21"/>
-                    </w:rPr>
-                    <w:t xml:space="preserve">Ask the user for eight whole numbers, one on each line. Store them in a list. Count how many of them are 12 or more. Find the position of the largest, counting from 0. Display [the count]. Then display [the position of the largest] on the next line.</w:t>
-                  </w:r>
-                </w:p>
-              </w:tc>
-              <w:tc>
-                <w:tcPr>
-                  <w:tcW w:type="dxa" w:w="3342"/>
-                  <w:tcBorders>
-                    <w:top w:val="single" w:color="B7C2D1" w:sz="4"/>
-                    <w:left w:val="single" w:color="B7C2D1" w:sz="4"/>
-                    <w:bottom w:val="single" w:color="B7C2D1" w:sz="4"/>
-                    <w:right w:val="single" w:color="B7C2D1" w:sz="4"/>
-                  </w:tcBorders>
-                  <w:shd w:fill="FFFFFF" w:color="auto" w:val="clear"/>
-                  <w:tcMar>
-                    <w:top w:type="dxa" w:w="80"/>
-                    <w:left w:type="dxa" w:w="120"/>
-                    <w:bottom w:type="dxa" w:w="80"/>
-                    <w:right w:type="dxa" w:w="120"/>
-                  </w:tcMar>
-                  <w:vAlign w:val="center"/>
-                </w:tcPr>
-                <w:p>
-                  <w:pPr>
-                    <w:spacing w:after="0" w:before="0"/>
-                  </w:pPr>
-                  <w:r>
-                    <w:rPr>
-                      <w:rFonts w:ascii="Arial" w:cs="Arial" w:eastAsia="Arial" w:hAnsi="Arial"/>
-                      <w:b w:val="false"/>
-                      <w:bCs w:val="false"/>
-                      <w:sz w:val="21"/>
-                      <w:szCs w:val="21"/>
-                    </w:rPr>
-                    <w:t xml:space="preserve">4</w:t>
-                  </w:r>
-                </w:p>
-              </w:tc>
-              <w:tc>
-                <w:tcPr>
-                  <w:tcW w:type="dxa" w:w="3342"/>
+                  <w:tcW w:type="dxa" w:w="2506"/>
+                  <w:tcBorders>
+                    <w:top w:val="single" w:color="B7C2D1" w:sz="4"/>
+                    <w:left w:val="single" w:color="B7C2D1" w:sz="4"/>
+                    <w:bottom w:val="single" w:color="B7C2D1" w:sz="4"/>
+                    <w:right w:val="single" w:color="B7C2D1" w:sz="4"/>
+                  </w:tcBorders>
+                  <w:shd w:fill="FFFFFF" w:color="auto" w:val="clear"/>
+                  <w:tcMar>
+                    <w:top w:type="dxa" w:w="80"/>
+                    <w:left w:type="dxa" w:w="120"/>
+                    <w:bottom w:type="dxa" w:w="80"/>
+                    <w:right w:type="dxa" w:w="120"/>
+                  </w:tcMar>
+                  <w:vAlign w:val="center"/>
+                </w:tcPr>
+                <w:p>
+                  <w:pPr>
+                    <w:spacing w:after="0" w:before="0"/>
+                  </w:pPr>
+                  <w:r>
+                    <w:rPr>
+                      <w:rFonts w:ascii="Arial" w:cs="Arial" w:eastAsia="Arial" w:hAnsi="Arial"/>
+                      <w:sz w:val="21"/>
+                      <w:szCs w:val="21"/>
+                    </w:rPr>
+                    <w:t xml:space="preserve">Finish the program so it displays only the words longer than three letters, one on each line.</w:t>
+                  </w:r>
+                </w:p>
+              </w:tc>
+              <w:tc>
+                <w:tcPr>
+                  <w:tcW w:type="dxa" w:w="2506"/>
+                  <w:tcBorders>
+                    <w:top w:val="single" w:color="B7C2D1" w:sz="4"/>
+                    <w:left w:val="single" w:color="B7C2D1" w:sz="4"/>
+                    <w:bottom w:val="single" w:color="B7C2D1" w:sz="4"/>
+                    <w:right w:val="single" w:color="B7C2D1" w:sz="4"/>
+                  </w:tcBorders>
+                  <w:shd w:fill="FFFFFF" w:color="auto" w:val="clear"/>
+                  <w:tcMar>
+                    <w:top w:type="dxa" w:w="80"/>
+                    <w:left w:type="dxa" w:w="120"/>
+                    <w:bottom w:type="dxa" w:w="80"/>
+                    <w:right w:type="dxa" w:w="120"/>
+                  </w:tcMar>
+                  <w:vAlign w:val="center"/>
+                </w:tcPr>
+                <w:p>
+                  <w:pPr>
+                    <w:spacing w:after="0" w:before="0"/>
+                  </w:pPr>
+                  <w:r>
+                    <w:rPr>
+                      <w:rFonts w:ascii="Arial" w:cs="Arial" w:eastAsia="Arial" w:hAnsi="Arial"/>
+                      <w:b w:val="false"/>
+                      <w:bCs w:val="false"/>
+                      <w:sz w:val="21"/>
+                      <w:szCs w:val="21"/>
+                    </w:rPr>
+                    <w:t xml:space="preserve">Complete it</w:t>
+                  </w:r>
+                </w:p>
+              </w:tc>
+              <w:tc>
+                <w:tcPr>
+                  <w:tcW w:type="dxa" w:w="2506"/>
+                  <w:tcBorders>
+                    <w:top w:val="single" w:color="B7C2D1" w:sz="4"/>
+                    <w:left w:val="single" w:color="B7C2D1" w:sz="4"/>
+                    <w:bottom w:val="single" w:color="B7C2D1" w:sz="4"/>
+                    <w:right w:val="single" w:color="B7C2D1" w:sz="4"/>
+                  </w:tcBorders>
+                  <w:shd w:fill="FFFFFF" w:color="auto" w:val="clear"/>
+                  <w:tcMar>
+                    <w:top w:type="dxa" w:w="80"/>
+                    <w:left w:type="dxa" w:w="120"/>
+                    <w:bottom w:type="dxa" w:w="80"/>
+                    <w:right w:type="dxa" w:w="120"/>
+                  </w:tcMar>
+                  <w:vAlign w:val="center"/>
+                </w:tcPr>
+                <w:p>
+                  <w:pPr>
+                    <w:spacing w:after="0" w:before="0"/>
+                  </w:pPr>
+                  <w:r>
+                    <w:rPr>
+                      <w:rFonts w:ascii="Arial" w:cs="Arial" w:eastAsia="Arial" w:hAnsi="Arial"/>
+                      <w:b w:val="false"/>
+                      <w:bCs w:val="false"/>
+                      <w:sz w:val="21"/>
+                      <w:szCs w:val="21"/>
+                    </w:rPr>
+                    <w:t xml:space="preserve">2</w:t>
+                  </w:r>
+                </w:p>
+              </w:tc>
+              <w:tc>
+                <w:tcPr>
+                  <w:tcW w:type="dxa" w:w="2506"/>
+                  <w:tcBorders>
+                    <w:top w:val="single" w:color="B7C2D1" w:sz="4"/>
+                    <w:left w:val="single" w:color="B7C2D1" w:sz="4"/>
+                    <w:bottom w:val="single" w:color="B7C2D1" w:sz="4"/>
+                    <w:right w:val="single" w:color="B7C2D1" w:sz="4"/>
+                  </w:tcBorders>
+                  <w:shd w:fill="FFFFFF" w:color="auto" w:val="clear"/>
+                  <w:tcMar>
+                    <w:top w:type="dxa" w:w="80"/>
+                    <w:left w:type="dxa" w:w="120"/>
+                    <w:bottom w:type="dxa" w:w="80"/>
+                    <w:right w:type="dxa" w:w="120"/>
+                  </w:tcMar>
+                  <w:vAlign w:val="center"/>
+                </w:tcPr>
+                <w:p>
+                  <w:pPr>
+                    <w:spacing w:after="0" w:before="0"/>
+                  </w:pPr>
+                  <w:r>
+                    <w:rPr>
+                      <w:rFonts w:ascii="Arial" w:cs="Arial" w:eastAsia="Arial" w:hAnsi="Arial"/>
+                      <w:b w:val="false"/>
+                      <w:bCs w:val="false"/>
+                      <w:sz w:val="21"/>
+                      <w:szCs w:val="21"/>
+                    </w:rPr>
+                    <w:t xml:space="preserve"/>
+                  </w:r>
+                </w:p>
+              </w:tc>
+            </w:tr>
+            <w:tr>
+              <w:trPr>
+                <w:cantSplit/>
+                <w:trHeight w:val="360" w:hRule="atLeast"/>
+              </w:trPr>
+              <w:tc>
+                <w:tcPr>
+                  <w:tcW w:type="dxa" w:w="2506"/>
+                  <w:tcBorders>
+                    <w:top w:val="single" w:color="B7C2D1" w:sz="4"/>
+                    <w:left w:val="single" w:color="B7C2D1" w:sz="4"/>
+                    <w:bottom w:val="single" w:color="B7C2D1" w:sz="4"/>
+                    <w:right w:val="single" w:color="B7C2D1" w:sz="4"/>
+                  </w:tcBorders>
+                  <w:shd w:fill="FFFFFF" w:color="auto" w:val="clear"/>
+                  <w:tcMar>
+                    <w:top w:type="dxa" w:w="80"/>
+                    <w:left w:type="dxa" w:w="120"/>
+                    <w:bottom w:type="dxa" w:w="80"/>
+                    <w:right w:type="dxa" w:w="120"/>
+                  </w:tcMar>
+                  <w:vAlign w:val="center"/>
+                </w:tcPr>
+                <w:p>
+                  <w:pPr>
+                    <w:spacing w:after="0" w:before="0"/>
+                  </w:pPr>
+                  <w:r>
+                    <w:rPr>
+                      <w:rFonts w:ascii="Arial" w:cs="Arial" w:eastAsia="Arial" w:hAnsi="Arial"/>
+                      <w:sz w:val="21"/>
+                      <w:szCs w:val="21"/>
+                    </w:rPr>
+                    <w:t xml:space="preserve">This program should display the total of the five numbers typed in. Find the mistake and put it right.</w:t>
+                  </w:r>
+                </w:p>
+              </w:tc>
+              <w:tc>
+                <w:tcPr>
+                  <w:tcW w:type="dxa" w:w="2506"/>
+                  <w:tcBorders>
+                    <w:top w:val="single" w:color="B7C2D1" w:sz="4"/>
+                    <w:left w:val="single" w:color="B7C2D1" w:sz="4"/>
+                    <w:bottom w:val="single" w:color="B7C2D1" w:sz="4"/>
+                    <w:right w:val="single" w:color="B7C2D1" w:sz="4"/>
+                  </w:tcBorders>
+                  <w:shd w:fill="FFFFFF" w:color="auto" w:val="clear"/>
+                  <w:tcMar>
+                    <w:top w:type="dxa" w:w="80"/>
+                    <w:left w:type="dxa" w:w="120"/>
+                    <w:bottom w:type="dxa" w:w="80"/>
+                    <w:right w:type="dxa" w:w="120"/>
+                  </w:tcMar>
+                  <w:vAlign w:val="center"/>
+                </w:tcPr>
+                <w:p>
+                  <w:pPr>
+                    <w:spacing w:after="0" w:before="0"/>
+                  </w:pPr>
+                  <w:r>
+                    <w:rPr>
+                      <w:rFonts w:ascii="Arial" w:cs="Arial" w:eastAsia="Arial" w:hAnsi="Arial"/>
+                      <w:b w:val="false"/>
+                      <w:bCs w:val="false"/>
+                      <w:sz w:val="21"/>
+                      <w:szCs w:val="21"/>
+                    </w:rPr>
+                    <w:t xml:space="preserve">Fix it</w:t>
+                  </w:r>
+                </w:p>
+              </w:tc>
+              <w:tc>
+                <w:tcPr>
+                  <w:tcW w:type="dxa" w:w="2506"/>
+                  <w:tcBorders>
+                    <w:top w:val="single" w:color="B7C2D1" w:sz="4"/>
+                    <w:left w:val="single" w:color="B7C2D1" w:sz="4"/>
+                    <w:bottom w:val="single" w:color="B7C2D1" w:sz="4"/>
+                    <w:right w:val="single" w:color="B7C2D1" w:sz="4"/>
+                  </w:tcBorders>
+                  <w:shd w:fill="FFFFFF" w:color="auto" w:val="clear"/>
+                  <w:tcMar>
+                    <w:top w:type="dxa" w:w="80"/>
+                    <w:left w:type="dxa" w:w="120"/>
+                    <w:bottom w:type="dxa" w:w="80"/>
+                    <w:right w:type="dxa" w:w="120"/>
+                  </w:tcMar>
+                  <w:vAlign w:val="center"/>
+                </w:tcPr>
+                <w:p>
+                  <w:pPr>
+                    <w:spacing w:after="0" w:before="0"/>
+                  </w:pPr>
+                  <w:r>
+                    <w:rPr>
+                      <w:rFonts w:ascii="Arial" w:cs="Arial" w:eastAsia="Arial" w:hAnsi="Arial"/>
+                      <w:b w:val="false"/>
+                      <w:bCs w:val="false"/>
+                      <w:sz w:val="21"/>
+                      <w:szCs w:val="21"/>
+                    </w:rPr>
+                    <w:t xml:space="preserve">2</w:t>
+                  </w:r>
+                </w:p>
+              </w:tc>
+              <w:tc>
+                <w:tcPr>
+                  <w:tcW w:type="dxa" w:w="2506"/>
+                  <w:tcBorders>
+                    <w:top w:val="single" w:color="B7C2D1" w:sz="4"/>
+                    <w:left w:val="single" w:color="B7C2D1" w:sz="4"/>
+                    <w:bottom w:val="single" w:color="B7C2D1" w:sz="4"/>
+                    <w:right w:val="single" w:color="B7C2D1" w:sz="4"/>
+                  </w:tcBorders>
+                  <w:shd w:fill="FFFFFF" w:color="auto" w:val="clear"/>
+                  <w:tcMar>
+                    <w:top w:type="dxa" w:w="80"/>
+                    <w:left w:type="dxa" w:w="120"/>
+                    <w:bottom w:type="dxa" w:w="80"/>
+                    <w:right w:type="dxa" w:w="120"/>
+                  </w:tcMar>
+                  <w:vAlign w:val="center"/>
+                </w:tcPr>
+                <w:p>
+                  <w:pPr>
+                    <w:spacing w:after="0" w:before="0"/>
+                  </w:pPr>
+                  <w:r>
+                    <w:rPr>
+                      <w:rFonts w:ascii="Arial" w:cs="Arial" w:eastAsia="Arial" w:hAnsi="Arial"/>
+                      <w:b w:val="false"/>
+                      <w:bCs w:val="false"/>
+                      <w:sz w:val="21"/>
+                      <w:szCs w:val="21"/>
+                    </w:rPr>
+                    <w:t xml:space="preserve"/>
+                  </w:r>
+                </w:p>
+              </w:tc>
+            </w:tr>
+            <w:tr>
+              <w:trPr>
+                <w:cantSplit/>
+                <w:trHeight w:val="360" w:hRule="atLeast"/>
+              </w:trPr>
+              <w:tc>
+                <w:tcPr>
+                  <w:tcW w:type="dxa" w:w="2506"/>
+                  <w:tcBorders>
+                    <w:top w:val="single" w:color="B7C2D1" w:sz="4"/>
+                    <w:left w:val="single" w:color="B7C2D1" w:sz="4"/>
+                    <w:bottom w:val="single" w:color="B7C2D1" w:sz="4"/>
+                    <w:right w:val="single" w:color="B7C2D1" w:sz="4"/>
+                  </w:tcBorders>
+                  <w:shd w:fill="FFFFFF" w:color="auto" w:val="clear"/>
+                  <w:tcMar>
+                    <w:top w:type="dxa" w:w="80"/>
+                    <w:left w:type="dxa" w:w="120"/>
+                    <w:bottom w:type="dxa" w:w="80"/>
+                    <w:right w:type="dxa" w:w="120"/>
+                  </w:tcMar>
+                  <w:vAlign w:val="center"/>
+                </w:tcPr>
+                <w:p>
+                  <w:pPr>
+                    <w:spacing w:after="0" w:before="0"/>
+                  </w:pPr>
+                  <w:r>
+                    <w:rPr>
+                      <w:rFonts w:ascii="Arial" w:cs="Arial" w:eastAsia="Arial" w:hAnsi="Arial"/>
+                      <w:sz w:val="21"/>
+                      <w:szCs w:val="21"/>
+                    </w:rPr>
+                    <w:t xml:space="preserve">Ask the user for six whole numbers, one on each line. Keep them in one list. Add them all up. Work out their average, rounded to 1 decimal place. Display the total. Then display the average on the next line.</w:t>
+                  </w:r>
+                </w:p>
+              </w:tc>
+              <w:tc>
+                <w:tcPr>
+                  <w:tcW w:type="dxa" w:w="2506"/>
+                  <w:tcBorders>
+                    <w:top w:val="single" w:color="B7C2D1" w:sz="4"/>
+                    <w:left w:val="single" w:color="B7C2D1" w:sz="4"/>
+                    <w:bottom w:val="single" w:color="B7C2D1" w:sz="4"/>
+                    <w:right w:val="single" w:color="B7C2D1" w:sz="4"/>
+                  </w:tcBorders>
+                  <w:shd w:fill="FFFFFF" w:color="auto" w:val="clear"/>
+                  <w:tcMar>
+                    <w:top w:type="dxa" w:w="80"/>
+                    <w:left w:type="dxa" w:w="120"/>
+                    <w:bottom w:type="dxa" w:w="80"/>
+                    <w:right w:type="dxa" w:w="120"/>
+                  </w:tcMar>
+                  <w:vAlign w:val="center"/>
+                </w:tcPr>
+                <w:p>
+                  <w:pPr>
+                    <w:spacing w:after="0" w:before="0"/>
+                  </w:pPr>
+                  <w:r>
+                    <w:rPr>
+                      <w:rFonts w:ascii="Arial" w:cs="Arial" w:eastAsia="Arial" w:hAnsi="Arial"/>
+                      <w:b w:val="false"/>
+                      <w:bCs w:val="false"/>
+                      <w:sz w:val="21"/>
+                      <w:szCs w:val="21"/>
+                    </w:rPr>
+                    <w:t xml:space="preserve">Write it</w:t>
+                  </w:r>
+                </w:p>
+              </w:tc>
+              <w:tc>
+                <w:tcPr>
+                  <w:tcW w:type="dxa" w:w="2506"/>
+                  <w:tcBorders>
+                    <w:top w:val="single" w:color="B7C2D1" w:sz="4"/>
+                    <w:left w:val="single" w:color="B7C2D1" w:sz="4"/>
+                    <w:bottom w:val="single" w:color="B7C2D1" w:sz="4"/>
+                    <w:right w:val="single" w:color="B7C2D1" w:sz="4"/>
+                  </w:tcBorders>
+                  <w:shd w:fill="FFFFFF" w:color="auto" w:val="clear"/>
+                  <w:tcMar>
+                    <w:top w:type="dxa" w:w="80"/>
+                    <w:left w:type="dxa" w:w="120"/>
+                    <w:bottom w:type="dxa" w:w="80"/>
+                    <w:right w:type="dxa" w:w="120"/>
+                  </w:tcMar>
+                  <w:vAlign w:val="center"/>
+                </w:tcPr>
+                <w:p>
+                  <w:pPr>
+                    <w:spacing w:after="0" w:before="0"/>
+                  </w:pPr>
+                  <w:r>
+                    <w:rPr>
+                      <w:rFonts w:ascii="Arial" w:cs="Arial" w:eastAsia="Arial" w:hAnsi="Arial"/>
+                      <w:b w:val="false"/>
+                      <w:bCs w:val="false"/>
+                      <w:sz w:val="21"/>
+                      <w:szCs w:val="21"/>
+                    </w:rPr>
+                    <w:t xml:space="preserve">3</w:t>
+                  </w:r>
+                </w:p>
+              </w:tc>
+              <w:tc>
+                <w:tcPr>
+                  <w:tcW w:type="dxa" w:w="2506"/>
+                  <w:tcBorders>
+                    <w:top w:val="single" w:color="B7C2D1" w:sz="4"/>
+                    <w:left w:val="single" w:color="B7C2D1" w:sz="4"/>
+                    <w:bottom w:val="single" w:color="B7C2D1" w:sz="4"/>
+                    <w:right w:val="single" w:color="B7C2D1" w:sz="4"/>
+                  </w:tcBorders>
+                  <w:shd w:fill="FFFFFF" w:color="auto" w:val="clear"/>
+                  <w:tcMar>
+                    <w:top w:type="dxa" w:w="80"/>
+                    <w:left w:type="dxa" w:w="120"/>
+                    <w:bottom w:type="dxa" w:w="80"/>
+                    <w:right w:type="dxa" w:w="120"/>
+                  </w:tcMar>
+                  <w:vAlign w:val="center"/>
+                </w:tcPr>
+                <w:p>
+                  <w:pPr>
+                    <w:spacing w:after="0" w:before="0"/>
+                  </w:pPr>
+                  <w:r>
+                    <w:rPr>
+                      <w:rFonts w:ascii="Arial" w:cs="Arial" w:eastAsia="Arial" w:hAnsi="Arial"/>
+                      <w:b w:val="false"/>
+                      <w:bCs w:val="false"/>
+                      <w:sz w:val="21"/>
+                      <w:szCs w:val="21"/>
+                    </w:rPr>
+                    <w:t xml:space="preserve"/>
+                  </w:r>
+                </w:p>
+              </w:tc>
+            </w:tr>
+            <w:tr>
+              <w:trPr>
+                <w:cantSplit/>
+                <w:trHeight w:val="360" w:hRule="atLeast"/>
+              </w:trPr>
+              <w:tc>
+                <w:tcPr>
+                  <w:tcW w:type="dxa" w:w="2506"/>
+                  <w:tcBorders>
+                    <w:top w:val="single" w:color="B7C2D1" w:sz="4"/>
+                    <w:left w:val="single" w:color="B7C2D1" w:sz="4"/>
+                    <w:bottom w:val="single" w:color="B7C2D1" w:sz="4"/>
+                    <w:right w:val="single" w:color="B7C2D1" w:sz="4"/>
+                  </w:tcBorders>
+                  <w:shd w:fill="FFFFFF" w:color="auto" w:val="clear"/>
+                  <w:tcMar>
+                    <w:top w:type="dxa" w:w="80"/>
+                    <w:left w:type="dxa" w:w="120"/>
+                    <w:bottom w:type="dxa" w:w="80"/>
+                    <w:right w:type="dxa" w:w="120"/>
+                  </w:tcMar>
+                  <w:vAlign w:val="center"/>
+                </w:tcPr>
+                <w:p>
+                  <w:pPr>
+                    <w:spacing w:after="0" w:before="0"/>
+                  </w:pPr>
+                  <w:r>
+                    <w:rPr>
+                      <w:rFonts w:ascii="Arial" w:cs="Arial" w:eastAsia="Arial" w:hAnsi="Arial"/>
+                      <w:sz w:val="21"/>
+                      <w:szCs w:val="21"/>
+                    </w:rPr>
+                    <w:t xml:space="preserve">Ask the user for five words, one on each line. Keep them in one list. Then ask for a word to look for. Count how many times that word is in the list. Display that count.</w:t>
+                  </w:r>
+                </w:p>
+              </w:tc>
+              <w:tc>
+                <w:tcPr>
+                  <w:tcW w:type="dxa" w:w="2506"/>
+                  <w:tcBorders>
+                    <w:top w:val="single" w:color="B7C2D1" w:sz="4"/>
+                    <w:left w:val="single" w:color="B7C2D1" w:sz="4"/>
+                    <w:bottom w:val="single" w:color="B7C2D1" w:sz="4"/>
+                    <w:right w:val="single" w:color="B7C2D1" w:sz="4"/>
+                  </w:tcBorders>
+                  <w:shd w:fill="FFFFFF" w:color="auto" w:val="clear"/>
+                  <w:tcMar>
+                    <w:top w:type="dxa" w:w="80"/>
+                    <w:left w:type="dxa" w:w="120"/>
+                    <w:bottom w:type="dxa" w:w="80"/>
+                    <w:right w:type="dxa" w:w="120"/>
+                  </w:tcMar>
+                  <w:vAlign w:val="center"/>
+                </w:tcPr>
+                <w:p>
+                  <w:pPr>
+                    <w:spacing w:after="0" w:before="0"/>
+                  </w:pPr>
+                  <w:r>
+                    <w:rPr>
+                      <w:rFonts w:ascii="Arial" w:cs="Arial" w:eastAsia="Arial" w:hAnsi="Arial"/>
+                      <w:b w:val="false"/>
+                      <w:bCs w:val="false"/>
+                      <w:sz w:val="21"/>
+                      <w:szCs w:val="21"/>
+                    </w:rPr>
+                    <w:t xml:space="preserve">Write it</w:t>
+                  </w:r>
+                </w:p>
+              </w:tc>
+              <w:tc>
+                <w:tcPr>
+                  <w:tcW w:type="dxa" w:w="2506"/>
+                  <w:tcBorders>
+                    <w:top w:val="single" w:color="B7C2D1" w:sz="4"/>
+                    <w:left w:val="single" w:color="B7C2D1" w:sz="4"/>
+                    <w:bottom w:val="single" w:color="B7C2D1" w:sz="4"/>
+                    <w:right w:val="single" w:color="B7C2D1" w:sz="4"/>
+                  </w:tcBorders>
+                  <w:shd w:fill="FFFFFF" w:color="auto" w:val="clear"/>
+                  <w:tcMar>
+                    <w:top w:type="dxa" w:w="80"/>
+                    <w:left w:type="dxa" w:w="120"/>
+                    <w:bottom w:type="dxa" w:w="80"/>
+                    <w:right w:type="dxa" w:w="120"/>
+                  </w:tcMar>
+                  <w:vAlign w:val="center"/>
+                </w:tcPr>
+                <w:p>
+                  <w:pPr>
+                    <w:spacing w:after="0" w:before="0"/>
+                  </w:pPr>
+                  <w:r>
+                    <w:rPr>
+                      <w:rFonts w:ascii="Arial" w:cs="Arial" w:eastAsia="Arial" w:hAnsi="Arial"/>
+                      <w:b w:val="false"/>
+                      <w:bCs w:val="false"/>
+                      <w:sz w:val="21"/>
+                      <w:szCs w:val="21"/>
+                    </w:rPr>
+                    <w:t xml:space="preserve">3</w:t>
+                  </w:r>
+                </w:p>
+              </w:tc>
+              <w:tc>
+                <w:tcPr>
+                  <w:tcW w:type="dxa" w:w="2506"/>
+                  <w:tcBorders>
+                    <w:top w:val="single" w:color="B7C2D1" w:sz="4"/>
+                    <w:left w:val="single" w:color="B7C2D1" w:sz="4"/>
+                    <w:bottom w:val="single" w:color="B7C2D1" w:sz="4"/>
+                    <w:right w:val="single" w:color="B7C2D1" w:sz="4"/>
+                  </w:tcBorders>
+                  <w:shd w:fill="FFFFFF" w:color="auto" w:val="clear"/>
+                  <w:tcMar>
+                    <w:top w:type="dxa" w:w="80"/>
+                    <w:left w:type="dxa" w:w="120"/>
+                    <w:bottom w:type="dxa" w:w="80"/>
+                    <w:right w:type="dxa" w:w="120"/>
+                  </w:tcMar>
+                  <w:vAlign w:val="center"/>
+                </w:tcPr>
+                <w:p>
+                  <w:pPr>
+                    <w:spacing w:after="0" w:before="0"/>
+                  </w:pPr>
+                  <w:r>
+                    <w:rPr>
+                      <w:rFonts w:ascii="Arial" w:cs="Arial" w:eastAsia="Arial" w:hAnsi="Arial"/>
+                      <w:b w:val="false"/>
+                      <w:bCs w:val="false"/>
+                      <w:sz w:val="21"/>
+                      <w:szCs w:val="21"/>
+                    </w:rPr>
+                    <w:t xml:space="preserve"/>
+                  </w:r>
+                </w:p>
+              </w:tc>
+            </w:tr>
+            <w:tr>
+              <w:trPr>
+                <w:cantSplit/>
+                <w:trHeight w:val="360" w:hRule="atLeast"/>
+              </w:trPr>
+              <w:tc>
+                <w:tcPr>
+                  <w:tcW w:type="dxa" w:w="2506"/>
+                  <w:tcBorders>
+                    <w:top w:val="single" w:color="B7C2D1" w:sz="4"/>
+                    <w:left w:val="single" w:color="B7C2D1" w:sz="4"/>
+                    <w:bottom w:val="single" w:color="B7C2D1" w:sz="4"/>
+                    <w:right w:val="single" w:color="B7C2D1" w:sz="4"/>
+                  </w:tcBorders>
+                  <w:shd w:fill="FFFFFF" w:color="auto" w:val="clear"/>
+                  <w:tcMar>
+                    <w:top w:type="dxa" w:w="80"/>
+                    <w:left w:type="dxa" w:w="120"/>
+                    <w:bottom w:type="dxa" w:w="80"/>
+                    <w:right w:type="dxa" w:w="120"/>
+                  </w:tcMar>
+                  <w:vAlign w:val="center"/>
+                </w:tcPr>
+                <w:p>
+                  <w:pPr>
+                    <w:spacing w:after="0" w:before="0"/>
+                  </w:pPr>
+                  <w:r>
+                    <w:rPr>
+                      <w:rFonts w:ascii="Arial" w:cs="Arial" w:eastAsia="Arial" w:hAnsi="Arial"/>
+                      <w:sz w:val="21"/>
+                      <w:szCs w:val="21"/>
+                    </w:rPr>
+                    <w:t xml:space="preserve">Ask the user for seven whole numbers, one on each line. Keep them in one list. Find the largest one with a loop of your own. Work out which position it sits at, counting from 0. Display the largest. Then display its position on the next line.</w:t>
+                  </w:r>
+                </w:p>
+              </w:tc>
+              <w:tc>
+                <w:tcPr>
+                  <w:tcW w:type="dxa" w:w="2506"/>
+                  <w:tcBorders>
+                    <w:top w:val="single" w:color="B7C2D1" w:sz="4"/>
+                    <w:left w:val="single" w:color="B7C2D1" w:sz="4"/>
+                    <w:bottom w:val="single" w:color="B7C2D1" w:sz="4"/>
+                    <w:right w:val="single" w:color="B7C2D1" w:sz="4"/>
+                  </w:tcBorders>
+                  <w:shd w:fill="FFFFFF" w:color="auto" w:val="clear"/>
+                  <w:tcMar>
+                    <w:top w:type="dxa" w:w="80"/>
+                    <w:left w:type="dxa" w:w="120"/>
+                    <w:bottom w:type="dxa" w:w="80"/>
+                    <w:right w:type="dxa" w:w="120"/>
+                  </w:tcMar>
+                  <w:vAlign w:val="center"/>
+                </w:tcPr>
+                <w:p>
+                  <w:pPr>
+                    <w:spacing w:after="0" w:before="0"/>
+                  </w:pPr>
+                  <w:r>
+                    <w:rPr>
+                      <w:rFonts w:ascii="Arial" w:cs="Arial" w:eastAsia="Arial" w:hAnsi="Arial"/>
+                      <w:b w:val="false"/>
+                      <w:bCs w:val="false"/>
+                      <w:sz w:val="21"/>
+                      <w:szCs w:val="21"/>
+                    </w:rPr>
+                    <w:t xml:space="preserve">Challenge (optional)</w:t>
+                  </w:r>
+                </w:p>
+              </w:tc>
+              <w:tc>
+                <w:tcPr>
+                  <w:tcW w:type="dxa" w:w="2506"/>
+                  <w:tcBorders>
+                    <w:top w:val="single" w:color="B7C2D1" w:sz="4"/>
+                    <w:left w:val="single" w:color="B7C2D1" w:sz="4"/>
+                    <w:bottom w:val="single" w:color="B7C2D1" w:sz="4"/>
+                    <w:right w:val="single" w:color="B7C2D1" w:sz="4"/>
+                  </w:tcBorders>
+                  <w:shd w:fill="FFFFFF" w:color="auto" w:val="clear"/>
+                  <w:tcMar>
+                    <w:top w:type="dxa" w:w="80"/>
+                    <w:left w:type="dxa" w:w="120"/>
+                    <w:bottom w:type="dxa" w:w="80"/>
+                    <w:right w:type="dxa" w:w="120"/>
+                  </w:tcMar>
+                  <w:vAlign w:val="center"/>
+                </w:tcPr>
+                <w:p>
+                  <w:pPr>
+                    <w:spacing w:after="0" w:before="0"/>
+                  </w:pPr>
+                  <w:r>
+                    <w:rPr>
+                      <w:rFonts w:ascii="Arial" w:cs="Arial" w:eastAsia="Arial" w:hAnsi="Arial"/>
+                      <w:b w:val="false"/>
+                      <w:bCs w:val="false"/>
+                      <w:sz w:val="21"/>
+                      <w:szCs w:val="21"/>
+                    </w:rPr>
+                    <w:t xml:space="preserve">3</w:t>
+                  </w:r>
+                </w:p>
+              </w:tc>
+              <w:tc>
+                <w:tcPr>
+                  <w:tcW w:type="dxa" w:w="2506"/>
                   <w:tcBorders>
                     <w:top w:val="single" w:color="B7C2D1" w:sz="4"/>
                     <w:left w:val="single" w:color="B7C2D1" w:sz="4"/>
@@ -6430,7 +10798,7 @@
                 <w:sz w:val="21"/>
                 <w:szCs w:val="21"/>
               </w:rPr>
-              <w:t xml:space="preserve">Plan the one you found hardest: inputs, what happens to them, what is printed.</w:t>
+              <w:t xml:space="preserve">Plan the one you found hardest: what is typed in, what happens to it, what is displayed.</w:t>
             </w:r>
           </w:p>
           <w:tbl>
@@ -7278,7 +11646,7 @@
                 <w:sz w:val="32"/>
                 <w:szCs w:val="32"/>
               </w:rPr>
-              <w:t xml:space="preserve">______ / 55</w:t>
+              <w:t xml:space="preserve">______ / 93</w:t>
             </w:r>
           </w:p>
         </w:tc>

--- a/worksheets/PR_L07_Lists_Worksheet.docx
+++ b/worksheets/PR_L07_Lists_Worksheet.docx
@@ -455,7 +455,30 @@
                 <w:sz w:val="21"/>
                 <w:szCs w:val="21"/>
               </w:rPr>
-              <w:t xml:space="preserve">The activities marked Challenge are optional. Finish the rest of a station first, and come back to them if you have time.</w:t>
+              <w:t xml:space="preserve">Work through the activities in order and complete every one. The next activity opens when the one you are on is finished.</w:t>
+            </w:r>
+          </w:p>
+          <w:p>
+            <w:pPr>
+              <w:spacing w:after="60" w:before="60"/>
+            </w:pPr>
+            <w:r>
+              <w:rPr>
+                <w:rFonts w:ascii="Arial" w:cs="Arial" w:eastAsia="Arial" w:hAnsi="Arial"/>
+                <w:b/>
+                <w:bCs/>
+                <w:sz w:val="21"/>
+                <w:szCs w:val="21"/>
+              </w:rPr>
+              <w:t xml:space="preserve">8.  </w:t>
+            </w:r>
+            <w:r>
+              <w:rPr>
+                <w:rFonts w:ascii="Arial" w:cs="Arial" w:eastAsia="Arial" w:hAnsi="Arial"/>
+                <w:sz w:val="21"/>
+                <w:szCs w:val="21"/>
+              </w:rPr>
+              <w:t xml:space="preserve">If you get stuck, press I need help. Use a hint, or ask your teacher and show them the question and your code. Complete the question before moving on.</w:t>
             </w:r>
           </w:p>
         </w:tc>

--- a/worksheets/PR_L07_Lists_Worksheet.docx
+++ b/worksheets/PR_L07_Lists_Worksheet.docx
@@ -2085,7 +2085,43 @@
                       <w:sz w:val="21"/>
                       <w:szCs w:val="21"/>
                     </w:rPr>
-                    <w:t xml:space="preserve">Change the list so the middle number is 4 instead of 7.</w:t>
+                    <w:t xml:space="preserve">Change the list so the middle number is </w:t>
+                  </w:r>
+                  <w:r>
+                    <w:rPr>
+                      <w:rFonts w:ascii="Consolas" w:cs="Consolas" w:eastAsia="Consolas" w:hAnsi="Consolas"/>
+                      <w:color w:val="9A3412"/>
+                      <w:sz w:val="21"/>
+                      <w:szCs w:val="21"/>
+                      <w:shd w:fill="F4F4F5"/>
+                    </w:rPr>
+                    <w:t xml:space="preserve">4</w:t>
+                  </w:r>
+                  <w:r>
+                    <w:rPr>
+                      <w:rFonts w:ascii="Arial" w:cs="Arial" w:eastAsia="Arial" w:hAnsi="Arial"/>
+                      <w:sz w:val="21"/>
+                      <w:szCs w:val="21"/>
+                    </w:rPr>
+                    <w:t xml:space="preserve"> instead of </w:t>
+                  </w:r>
+                  <w:r>
+                    <w:rPr>
+                      <w:rFonts w:ascii="Consolas" w:cs="Consolas" w:eastAsia="Consolas" w:hAnsi="Consolas"/>
+                      <w:color w:val="9A3412"/>
+                      <w:sz w:val="21"/>
+                      <w:szCs w:val="21"/>
+                      <w:shd w:fill="F4F4F5"/>
+                    </w:rPr>
+                    <w:t xml:space="preserve">7</w:t>
+                  </w:r>
+                  <w:r>
+                    <w:rPr>
+                      <w:rFonts w:ascii="Arial" w:cs="Arial" w:eastAsia="Arial" w:hAnsi="Arial"/>
+                      <w:sz w:val="21"/>
+                      <w:szCs w:val="21"/>
+                    </w:rPr>
+                    <w:t xml:space="preserve">.</w:t>
                   </w:r>
                 </w:p>
               </w:tc>
@@ -2225,7 +2261,61 @@
                       <w:sz w:val="21"/>
                       <w:szCs w:val="21"/>
                     </w:rPr>
-                    <w:t xml:space="preserve">Finish the program so the list holds the three words red, blue and grey. Display the whole list.</w:t>
+                    <w:t xml:space="preserve">Finish the program so the list holds the three words </w:t>
+                  </w:r>
+                  <w:r>
+                    <w:rPr>
+                      <w:rFonts w:ascii="Consolas" w:cs="Consolas" w:eastAsia="Consolas" w:hAnsi="Consolas"/>
+                      <w:color w:val="15803D"/>
+                      <w:sz w:val="21"/>
+                      <w:szCs w:val="21"/>
+                      <w:shd w:fill="F4F4F5"/>
+                    </w:rPr>
+                    <w:t xml:space="preserve">"red"</w:t>
+                  </w:r>
+                  <w:r>
+                    <w:rPr>
+                      <w:rFonts w:ascii="Arial" w:cs="Arial" w:eastAsia="Arial" w:hAnsi="Arial"/>
+                      <w:sz w:val="21"/>
+                      <w:szCs w:val="21"/>
+                    </w:rPr>
+                    <w:t xml:space="preserve">, </w:t>
+                  </w:r>
+                  <w:r>
+                    <w:rPr>
+                      <w:rFonts w:ascii="Consolas" w:cs="Consolas" w:eastAsia="Consolas" w:hAnsi="Consolas"/>
+                      <w:color w:val="15803D"/>
+                      <w:sz w:val="21"/>
+                      <w:szCs w:val="21"/>
+                      <w:shd w:fill="F4F4F5"/>
+                    </w:rPr>
+                    <w:t xml:space="preserve">"blue"</w:t>
+                  </w:r>
+                  <w:r>
+                    <w:rPr>
+                      <w:rFonts w:ascii="Arial" w:cs="Arial" w:eastAsia="Arial" w:hAnsi="Arial"/>
+                      <w:sz w:val="21"/>
+                      <w:szCs w:val="21"/>
+                    </w:rPr>
+                    <w:t xml:space="preserve"> and </w:t>
+                  </w:r>
+                  <w:r>
+                    <w:rPr>
+                      <w:rFonts w:ascii="Consolas" w:cs="Consolas" w:eastAsia="Consolas" w:hAnsi="Consolas"/>
+                      <w:color w:val="15803D"/>
+                      <w:sz w:val="21"/>
+                      <w:szCs w:val="21"/>
+                      <w:shd w:fill="F4F4F5"/>
+                    </w:rPr>
+                    <w:t xml:space="preserve">"grey"</w:t>
+                  </w:r>
+                  <w:r>
+                    <w:rPr>
+                      <w:rFonts w:ascii="Arial" w:cs="Arial" w:eastAsia="Arial" w:hAnsi="Arial"/>
+                      <w:sz w:val="21"/>
+                      <w:szCs w:val="21"/>
+                    </w:rPr>
+                    <w:t xml:space="preserve">. Display the whole list.</w:t>
                   </w:r>
                 </w:p>
               </w:tc>
@@ -5811,7 +5901,25 @@
                       <w:sz w:val="21"/>
                       <w:szCs w:val="21"/>
                     </w:rPr>
-                    <w:t xml:space="preserve">Ask the user for five whole numbers, one on each line. Keep them in one list. Count how many of them are 10 or more. Display that count.</w:t>
+                    <w:t xml:space="preserve">Ask the user for five whole numbers, one on each line. Keep them in one list. Count how many of them are </w:t>
+                  </w:r>
+                  <w:r>
+                    <w:rPr>
+                      <w:rFonts w:ascii="Consolas" w:cs="Consolas" w:eastAsia="Consolas" w:hAnsi="Consolas"/>
+                      <w:color w:val="9A3412"/>
+                      <w:sz w:val="21"/>
+                      <w:szCs w:val="21"/>
+                      <w:shd w:fill="F4F4F5"/>
+                    </w:rPr>
+                    <w:t xml:space="preserve">10</w:t>
+                  </w:r>
+                  <w:r>
+                    <w:rPr>
+                      <w:rFonts w:ascii="Arial" w:cs="Arial" w:eastAsia="Arial" w:hAnsi="Arial"/>
+                      <w:sz w:val="21"/>
+                      <w:szCs w:val="21"/>
+                    </w:rPr>
+                    <w:t xml:space="preserve"> or more. Display that count.</w:t>
                   </w:r>
                 </w:p>
               </w:tc>
@@ -8697,7 +8805,25 @@
                       <w:sz w:val="21"/>
                       <w:szCs w:val="21"/>
                     </w:rPr>
-                    <w:t xml:space="preserve">Ask the user for five whole numbers, one on each line. Keep them in one list. Work out their average. Round the average to 1 decimal place. Display the average.</w:t>
+                    <w:t xml:space="preserve">Ask the user for five whole numbers, one on each line. Keep them in one list. Work out their average. Round the average to </w:t>
+                  </w:r>
+                  <w:r>
+                    <w:rPr>
+                      <w:rFonts w:ascii="Consolas" w:cs="Consolas" w:eastAsia="Consolas" w:hAnsi="Consolas"/>
+                      <w:color w:val="9A3412"/>
+                      <w:sz w:val="21"/>
+                      <w:szCs w:val="21"/>
+                      <w:shd w:fill="F4F4F5"/>
+                    </w:rPr>
+                    <w:t xml:space="preserve">1</w:t>
+                  </w:r>
+                  <w:r>
+                    <w:rPr>
+                      <w:rFonts w:ascii="Arial" w:cs="Arial" w:eastAsia="Arial" w:hAnsi="Arial"/>
+                      <w:sz w:val="21"/>
+                      <w:szCs w:val="21"/>
+                    </w:rPr>
+                    <w:t xml:space="preserve"> decimal place. Display the average.</w:t>
                   </w:r>
                 </w:p>
               </w:tc>
@@ -10000,7 +10126,43 @@
                       <w:sz w:val="21"/>
                       <w:szCs w:val="21"/>
                     </w:rPr>
-                    <w:t xml:space="preserve">Change the program so it counts the numbers that are 5 or more instead of the numbers that are more than 5.</w:t>
+                    <w:t xml:space="preserve">Change the program so it counts the numbers that are </w:t>
+                  </w:r>
+                  <w:r>
+                    <w:rPr>
+                      <w:rFonts w:ascii="Consolas" w:cs="Consolas" w:eastAsia="Consolas" w:hAnsi="Consolas"/>
+                      <w:color w:val="9A3412"/>
+                      <w:sz w:val="21"/>
+                      <w:szCs w:val="21"/>
+                      <w:shd w:fill="F4F4F5"/>
+                    </w:rPr>
+                    <w:t xml:space="preserve">5</w:t>
+                  </w:r>
+                  <w:r>
+                    <w:rPr>
+                      <w:rFonts w:ascii="Arial" w:cs="Arial" w:eastAsia="Arial" w:hAnsi="Arial"/>
+                      <w:sz w:val="21"/>
+                      <w:szCs w:val="21"/>
+                    </w:rPr>
+                    <w:t xml:space="preserve"> or more instead of the numbers that are more than </w:t>
+                  </w:r>
+                  <w:r>
+                    <w:rPr>
+                      <w:rFonts w:ascii="Consolas" w:cs="Consolas" w:eastAsia="Consolas" w:hAnsi="Consolas"/>
+                      <w:color w:val="9A3412"/>
+                      <w:sz w:val="21"/>
+                      <w:szCs w:val="21"/>
+                      <w:shd w:fill="F4F4F5"/>
+                    </w:rPr>
+                    <w:t xml:space="preserve">5</w:t>
+                  </w:r>
+                  <w:r>
+                    <w:rPr>
+                      <w:rFonts w:ascii="Arial" w:cs="Arial" w:eastAsia="Arial" w:hAnsi="Arial"/>
+                      <w:sz w:val="21"/>
+                      <w:szCs w:val="21"/>
+                    </w:rPr>
+                    <w:t xml:space="preserve">.</w:t>
                   </w:r>
                 </w:p>
               </w:tc>
@@ -10420,7 +10582,25 @@
                       <w:sz w:val="21"/>
                       <w:szCs w:val="21"/>
                     </w:rPr>
-                    <w:t xml:space="preserve">Ask the user for six whole numbers, one on each line. Keep them in one list. Add them all up. Work out their average, rounded to 1 decimal place. Display the total. Then display the average on the next line.</w:t>
+                    <w:t xml:space="preserve">Ask the user for six whole numbers, one on each line. Keep them in one list. Add them all up. Work out their average, rounded to </w:t>
+                  </w:r>
+                  <w:r>
+                    <w:rPr>
+                      <w:rFonts w:ascii="Consolas" w:cs="Consolas" w:eastAsia="Consolas" w:hAnsi="Consolas"/>
+                      <w:color w:val="9A3412"/>
+                      <w:sz w:val="21"/>
+                      <w:szCs w:val="21"/>
+                      <w:shd w:fill="F4F4F5"/>
+                    </w:rPr>
+                    <w:t xml:space="preserve">1</w:t>
+                  </w:r>
+                  <w:r>
+                    <w:rPr>
+                      <w:rFonts w:ascii="Arial" w:cs="Arial" w:eastAsia="Arial" w:hAnsi="Arial"/>
+                      <w:sz w:val="21"/>
+                      <w:szCs w:val="21"/>
+                    </w:rPr>
+                    <w:t xml:space="preserve"> decimal place. Display the total. Then display the average on the next line.</w:t>
                   </w:r>
                 </w:p>
               </w:tc>
@@ -10700,7 +10880,25 @@
                       <w:sz w:val="21"/>
                       <w:szCs w:val="21"/>
                     </w:rPr>
-                    <w:t xml:space="preserve">Ask the user for seven whole numbers, one on each line. Keep them in one list. Find the largest one with a loop of your own. Work out which position it sits at, counting from 0. Display the largest. Then display its position on the next line.</w:t>
+                    <w:t xml:space="preserve">Ask the user for seven whole numbers, one on each line. Keep them in one list. Find the largest one with a loop of your own. Work out which position it sits at, counting from </w:t>
+                  </w:r>
+                  <w:r>
+                    <w:rPr>
+                      <w:rFonts w:ascii="Consolas" w:cs="Consolas" w:eastAsia="Consolas" w:hAnsi="Consolas"/>
+                      <w:color w:val="9A3412"/>
+                      <w:sz w:val="21"/>
+                      <w:szCs w:val="21"/>
+                      <w:shd w:fill="F4F4F5"/>
+                    </w:rPr>
+                    <w:t xml:space="preserve">0</w:t>
+                  </w:r>
+                  <w:r>
+                    <w:rPr>
+                      <w:rFonts w:ascii="Arial" w:cs="Arial" w:eastAsia="Arial" w:hAnsi="Arial"/>
+                      <w:sz w:val="21"/>
+                      <w:szCs w:val="21"/>
+                    </w:rPr>
+                    <w:t xml:space="preserve">. Display the largest. Then display its position on the next line.</w:t>
                   </w:r>
                 </w:p>
               </w:tc>

--- a/worksheets/PR_L07_Lists_Worksheet.docx
+++ b/worksheets/PR_L07_Lists_Worksheet.docx
@@ -12180,7 +12180,183 @@
                 <w:sz w:val="21"/>
                 <w:szCs w:val="21"/>
               </w:rPr>
-              <w:t xml:space="preserve">a)  A loop over a list of six numbers begins for i in range(1, 6). State which item is never looked at, and rewrite the line so that every item is included.  </w:t>
+              <w:t xml:space="preserve">a)  </w:t>
+            </w:r>
+            <w:r>
+              <w:rPr>
+                <w:rFonts w:ascii="Arial" w:cs="Arial" w:eastAsia="Arial" w:hAnsi="Arial"/>
+                <w:b/>
+                <w:bCs/>
+                <w:sz w:val="21"/>
+                <w:szCs w:val="21"/>
+              </w:rPr>
+              <w:t xml:space="preserve">A loop over a list of six numbers begins </w:t>
+            </w:r>
+            <w:r>
+              <w:rPr>
+                <w:rFonts w:ascii="Consolas" w:cs="Consolas" w:eastAsia="Consolas" w:hAnsi="Consolas"/>
+                <w:b/>
+                <w:bCs/>
+                <w:color w:val="6B21A8"/>
+                <w:sz w:val="21"/>
+                <w:szCs w:val="21"/>
+                <w:shd w:fill="F4F4F5"/>
+              </w:rPr>
+              <w:t xml:space="preserve">for</w:t>
+            </w:r>
+            <w:r>
+              <w:rPr>
+                <w:rFonts w:ascii="Consolas" w:cs="Consolas" w:eastAsia="Consolas" w:hAnsi="Consolas"/>
+                <w:b/>
+                <w:bCs/>
+                <w:color w:val="18181B"/>
+                <w:sz w:val="21"/>
+                <w:szCs w:val="21"/>
+                <w:shd w:fill="F4F4F5"/>
+              </w:rPr>
+              <w:t xml:space="preserve"> </w:t>
+            </w:r>
+            <w:r>
+              <w:rPr>
+                <w:rFonts w:ascii="Consolas" w:cs="Consolas" w:eastAsia="Consolas" w:hAnsi="Consolas"/>
+                <w:b/>
+                <w:bCs/>
+                <w:color w:val="18181B"/>
+                <w:sz w:val="21"/>
+                <w:szCs w:val="21"/>
+                <w:shd w:fill="F4F4F5"/>
+              </w:rPr>
+              <w:t xml:space="preserve">i</w:t>
+            </w:r>
+            <w:r>
+              <w:rPr>
+                <w:rFonts w:ascii="Consolas" w:cs="Consolas" w:eastAsia="Consolas" w:hAnsi="Consolas"/>
+                <w:b/>
+                <w:bCs/>
+                <w:color w:val="18181B"/>
+                <w:sz w:val="21"/>
+                <w:szCs w:val="21"/>
+                <w:shd w:fill="F4F4F5"/>
+              </w:rPr>
+              <w:t xml:space="preserve"> </w:t>
+            </w:r>
+            <w:r>
+              <w:rPr>
+                <w:rFonts w:ascii="Consolas" w:cs="Consolas" w:eastAsia="Consolas" w:hAnsi="Consolas"/>
+                <w:b/>
+                <w:bCs/>
+                <w:color w:val="6B21A8"/>
+                <w:sz w:val="21"/>
+                <w:szCs w:val="21"/>
+                <w:shd w:fill="F4F4F5"/>
+              </w:rPr>
+              <w:t xml:space="preserve">in</w:t>
+            </w:r>
+            <w:r>
+              <w:rPr>
+                <w:rFonts w:ascii="Consolas" w:cs="Consolas" w:eastAsia="Consolas" w:hAnsi="Consolas"/>
+                <w:b/>
+                <w:bCs/>
+                <w:color w:val="18181B"/>
+                <w:sz w:val="21"/>
+                <w:szCs w:val="21"/>
+                <w:shd w:fill="F4F4F5"/>
+              </w:rPr>
+              <w:t xml:space="preserve"> </w:t>
+            </w:r>
+            <w:r>
+              <w:rPr>
+                <w:rFonts w:ascii="Consolas" w:cs="Consolas" w:eastAsia="Consolas" w:hAnsi="Consolas"/>
+                <w:b/>
+                <w:bCs/>
+                <w:color w:val="1D4ED8"/>
+                <w:sz w:val="21"/>
+                <w:szCs w:val="21"/>
+                <w:shd w:fill="F4F4F5"/>
+              </w:rPr>
+              <w:t xml:space="preserve">range</w:t>
+            </w:r>
+            <w:r>
+              <w:rPr>
+                <w:rFonts w:ascii="Consolas" w:cs="Consolas" w:eastAsia="Consolas" w:hAnsi="Consolas"/>
+                <w:b/>
+                <w:bCs/>
+                <w:color w:val="3F3F46"/>
+                <w:sz w:val="21"/>
+                <w:szCs w:val="21"/>
+                <w:shd w:fill="F4F4F5"/>
+              </w:rPr>
+              <w:t xml:space="preserve">(</w:t>
+            </w:r>
+            <w:r>
+              <w:rPr>
+                <w:rFonts w:ascii="Consolas" w:cs="Consolas" w:eastAsia="Consolas" w:hAnsi="Consolas"/>
+                <w:b/>
+                <w:bCs/>
+                <w:color w:val="9A3412"/>
+                <w:sz w:val="21"/>
+                <w:szCs w:val="21"/>
+                <w:shd w:fill="F4F4F5"/>
+              </w:rPr>
+              <w:t xml:space="preserve">1</w:t>
+            </w:r>
+            <w:r>
+              <w:rPr>
+                <w:rFonts w:ascii="Consolas" w:cs="Consolas" w:eastAsia="Consolas" w:hAnsi="Consolas"/>
+                <w:b/>
+                <w:bCs/>
+                <w:color w:val="3F3F46"/>
+                <w:sz w:val="21"/>
+                <w:szCs w:val="21"/>
+                <w:shd w:fill="F4F4F5"/>
+              </w:rPr>
+              <w:t xml:space="preserve">,</w:t>
+            </w:r>
+            <w:r>
+              <w:rPr>
+                <w:rFonts w:ascii="Consolas" w:cs="Consolas" w:eastAsia="Consolas" w:hAnsi="Consolas"/>
+                <w:b/>
+                <w:bCs/>
+                <w:color w:val="18181B"/>
+                <w:sz w:val="21"/>
+                <w:szCs w:val="21"/>
+                <w:shd w:fill="F4F4F5"/>
+              </w:rPr>
+              <w:t xml:space="preserve"> </w:t>
+            </w:r>
+            <w:r>
+              <w:rPr>
+                <w:rFonts w:ascii="Consolas" w:cs="Consolas" w:eastAsia="Consolas" w:hAnsi="Consolas"/>
+                <w:b/>
+                <w:bCs/>
+                <w:color w:val="9A3412"/>
+                <w:sz w:val="21"/>
+                <w:szCs w:val="21"/>
+                <w:shd w:fill="F4F4F5"/>
+              </w:rPr>
+              <w:t xml:space="preserve">6</w:t>
+            </w:r>
+            <w:r>
+              <w:rPr>
+                <w:rFonts w:ascii="Consolas" w:cs="Consolas" w:eastAsia="Consolas" w:hAnsi="Consolas"/>
+                <w:b/>
+                <w:bCs/>
+                <w:color w:val="3F3F46"/>
+                <w:sz w:val="21"/>
+                <w:szCs w:val="21"/>
+                <w:shd w:fill="F4F4F5"/>
+              </w:rPr>
+              <w:t xml:space="preserve">)</w:t>
+            </w:r>
+            <w:r>
+              <w:rPr>
+                <w:rFonts w:ascii="Arial" w:cs="Arial" w:eastAsia="Arial" w:hAnsi="Arial"/>
+                <w:b/>
+                <w:bCs/>
+                <w:sz w:val="21"/>
+                <w:szCs w:val="21"/>
+              </w:rPr>
+              <w:t xml:space="preserve">. State which item is never looked at, and rewrite the line so that every item is included.  </w:t>
             </w:r>
             <w:r>
               <w:rPr>
@@ -12369,7 +12545,63 @@
                 <w:sz w:val="21"/>
                 <w:szCs w:val="21"/>
               </w:rPr>
-              <w:t xml:space="preserve">b)  Write a program that reads seven whole numbers into a list, then prints the largest and the position it is stored at, without using max().  </w:t>
+              <w:t xml:space="preserve">b)  </w:t>
+            </w:r>
+            <w:r>
+              <w:rPr>
+                <w:rFonts w:ascii="Arial" w:cs="Arial" w:eastAsia="Arial" w:hAnsi="Arial"/>
+                <w:b/>
+                <w:bCs/>
+                <w:sz w:val="21"/>
+                <w:szCs w:val="21"/>
+              </w:rPr>
+              <w:t xml:space="preserve">Write a program that reads seven whole numbers into a list, then prints the largest and the position it is stored at, without using </w:t>
+            </w:r>
+            <w:r>
+              <w:rPr>
+                <w:rFonts w:ascii="Consolas" w:cs="Consolas" w:eastAsia="Consolas" w:hAnsi="Consolas"/>
+                <w:b/>
+                <w:bCs/>
+                <w:color w:val="1D4ED8"/>
+                <w:sz w:val="21"/>
+                <w:szCs w:val="21"/>
+                <w:shd w:fill="F4F4F5"/>
+              </w:rPr>
+              <w:t xml:space="preserve">max</w:t>
+            </w:r>
+            <w:r>
+              <w:rPr>
+                <w:rFonts w:ascii="Consolas" w:cs="Consolas" w:eastAsia="Consolas" w:hAnsi="Consolas"/>
+                <w:b/>
+                <w:bCs/>
+                <w:color w:val="3F3F46"/>
+                <w:sz w:val="21"/>
+                <w:szCs w:val="21"/>
+                <w:shd w:fill="F4F4F5"/>
+              </w:rPr>
+              <w:t xml:space="preserve">(</w:t>
+            </w:r>
+            <w:r>
+              <w:rPr>
+                <w:rFonts w:ascii="Consolas" w:cs="Consolas" w:eastAsia="Consolas" w:hAnsi="Consolas"/>
+                <w:b/>
+                <w:bCs/>
+                <w:color w:val="3F3F46"/>
+                <w:sz w:val="21"/>
+                <w:szCs w:val="21"/>
+                <w:shd w:fill="F4F4F5"/>
+              </w:rPr>
+              <w:t xml:space="preserve">)</w:t>
+            </w:r>
+            <w:r>
+              <w:rPr>
+                <w:rFonts w:ascii="Arial" w:cs="Arial" w:eastAsia="Arial" w:hAnsi="Arial"/>
+                <w:b/>
+                <w:bCs/>
+                <w:sz w:val="21"/>
+                <w:szCs w:val="21"/>
+              </w:rPr>
+              <w:t xml:space="preserve">.  </w:t>
             </w:r>
             <w:r>
               <w:rPr>
@@ -12817,7 +13049,17 @@
                 <w:sz w:val="21"/>
                 <w:szCs w:val="21"/>
               </w:rPr>
-              <w:t xml:space="preserve">c)  Write a program that reads five words into a list, removes a word the user types in, then prints the words that are left and how many there are.  </w:t>
+              <w:t xml:space="preserve">c)  </w:t>
+            </w:r>
+            <w:r>
+              <w:rPr>
+                <w:rFonts w:ascii="Arial" w:cs="Arial" w:eastAsia="Arial" w:hAnsi="Arial"/>
+                <w:b/>
+                <w:bCs/>
+                <w:sz w:val="21"/>
+                <w:szCs w:val="21"/>
+              </w:rPr>
+              <w:t xml:space="preserve">Write a program that reads five words into a list, removes a word the user types in, then prints the words that are left and how many there are.  </w:t>
             </w:r>
             <w:r>
               <w:rPr>
